--- a/技术方案/包6-国网新疆昌吉及阿克苏供电公司网络安全项目技术方案.docx
+++ b/技术方案/包6-国网新疆昌吉及阿克苏供电公司网络安全项目技术方案.docx
@@ -141,6 +141,48 @@
     </w:p>
     <w:p>
       <w:pPr>
+        <w:spacing w:line="360" w:lineRule="auto"/>
+        <w:ind w:firstLine="480"/>
+      </w:pPr>
+      <w:r>
+        <w:rPr>
+          <w:sz w:val="24"/>
+          <w:szCs w:val="24"/>
+          <w:rFonts w:eastAsia="仿宋_GB2312"/>
+        </w:rPr>
+        <w:t xml:space="preserve">从技术实现角度分析，防火墙特征库升级包括两个核心组件的更新：一是防病毒特征库（AntiVirus Signature Database），用于识别已知的恶意软件、木马、蠕虫等恶意程序；二是IDS入侵检测规则库（Intrusion Detection System Rules），用于识别网络层面的攻击行为，如端口扫描、缓冲区溢出攻击、SQL注入、跨站脚本等。这两类特征库分别针对不同层面的安全威胁，共同构成防火墙深度防护能力的技术基础。</w:t>
+      </w:r>
+    </w:p>
+    <w:p>
+      <w:pPr>
+        <w:spacing w:line="360" w:lineRule="auto"/>
+        <w:ind w:firstLine="480"/>
+      </w:pPr>
+      <w:r>
+        <w:rPr>
+          <w:sz w:val="24"/>
+          <w:szCs w:val="24"/>
+          <w:rFonts w:eastAsia="仿宋_GB2312"/>
+        </w:rPr>
+        <w:t xml:space="preserve">防病毒特征库的工作原理是将网络流量中的文件和数据与已知恶意软件的特征码进行比对，一旦匹配则进行阻断或告警处理。IDS规则库则通过对网络数据包的深度检测，比对已知攻击行为的流量特征（如特定的数据包结构、协议异常、行为模式等），识别潜在的入侵尝试。两类特征库需要持续更新以跟踪最新出现的恶意软件变种和攻击手法。</w:t>
+      </w:r>
+    </w:p>
+    <w:p>
+      <w:pPr>
+        <w:spacing w:line="360" w:lineRule="auto"/>
+        <w:ind w:firstLine="480"/>
+      </w:pPr>
+      <w:r>
+        <w:rPr>
+          <w:sz w:val="24"/>
+          <w:szCs w:val="24"/>
+          <w:rFonts w:eastAsia="仿宋_GB2312"/>
+        </w:rPr>
+        <w:t xml:space="preserve">本项目采用离线升级方式，这是由电力监控系统安全防护的特殊要求所决定的。根据《电力监控系统安全防护规定》的要求，生产控制大区与管理信息大区之间实施物理隔离或逻辑强隔离，变电站内的安全设备不得直接连接互联网进行在线更新。因此，特征库升级包必须通过经过严格安全检测的移动存储介质传递到变电站现场，由专业人员在设备本地执行升级操作。这种方式虽然操作流程相对复杂，但从根本上杜绝了通过网络传输可能引入的安全风险。</w:t>
+      </w:r>
+    </w:p>
+    <w:p>
+      <w:pPr>
         <w:widowControl w:val="0"/>
         <w:numPr>
           <w:ilvl w:val="1"/>
@@ -189,6 +231,40 @@
     </w:p>
     <w:p>
       <w:pPr>
+        <w:widowControl w:val="0"/>
+        <w:adjustRightInd w:val="0"/>
+        <w:snapToGrid w:val="0"/>
+        <w:spacing w:after="0" w:line="400" w:lineRule="exact"/>
+        <w:ind w:left="567" w:leftChars="0" w:hanging="567" w:firstLineChars="0"/>
+        <w:jc w:val="both"/>
+        <w:outlineLvl w:val="2"/>
+        <w:rPr>
+          <w:rFonts w:hint="eastAsia" w:ascii="宋体" w:hAnsi="宋体" w:eastAsia="宋体" w:cs="宋体"/>
+          <w:b/>
+          <w:color w:val="000000" w:themeColor="text1"/>
+          <w:kern w:val="2"/>
+          <w:sz w:val="24"/>
+          <w:szCs w:val="28"/>
+          <w:highlight w:val="none"/>
+          <w:lang w:val="en-US" w:eastAsia="zh-CN"/>
+          <w14:textFill>
+            <w14:solidFill>
+              <w14:schemeClr w14:val="tx1"/>
+            </w14:solidFill>
+          </w14:textFill>
+        </w:rPr>
+      </w:pPr>
+      <w:r>
+        <w:rPr>
+          <w:sz w:val="24"/>
+          <w:szCs w:val="24"/>
+          <w:rFonts w:eastAsia="仿宋_GB2312"/>
+        </w:rPr>
+        <w:t xml:space="preserve">本章从网络安全形势、政策法规要求和昌吉电网现状三个维度阐述项目的背景情况，全面分析项目实施的外部环境和内部需求，为后续项目目标的确定和方案的设计提供充分的论证依据。</w:t>
+      </w:r>
+    </w:p>
+    <w:p>
+      <w:pPr>
         <w:pStyle w:val="11"/>
         <w:rPr>
           <w:rFonts w:hint="eastAsia" w:ascii="宋体" w:hAnsi="宋体" w:eastAsia="宋体" w:cs="宋体"/>
@@ -267,6 +343,132 @@
     </w:p>
     <w:p>
       <w:pPr>
+        <w:spacing w:line="360" w:lineRule="auto"/>
+        <w:ind w:firstLine="480"/>
+      </w:pPr>
+      <w:r>
+        <w:rPr>
+          <w:sz w:val="24"/>
+          <w:szCs w:val="24"/>
+          <w:rFonts w:eastAsia="仿宋_GB2312"/>
+        </w:rPr>
+        <w:t xml:space="preserve">从电力行业内部来看，新疆地区电力系统地域广阔、变电站点多面广，网络安全防护面临着特殊的地理和气候挑战。昌吉州作为新疆重要的能源输出基地和工业聚集区，其电力系统的安全稳定运行对于区域经济社会发展具有重要意义。昌吉供电公司辖区内变电站承担着大量工业用电和居民用电的供应任务，一旦因网络安全事件导致电力系统异常，将对社会生产生活产生严重影响。</w:t>
+      </w:r>
+    </w:p>
+    <w:p>
+      <w:pPr>
+        <w:spacing w:line="360" w:lineRule="auto"/>
+        <w:ind w:firstLine="480"/>
+      </w:pPr>
+      <w:r>
+        <w:rPr>
+          <w:sz w:val="24"/>
+          <w:szCs w:val="24"/>
+          <w:rFonts w:eastAsia="仿宋_GB2312"/>
+        </w:rPr>
+        <w:t xml:space="preserve">据国家互联网应急中心（CNCERT）发布的数据显示，2024年针对我国关键信息基础设施的网络攻击数量同比增长超过35%，其中针对能源行业的攻击占比达到12%以上。攻击手段从传统的网络扫描、漏洞利用逐步向供应链攻击、固件后门植入等高级手段演进，防御难度显著增大。在此背景下，保持网络安全防护设备特征库的及时更新，是应对不断变化的安全威胁的基本保障。</w:t>
+      </w:r>
+    </w:p>
+    <w:p>
+      <w:pPr>
+        <w:spacing w:line="360" w:lineRule="auto"/>
+        <w:ind w:firstLine="480"/>
+      </w:pPr>
+      <w:r>
+        <w:rPr>
+          <w:sz w:val="24"/>
+          <w:szCs w:val="24"/>
+          <w:rFonts w:eastAsia="仿宋_GB2312"/>
+        </w:rPr>
+        <w:t xml:space="preserve">特别需要关注的是，随着电力物联网和智能电网技术的快速发展，变电站内的智能设备数量和类型不断增加，网络通信协议日趋多样化，设备间的互联互通程度不断提高。这虽然提升了电网的智能化水平和运营效率，但同时也扩大了网络攻击面，增加了安全防护的复杂性。防火墙作为网络安全防护的第一道防线，其特征库的及时更新对于有效识别和阻断针对新型设备和协议的攻击尝试至关重要。</w:t>
+      </w:r>
+    </w:p>
+    <w:p>
+      <w:pPr>
+        <w:spacing w:line="360" w:lineRule="auto"/>
+        <w:ind w:firstLine="480"/>
+      </w:pPr>
+      <w:r>
+        <w:rPr>
+          <w:sz w:val="24"/>
+          <w:szCs w:val="24"/>
+          <w:rFonts w:eastAsia="仿宋_GB2312"/>
+        </w:rPr>
+        <w:t xml:space="preserve">此外，国际地缘政治形势的变化也对关键基础设施网络安全产生了深远影响。近年来，国家级网络攻击行为日益频繁，部分具有国家背景的黑客组织将电力等关键基础设施作为重点攻击目标。这类攻击通常具有组织化程度高、技术手段先进、隐蔽性强等特点，仅依靠基本的防护措施难以有效应对。及时更新防火墙特征库，纳入最新的攻击特征和威胁情报，是提升对高级威胁防御能力的必要手段。</w:t>
+      </w:r>
+    </w:p>
+    <w:p>
+      <w:pPr>
+        <w:spacing w:line="360" w:lineRule="auto"/>
+        <w:ind w:firstLine="480"/>
+      </w:pPr>
+      <w:r>
+        <w:rPr>
+          <w:sz w:val="24"/>
+          <w:szCs w:val="24"/>
+          <w:rFonts w:eastAsia="仿宋_GB2312"/>
+        </w:rPr>
+        <w:t xml:space="preserve">从攻击技术演进的角度看，当前网络攻击技术正向着自动化、智能化和武器化方向发展。自动化攻击工具使得大规模扫描和漏洞利用变得更加容易，攻击者可以在极短时间内对大量目标发起攻击尝试。智能化技术使攻击行为更具针对性和隐蔽性，能够根据目标环境自动调整攻击策略。武器化则体现为国家级攻击组织将网络攻击能力作为战略武器储备，针对电力等关键基础设施研发专用攻击工具。</w:t>
+      </w:r>
+    </w:p>
+    <w:p>
+      <w:pPr>
+        <w:spacing w:line="360" w:lineRule="auto"/>
+        <w:ind w:firstLine="480"/>
+      </w:pPr>
+      <w:r>
+        <w:rPr>
+          <w:sz w:val="24"/>
+          <w:szCs w:val="24"/>
+          <w:rFonts w:eastAsia="仿宋_GB2312"/>
+        </w:rPr>
+        <w:t xml:space="preserve">具体到防火墙防护层面，攻击者为绕过防火墙检测不断开发新的规避技术，包括：加密隧道传输以规避内容检测、分片攻击以绕过特征匹配、协议混淆以逃避协议分析、零日漏洞利用以突破已知规则库等。防火墙特征库只有保持及时更新，纳入对最新规避技术的检测规则，才能持续有效地发挥防护作用。过旧的特征库可能对新出现的攻击变体和规避技术完全无法识别，等同于防护失效。</w:t>
+      </w:r>
+    </w:p>
+    <w:p>
+      <w:pPr>
+        <w:spacing w:line="360" w:lineRule="auto"/>
+        <w:ind w:firstLine="480"/>
+      </w:pPr>
+      <w:r>
+        <w:rPr>
+          <w:sz w:val="24"/>
+          <w:szCs w:val="24"/>
+          <w:rFonts w:eastAsia="仿宋_GB2312"/>
+        </w:rPr>
+        <w:t xml:space="preserve">从行业事件统计来看，2023-2024年期间，全球范围内公开报道的针对工业控制系统（含电力系统）的网络安全事件超过150起，较之前两年增长约40%。这些事件中约60%涉及已知漏洞的利用，如果相关系统的安全防护设备特征库能够及时更新到最新版本，理论上可以有效检测和阻断其中大部分攻击行为。这一数据有力说明了特征库及时更新对于实际安全防护效果的重要性。</w:t>
+      </w:r>
+    </w:p>
+    <w:p>
+      <w:pPr>
+        <w:spacing w:line="360" w:lineRule="auto"/>
+        <w:ind w:firstLine="480"/>
+      </w:pPr>
+      <w:r>
+        <w:rPr>
+          <w:sz w:val="24"/>
+          <w:szCs w:val="24"/>
+          <w:rFonts w:eastAsia="仿宋_GB2312"/>
+        </w:rPr>
+        <w:t xml:space="preserve">值得注意的是，电力系统面临的网络安全威胁不仅来自外部攻击者，也可能来自内部管理薄弱环节。例如，运维人员使用未经安全检测的U盘连接设备、供应链环节中的预植入后门、退休或离职人员账号未及时清除等内部安全管理问题，同样可能成为网络安全事件的诱因。防火墙的入侵检测特征库中也包含了对异常内部行为的检测规则，能够在一定程度上发现和告警内部安全异常，是内外兼防的重要技术手段。</w:t>
+      </w:r>
+    </w:p>
+    <w:p>
+      <w:pPr>
+        <w:spacing w:line="360" w:lineRule="auto"/>
+        <w:ind w:firstLine="480"/>
+      </w:pPr>
+      <w:r>
+        <w:rPr>
+          <w:sz w:val="24"/>
+          <w:szCs w:val="24"/>
+          <w:rFonts w:eastAsia="仿宋_GB2312"/>
+        </w:rPr>
+        <w:t xml:space="preserve">从防护效能的量化角度分析，根据国内外安全研究机构的统计数据，保持特征库在最新版本6个月以内的安全设备，对已知威胁的有效检测率可达到95%以上。而特征库超期6个月以上的设备，由于缺少对新型威胁的检测规则，有效检测率可能下降到60%-70%。特征库超期12个月以上的设备，其防护效能可能下降到50%以下，基本丧失对新型攻击的检测能力。这一数据充分说明了特征库及时更新对于维持防护效能的极端重要性。</w:t>
+      </w:r>
+    </w:p>
+    <w:p>
+      <w:pPr>
         <w:pStyle w:val="11"/>
         <w:rPr>
           <w:rFonts w:hint="eastAsia" w:ascii="宋体" w:hAnsi="宋体" w:eastAsia="宋体" w:cs="宋体"/>
@@ -377,6 +579,62 @@
     </w:p>
     <w:p>
       <w:pPr>
+        <w:spacing w:line="360" w:lineRule="auto"/>
+        <w:ind w:firstLine="480"/>
+      </w:pPr>
+      <w:r>
+        <w:rPr>
+          <w:sz w:val="24"/>
+          <w:szCs w:val="24"/>
+          <w:rFonts w:eastAsia="仿宋_GB2312"/>
+        </w:rPr>
+        <w:t xml:space="preserve">（6）《网络安全审查办法》（2022年2月15日施行）——对关键信息基础设施运营者采购网络产品和服务进行网络安全审查提出了具体要求，强调了供应链安全管理的重要性。防火墙特征库的升级工作也需要确保升级包来源的安全可信。</w:t>
+      </w:r>
+    </w:p>
+    <w:p>
+      <w:pPr>
+        <w:spacing w:line="360" w:lineRule="auto"/>
+        <w:ind w:firstLine="480"/>
+      </w:pPr>
+      <w:r>
+        <w:rPr>
+          <w:sz w:val="24"/>
+          <w:szCs w:val="24"/>
+          <w:rFonts w:eastAsia="仿宋_GB2312"/>
+        </w:rPr>
+        <w:t xml:space="preserve">（7）《数据出境安全评估办法》（2022年9月1日施行）——规范了数据出境行为，要求数据处理者在数据出境前进行安全评估。虽然防火墙特征库升级主要涉及境内操作，但升级过程中产生的设备配置信息等数据需要严格管控，防止敏感信息外泄。</w:t>
+      </w:r>
+    </w:p>
+    <w:p>
+      <w:pPr>
+        <w:spacing w:line="360" w:lineRule="auto"/>
+        <w:ind w:firstLine="480"/>
+      </w:pPr>
+      <w:r>
+        <w:rPr>
+          <w:sz w:val="24"/>
+          <w:szCs w:val="24"/>
+          <w:rFonts w:eastAsia="仿宋_GB2312"/>
+        </w:rPr>
+        <w:t xml:space="preserve">（8）国家能源局《电力行业网络安全管理办法》——对电力行业网络安全管理的组织体系、安全防护、监测预警、应急处置等方面提出了系统性要求，明确了各级电力企业的网络安全管理职责。本项目的实施正是落实该办法关于安全防护措施持续完善要求的具体体现。</w:t>
+      </w:r>
+    </w:p>
+    <w:p>
+      <w:pPr>
+        <w:spacing w:line="360" w:lineRule="auto"/>
+        <w:ind w:firstLine="480"/>
+      </w:pPr>
+      <w:r>
+        <w:rPr>
+          <w:sz w:val="24"/>
+          <w:szCs w:val="24"/>
+          <w:rFonts w:eastAsia="仿宋_GB2312"/>
+        </w:rPr>
+        <w:t xml:space="preserve">在政策法规不断完善的背景下，国家电网公司作为关键信息基础设施运营者，持续加大网络安全投入和管理力度。2024年以来，国网公司进一步强化了对下属各级供电企业网络安全设备运维管理的考核要求，将特征库更新及时性纳入网络安全绩效考核指标体系。未能按时完成特征库更新的单位将面临考核扣分和责任追究。因此，本项目不仅是技术层面的安全保障需要，也是落实政策法规和上级管理要求的合规性需要。</w:t>
+      </w:r>
+    </w:p>
+    <w:p>
+      <w:pPr>
         <w:pStyle w:val="11"/>
         <w:rPr>
           <w:rFonts w:hint="eastAsia" w:ascii="宋体" w:hAnsi="宋体" w:eastAsia="宋体" w:cs="宋体"/>
@@ -445,6 +703,62 @@
     </w:p>
     <w:p>
       <w:pPr>
+        <w:spacing w:line="360" w:lineRule="auto"/>
+        <w:ind w:firstLine="480"/>
+      </w:pPr>
+      <w:r>
+        <w:rPr>
+          <w:sz w:val="24"/>
+          <w:szCs w:val="24"/>
+          <w:rFonts w:eastAsia="仿宋_GB2312"/>
+        </w:rPr>
+        <w:t xml:space="preserve">从设备运维角度分析，昌吉供电公司辖区19座变电站的防火墙设备部署年限不一，最早部署的设备已运行超过5年，最新部署的设备也有2年以上的运行时间。长期运行过程中，如果特征库未能及时更新，防火墙对新型攻击的识别能力将逐步下降。根据对现有设备的初步调查，部分变电站的防病毒特征库版本更新时间已接近或超过6个月的合规期限要求，亟需通过系统性升级加以改善。</w:t>
+      </w:r>
+    </w:p>
+    <w:p>
+      <w:pPr>
+        <w:spacing w:line="360" w:lineRule="auto"/>
+        <w:ind w:firstLine="480"/>
+      </w:pPr>
+      <w:r>
+        <w:rPr>
+          <w:sz w:val="24"/>
+          <w:szCs w:val="24"/>
+          <w:rFonts w:eastAsia="仿宋_GB2312"/>
+        </w:rPr>
+        <w:t xml:space="preserve">从网络架构角度看，19座变电站的网络安全防护架构基本一致，均按照安全分区要求设置了安全I区、安全II区和管理信息大区的网络隔离，防火墙部署在各安全区域的边界位置，承担着区域间访问控制和流量过滤的重要功能。防火墙的防病毒功能和入侵检测功能是边界防护的核心能力，特征库的有效性直接决定了边界防护的效果。</w:t>
+      </w:r>
+    </w:p>
+    <w:p>
+      <w:pPr>
+        <w:spacing w:line="360" w:lineRule="auto"/>
+        <w:ind w:firstLine="480"/>
+      </w:pPr>
+      <w:r>
+        <w:rPr>
+          <w:sz w:val="24"/>
+          <w:szCs w:val="24"/>
+          <w:rFonts w:eastAsia="仿宋_GB2312"/>
+        </w:rPr>
+        <w:t xml:space="preserve">从安全事件统计角度看，2024年昌吉供电公司辖区变电站网络安全监测系统共检测到各类安全告警事件超过3000条，其中包括网络扫描行为、异常连接尝试、可疑数据传输等多种类型。虽然这些告警大部分被现有防护措施有效阻断，但也反映出变电站网络安全面临的威胁是真实存在的。只有保持防护设备特征库的持续更新，才能确保对不断变化的攻击手段保持有效的检测和防御能力。</w:t>
+      </w:r>
+    </w:p>
+    <w:p>
+      <w:pPr>
+        <w:spacing w:line="360" w:lineRule="auto"/>
+        <w:ind w:firstLine="480"/>
+      </w:pPr>
+      <w:r>
+        <w:rPr>
+          <w:sz w:val="24"/>
+          <w:szCs w:val="24"/>
+          <w:rFonts w:eastAsia="仿宋_GB2312"/>
+        </w:rPr>
+        <w:t xml:space="preserve">在人员配置方面，昌吉供电公司设有专门的信息通信运维团队，负责辖区内信息系统和网络安全设备的日常运维管理。然而，受制于人员编制和专业能力限制，仅依靠内部运维力量难以在规定时间内完成大批量变电站的防火墙特征库升级工作。特别是考虑到升级工作需要逐站现场操作，涉及大量的交通往返和现场协调，引入专业的第三方技术服务团队开展集中升级是最为高效和可行的方式。</w:t>
+      </w:r>
+    </w:p>
+    <w:p>
+      <w:pPr>
         <w:pStyle w:val="11"/>
         <w:rPr>
           <w:rFonts w:hint="eastAsia" w:ascii="宋体" w:hAnsi="宋体" w:eastAsia="宋体" w:cs="宋体"/>
@@ -537,6 +851,48 @@
           <w:sz w:val="24"/>
         </w:rPr>
         <w:t>（4）落实上级管理要求。国家电网公司和新疆电力公司对网络安全工作提出了明确要求，本项目是落实上级公司网络安全管理要求的具体举措。</w:t>
+      </w:r>
+    </w:p>
+    <w:p>
+      <w:pPr>
+        <w:spacing w:line="360" w:lineRule="auto"/>
+        <w:ind w:firstLine="480"/>
+      </w:pPr>
+      <w:r>
+        <w:rPr>
+          <w:sz w:val="24"/>
+          <w:szCs w:val="24"/>
+          <w:rFonts w:eastAsia="仿宋_GB2312"/>
+        </w:rPr>
+        <w:t xml:space="preserve">（5）提升安全防护体系完整性。防火墙特征库是变电站网络安全纵深防御体系中不可或缺的组成部分。通过定期升级特征库，可以确保防火墙的病毒防护和入侵检测功能始终处于最佳状态，与其他安全防护措施（如安全监测、安全审计、访问控制等）形成协同防御效果，共同构建完善的网络安全防护体系。</w:t>
+      </w:r>
+    </w:p>
+    <w:p>
+      <w:pPr>
+        <w:spacing w:line="360" w:lineRule="auto"/>
+        <w:ind w:firstLine="480"/>
+      </w:pPr>
+      <w:r>
+        <w:rPr>
+          <w:sz w:val="24"/>
+          <w:szCs w:val="24"/>
+          <w:rFonts w:eastAsia="仿宋_GB2312"/>
+        </w:rPr>
+        <w:t xml:space="preserve">（6）为后续安全能力建设奠定基础。特征库升级项目的实施不仅解决当前的防护需求，更重要的是通过项目实施建立起规范化的设备运维流程和管理制度，为后续更大范围的网络安全设备运维和能力提升工作积累经验、培养人才、完善机制。</w:t>
+      </w:r>
+    </w:p>
+    <w:p>
+      <w:pPr>
+        <w:spacing w:line="360" w:lineRule="auto"/>
+        <w:ind w:firstLine="480"/>
+      </w:pPr>
+      <w:r>
+        <w:rPr>
+          <w:sz w:val="24"/>
+          <w:szCs w:val="24"/>
+          <w:rFonts w:eastAsia="仿宋_GB2312"/>
+        </w:rPr>
+        <w:t xml:space="preserve">综上所述，本项目的实施具有充分的必要性和紧迫性，是保障昌吉电网网络安全、落实合规管理要求、应对安全威胁挑战的重要举措。通过本项目的扎实推进，将有效提升昌吉供电公司变电站网络安全防护的整体水平，为电网安全稳定运行提供坚实保障。</w:t>
       </w:r>
     </w:p>
     <w:p>
@@ -589,6 +945,40 @@
     </w:p>
     <w:p>
       <w:pPr>
+        <w:widowControl w:val="0"/>
+        <w:adjustRightInd w:val="0"/>
+        <w:snapToGrid w:val="0"/>
+        <w:spacing w:after="0" w:line="400" w:lineRule="exact"/>
+        <w:ind w:left="567" w:leftChars="0" w:hanging="567" w:firstLineChars="0"/>
+        <w:jc w:val="both"/>
+        <w:outlineLvl w:val="2"/>
+        <w:rPr>
+          <w:rFonts w:hint="eastAsia" w:ascii="宋体" w:hAnsi="宋体" w:eastAsia="宋体" w:cs="宋体"/>
+          <w:b/>
+          <w:color w:val="000000" w:themeColor="text1"/>
+          <w:kern w:val="2"/>
+          <w:sz w:val="24"/>
+          <w:szCs w:val="28"/>
+          <w:highlight w:val="none"/>
+          <w:lang w:val="en-US" w:eastAsia="zh-CN"/>
+          <w14:textFill>
+            <w14:solidFill>
+              <w14:schemeClr w14:val="tx1"/>
+            </w14:solidFill>
+          </w14:textFill>
+        </w:rPr>
+      </w:pPr>
+      <w:r>
+        <w:rPr>
+          <w:sz w:val="24"/>
+          <w:szCs w:val="24"/>
+          <w:rFonts w:eastAsia="仿宋_GB2312"/>
+        </w:rPr>
+        <w:t xml:space="preserve">本项目的目标体系按照"总体目标—具体目标—目标分解"三个层次构建，确保项目目标既有宏观统领又有微观可执行、可衡量的指标体系。目标的设定充分考虑了项目的实际约束条件（时间、人力、技术等），做到了既具有挑战性又切实可行。</w:t>
+      </w:r>
+    </w:p>
+    <w:p>
+      <w:pPr>
         <w:pStyle w:val="11"/>
         <w:rPr>
           <w:rFonts w:hint="eastAsia" w:ascii="宋体" w:hAnsi="宋体" w:eastAsia="宋体" w:cs="宋体"/>
@@ -639,6 +1029,34 @@
     </w:p>
     <w:p>
       <w:pPr>
+        <w:spacing w:line="360" w:lineRule="auto"/>
+        <w:ind w:firstLine="480"/>
+      </w:pPr>
+      <w:r>
+        <w:rPr>
+          <w:sz w:val="24"/>
+          <w:szCs w:val="24"/>
+          <w:rFonts w:eastAsia="仿宋_GB2312"/>
+        </w:rPr>
+        <w:t xml:space="preserve">实现上述总体目标需要从技术保障、管理保障和质量保障三个维度同时发力。技术保障方面，需要组建具有丰富升级经验的专业团队，配备完善的工具设备，制定科学严谨的操作方案。管理保障方面，需要建立高效的项目管理机制，确保各项工作按计划有序推进。质量保障方面，需要建立多层次的质量检查机制，确保每一台设备的升级质量达到标准要求。</w:t>
+      </w:r>
+    </w:p>
+    <w:p>
+      <w:pPr>
+        <w:spacing w:line="360" w:lineRule="auto"/>
+        <w:ind w:firstLine="480"/>
+      </w:pPr>
+      <w:r>
+        <w:rPr>
+          <w:sz w:val="24"/>
+          <w:szCs w:val="24"/>
+          <w:rFonts w:eastAsia="仿宋_GB2312"/>
+        </w:rPr>
+        <w:t xml:space="preserve">为确保总体目标的顺利实现，我们将项目管理贯穿于项目全生命周期，从项目启动、计划制定、实施执行、监控调整到收尾验收，每个阶段都设有明确的工作内容、交付成果和质量标准。项目经理全面负责项目的进度、质量和风险管理，确保各项工作有序协调推进。</w:t>
+      </w:r>
+    </w:p>
+    <w:p>
+      <w:pPr>
         <w:pStyle w:val="11"/>
         <w:rPr>
           <w:rFonts w:hint="eastAsia" w:ascii="宋体" w:hAnsi="宋体" w:eastAsia="宋体" w:cs="宋体"/>
@@ -776,6 +1194,34 @@
     </w:p>
     <w:p>
       <w:pPr>
+        <w:spacing w:line="360" w:lineRule="auto"/>
+        <w:ind w:firstLine="480"/>
+      </w:pPr>
+      <w:r>
+        <w:rPr>
+          <w:sz w:val="24"/>
+          <w:szCs w:val="24"/>
+          <w:rFonts w:eastAsia="仿宋_GB2312"/>
+        </w:rPr>
+        <w:t xml:space="preserve">（7）知识转移目标：在项目实施过程中，向昌吉供电公司运维人员进行必要的技术交流和知识传递，提升其对防火墙特征库管理的理解和操作能力，为后续自主运维创造条件。</w:t>
+      </w:r>
+    </w:p>
+    <w:p>
+      <w:pPr>
+        <w:spacing w:line="360" w:lineRule="auto"/>
+        <w:ind w:firstLine="480"/>
+      </w:pPr>
+      <w:r>
+        <w:rPr>
+          <w:sz w:val="24"/>
+          <w:szCs w:val="24"/>
+          <w:rFonts w:eastAsia="仿宋_GB2312"/>
+        </w:rPr>
+        <w:t xml:space="preserve">（8）经验积累目标：通过项目实施，形成一套完整的、可复用的防火墙特征库升级操作规范和管理制度，为公司级或省级层面推广应用提供实践依据和最佳实践参考。</w:t>
+      </w:r>
+    </w:p>
+    <w:p>
+      <w:pPr>
         <w:pStyle w:val="11"/>
         <w:rPr>
           <w:rFonts w:hint="eastAsia" w:ascii="宋体" w:hAnsi="宋体" w:eastAsia="宋体" w:cs="宋体"/>
@@ -822,6 +1268,76 @@
           <w:sz w:val="24"/>
         </w:rPr>
         <w:t>按照变电站维度，项目目标分解如下：</w:t>
+      </w:r>
+    </w:p>
+    <w:p>
+      <w:pPr>
+        <w:spacing w:line="360" w:lineRule="auto"/>
+        <w:ind w:firstLine="480"/>
+      </w:pPr>
+      <w:r>
+        <w:rPr>
+          <w:sz w:val="24"/>
+          <w:szCs w:val="24"/>
+          <w:rFonts w:eastAsia="仿宋_GB2312"/>
+        </w:rPr>
+        <w:t xml:space="preserve">项目目标按照时间维度分解如下：</w:t>
+      </w:r>
+    </w:p>
+    <w:p>
+      <w:pPr>
+        <w:spacing w:line="360" w:lineRule="auto"/>
+        <w:ind w:firstLine="480"/>
+      </w:pPr>
+      <w:r>
+        <w:rPr>
+          <w:sz w:val="24"/>
+          <w:szCs w:val="24"/>
+          <w:rFonts w:eastAsia="仿宋_GB2312"/>
+        </w:rPr>
+        <w:t xml:space="preserve">第一次升级（2026年7-8月）目标：完成全部19座变电站38台防火墙设备的防病毒特征库和IDS规则库第一次升级，使所有设备特征库版本更新至2026年上半年最新版本，建立完整的升级操作记录和验证档案。</w:t>
+      </w:r>
+    </w:p>
+    <w:p>
+      <w:pPr>
+        <w:spacing w:line="360" w:lineRule="auto"/>
+        <w:ind w:firstLine="480"/>
+      </w:pPr>
+      <w:r>
+        <w:rPr>
+          <w:sz w:val="24"/>
+          <w:szCs w:val="24"/>
+          <w:rFonts w:eastAsia="仿宋_GB2312"/>
+        </w:rPr>
+        <w:t xml:space="preserve">中期维护（2026年8-10月）目标：跟踪第一次升级后各设备的运行状况，确认升级效果稳定可靠；关注设备厂商发布的新版本特征库信息；准备第二次升级所需的升级包和工具；持续优化升级操作方案。</w:t>
+      </w:r>
+    </w:p>
+    <w:p>
+      <w:pPr>
+        <w:spacing w:line="360" w:lineRule="auto"/>
+        <w:ind w:firstLine="480"/>
+      </w:pPr>
+      <w:r>
+        <w:rPr>
+          <w:sz w:val="24"/>
+          <w:szCs w:val="24"/>
+          <w:rFonts w:eastAsia="仿宋_GB2312"/>
+        </w:rPr>
+        <w:t xml:space="preserve">第二次升级（2026年10-11月）目标：完成全部19座变电站38台防火墙设备的防病毒特征库和IDS规则库第二次升级，使所有设备特征库版本更新至2026年下半年最新版本。</w:t>
+      </w:r>
+    </w:p>
+    <w:p>
+      <w:pPr>
+        <w:spacing w:line="360" w:lineRule="auto"/>
+        <w:ind w:firstLine="480"/>
+      </w:pPr>
+      <w:r>
+        <w:rPr>
+          <w:sz w:val="24"/>
+          <w:szCs w:val="24"/>
+          <w:rFonts w:eastAsia="仿宋_GB2312"/>
+        </w:rPr>
+        <w:t xml:space="preserve">总结归档（2026年11-12月）目标：完成年度升级工作总结报告编制；整理归档全部项目文档资料；完成项目验收；总结经验教训，提出后续工作建议。</w:t>
       </w:r>
     </w:p>
     <w:tbl>
@@ -3224,6 +3740,90 @@
     </w:p>
     <w:p>
       <w:pPr>
+        <w:spacing w:line="360" w:lineRule="auto"/>
+        <w:ind w:firstLine="480"/>
+      </w:pPr>
+      <w:r>
+        <w:rPr>
+          <w:sz w:val="24"/>
+          <w:szCs w:val="24"/>
+          <w:rFonts w:eastAsia="仿宋_GB2312"/>
+        </w:rPr>
+        <w:t xml:space="preserve">1.3.1.5 网络流量短暂中断风险</w:t>
+      </w:r>
+    </w:p>
+    <w:p>
+      <w:pPr>
+        <w:spacing w:line="360" w:lineRule="auto"/>
+        <w:ind w:firstLine="480"/>
+      </w:pPr>
+      <w:r>
+        <w:rPr>
+          <w:sz w:val="24"/>
+          <w:szCs w:val="24"/>
+          <w:rFonts w:eastAsia="仿宋_GB2312"/>
+        </w:rPr>
+        <w:t xml:space="preserve">防火墙特征库升级过程中，部分设备型号在加载新特征库时可能需要短暂重启检测引擎，在此期间设备的深度包检测功能可能暂时失效。虽然基本的包过滤功能不受影响，但入侵检测和病毒防护功能可能出现数秒至数十秒的间隙。</w:t>
+      </w:r>
+    </w:p>
+    <w:p>
+      <w:pPr>
+        <w:spacing w:line="360" w:lineRule="auto"/>
+        <w:ind w:firstLine="480"/>
+      </w:pPr>
+      <w:r>
+        <w:rPr>
+          <w:sz w:val="24"/>
+          <w:szCs w:val="24"/>
+          <w:rFonts w:eastAsia="仿宋_GB2312"/>
+        </w:rPr>
+        <w:t xml:space="preserve">应对策略：升级操作安排在业务低峰期（通常选择凌晨或周末）进行；升级前与调度部门确认设备重启检测引擎期间的风险可控性；对于双机部署的站点，可采用轮换升级方式，确保始终有一台防火墙处于完全在线状态。</w:t>
+      </w:r>
+    </w:p>
+    <w:p>
+      <w:pPr>
+        <w:spacing w:line="360" w:lineRule="auto"/>
+        <w:ind w:firstLine="480"/>
+      </w:pPr>
+      <w:r>
+        <w:rPr>
+          <w:sz w:val="24"/>
+          <w:szCs w:val="24"/>
+          <w:rFonts w:eastAsia="仿宋_GB2312"/>
+        </w:rPr>
+        <w:t xml:space="preserve">1.3.1.6 特征库版本一致性管理</w:t>
+      </w:r>
+    </w:p>
+    <w:p>
+      <w:pPr>
+        <w:spacing w:line="360" w:lineRule="auto"/>
+        <w:ind w:firstLine="480"/>
+      </w:pPr>
+      <w:r>
+        <w:rPr>
+          <w:sz w:val="24"/>
+          <w:szCs w:val="24"/>
+          <w:rFonts w:eastAsia="仿宋_GB2312"/>
+        </w:rPr>
+        <w:t xml:space="preserve">19座变电站的38台防火墙需要升级到统一的特征库版本，但由于各站升级时间存在先后差异，加之不同设备可能支持的最新特征库版本不完全相同，需要确保升级后所有设备的防护水平一致、不存在版本差异导致的防护漏洞。</w:t>
+      </w:r>
+    </w:p>
+    <w:p>
+      <w:pPr>
+        <w:spacing w:line="360" w:lineRule="auto"/>
+        <w:ind w:firstLine="480"/>
+      </w:pPr>
+      <w:r>
+        <w:rPr>
+          <w:sz w:val="24"/>
+          <w:szCs w:val="24"/>
+          <w:rFonts w:eastAsia="仿宋_GB2312"/>
+        </w:rPr>
+        <w:t xml:space="preserve">应对策略：在升级准备阶段统一确定所有设备的目标特征库版本；对于不同型号设备确认各自对应的兼容版本；升级完成后统一核查所有设备的版本信息，确保一致性。</w:t>
+      </w:r>
+    </w:p>
+    <w:p>
+      <w:pPr>
         <w:pStyle w:val="11"/>
         <w:rPr>
           <w:rFonts w:hint="eastAsia" w:ascii="宋体" w:hAnsi="宋体" w:eastAsia="宋体" w:cs="宋体"/>
@@ -3403,6 +4003,90 @@
     </w:p>
     <w:p>
       <w:pPr>
+        <w:spacing w:line="360" w:lineRule="auto"/>
+        <w:ind w:firstLine="480"/>
+      </w:pPr>
+      <w:r>
+        <w:rPr>
+          <w:sz w:val="24"/>
+          <w:szCs w:val="24"/>
+          <w:rFonts w:eastAsia="仿宋_GB2312"/>
+        </w:rPr>
+        <w:t xml:space="preserve">1.3.2.4 变电站检修计划冲突</w:t>
+      </w:r>
+    </w:p>
+    <w:p>
+      <w:pPr>
+        <w:spacing w:line="360" w:lineRule="auto"/>
+        <w:ind w:firstLine="480"/>
+      </w:pPr>
+      <w:r>
+        <w:rPr>
+          <w:sz w:val="24"/>
+          <w:szCs w:val="24"/>
+          <w:rFonts w:eastAsia="仿宋_GB2312"/>
+        </w:rPr>
+        <w:t xml:space="preserve">变电站通常有定期的设备检修和维护计划，特征库升级工作需要避开设备检修时间窗口。当升级计划与变电站检修计划发生冲突时，需要灵活调整升级安排，这增加了项目进度管理的复杂性。</w:t>
+      </w:r>
+    </w:p>
+    <w:p>
+      <w:pPr>
+        <w:spacing w:line="360" w:lineRule="auto"/>
+        <w:ind w:firstLine="480"/>
+      </w:pPr>
+      <w:r>
+        <w:rPr>
+          <w:sz w:val="24"/>
+          <w:szCs w:val="24"/>
+          <w:rFonts w:eastAsia="仿宋_GB2312"/>
+        </w:rPr>
+        <w:t xml:space="preserve">应对策略：在制定升级计划前充分了解各站的检修计划安排；预留一定的计划弹性，允许个别站点升级时间适当调整；建立与运维计划部门的定期沟通机制，及时获取计划变更信息。</w:t>
+      </w:r>
+    </w:p>
+    <w:p>
+      <w:pPr>
+        <w:spacing w:line="360" w:lineRule="auto"/>
+        <w:ind w:firstLine="480"/>
+      </w:pPr>
+      <w:r>
+        <w:rPr>
+          <w:sz w:val="24"/>
+          <w:szCs w:val="24"/>
+          <w:rFonts w:eastAsia="仿宋_GB2312"/>
+        </w:rPr>
+        <w:t xml:space="preserve">1.3.2.5 项目文档管理规范性</w:t>
+      </w:r>
+    </w:p>
+    <w:p>
+      <w:pPr>
+        <w:spacing w:line="360" w:lineRule="auto"/>
+        <w:ind w:firstLine="480"/>
+      </w:pPr>
+      <w:r>
+        <w:rPr>
+          <w:sz w:val="24"/>
+          <w:szCs w:val="24"/>
+          <w:rFonts w:eastAsia="仿宋_GB2312"/>
+        </w:rPr>
+        <w:t xml:space="preserve">项目涉及19座变电站、38台设备、每年2次升级，产生的操作记录、验证报告、备份文件等文档数量庞大。需要建立规范的文档管理体系，确保所有文档的完整性、可追溯性和长期保存的可靠性。</w:t>
+      </w:r>
+    </w:p>
+    <w:p>
+      <w:pPr>
+        <w:spacing w:line="360" w:lineRule="auto"/>
+        <w:ind w:firstLine="480"/>
+      </w:pPr>
+      <w:r>
+        <w:rPr>
+          <w:sz w:val="24"/>
+          <w:szCs w:val="24"/>
+          <w:rFonts w:eastAsia="仿宋_GB2312"/>
+        </w:rPr>
+        <w:t xml:space="preserve">应对策略：建立统一的文档命名规则和归档体系；使用电子化管理工具辅助文档管理；每次升级完成后及时整理和归档文档，避免积压。</w:t>
+      </w:r>
+    </w:p>
+    <w:p>
+      <w:pPr>
         <w:pStyle w:val="11"/>
         <w:rPr>
           <w:rFonts w:hint="eastAsia" w:ascii="宋体" w:hAnsi="宋体" w:eastAsia="宋体" w:cs="宋体"/>
@@ -3527,6 +4211,132 @@
           <w:sz w:val="24"/>
         </w:rPr>
         <w:t>应对策略：升级设备选用抗干扰能力强的设备；操作人员经过安全培训并取得相应资质；严格遵守变电站安全管理规定。</w:t>
+      </w:r>
+    </w:p>
+    <w:p>
+      <w:pPr>
+        <w:spacing w:line="360" w:lineRule="auto"/>
+        <w:ind w:firstLine="480"/>
+      </w:pPr>
+      <w:r>
+        <w:rPr>
+          <w:sz w:val="24"/>
+          <w:szCs w:val="24"/>
+          <w:rFonts w:eastAsia="仿宋_GB2312"/>
+        </w:rPr>
+        <w:t xml:space="preserve">1.3.3.3 季节性气候影响</w:t>
+      </w:r>
+    </w:p>
+    <w:p>
+      <w:pPr>
+        <w:spacing w:line="360" w:lineRule="auto"/>
+        <w:ind w:firstLine="480"/>
+      </w:pPr>
+      <w:r>
+        <w:rPr>
+          <w:sz w:val="24"/>
+          <w:szCs w:val="24"/>
+          <w:rFonts w:eastAsia="仿宋_GB2312"/>
+        </w:rPr>
+        <w:t xml:space="preserve">昌吉州位于新疆北部，冬季气候严寒，部分变电站地处偏远山区或戈壁地带，恶劣天气条件下出行存在安全风险。特别是每年11月至次年3月期间，可能出现大雪、道路结冰、能见度低等影响出行安全的情况。</w:t>
+      </w:r>
+    </w:p>
+    <w:p>
+      <w:pPr>
+        <w:spacing w:line="360" w:lineRule="auto"/>
+        <w:ind w:firstLine="480"/>
+      </w:pPr>
+      <w:r>
+        <w:rPr>
+          <w:sz w:val="24"/>
+          <w:szCs w:val="24"/>
+          <w:rFonts w:eastAsia="仿宋_GB2312"/>
+        </w:rPr>
+        <w:t xml:space="preserve">应对策略：合理安排升级批次，将偏远站点的升级优先安排在天气条件较好的季节；关注气象预报，遇极端天气及时调整出行计划；为现场作业人员配备必要的防寒保暖装备和应急物资。</w:t>
+      </w:r>
+    </w:p>
+    <w:p>
+      <w:pPr>
+        <w:spacing w:line="360" w:lineRule="auto"/>
+        <w:ind w:firstLine="480"/>
+      </w:pPr>
+      <w:r>
+        <w:rPr>
+          <w:sz w:val="24"/>
+          <w:szCs w:val="24"/>
+          <w:rFonts w:eastAsia="仿宋_GB2312"/>
+        </w:rPr>
+        <w:t xml:space="preserve">1.3.3.4 移动存储介质安全管控</w:t>
+      </w:r>
+    </w:p>
+    <w:p>
+      <w:pPr>
+        <w:spacing w:line="360" w:lineRule="auto"/>
+        <w:ind w:firstLine="480"/>
+      </w:pPr>
+      <w:r>
+        <w:rPr>
+          <w:sz w:val="24"/>
+          <w:szCs w:val="24"/>
+          <w:rFonts w:eastAsia="仿宋_GB2312"/>
+        </w:rPr>
+        <w:t xml:space="preserve">离线升级方式要求使用移动存储介质（U盘）携带升级包进入变电站。移动存储介质的安全管理是电力监控系统安全防护的重点关注环节，从介质采购、格式化、文件写入、安全检测、使用登记到使用后清除，每个环节都必须严格按照管理规定执行。</w:t>
+      </w:r>
+    </w:p>
+    <w:p>
+      <w:pPr>
+        <w:spacing w:line="360" w:lineRule="auto"/>
+        <w:ind w:firstLine="480"/>
+      </w:pPr>
+      <w:r>
+        <w:rPr>
+          <w:sz w:val="24"/>
+          <w:szCs w:val="24"/>
+          <w:rFonts w:eastAsia="仿宋_GB2312"/>
+        </w:rPr>
+        <w:t xml:space="preserve">应对策略：采购全新U盘作为专用升级介质；使用前进行底层格式化和安全检测；升级包写入后进行完整性校验；使用全程做好登记记录；使用完毕后彻底清除数据。严禁使用个人U盘或非专用介质。</w:t>
+      </w:r>
+    </w:p>
+    <w:p>
+      <w:pPr>
+        <w:spacing w:line="360" w:lineRule="auto"/>
+        <w:ind w:firstLine="480"/>
+      </w:pPr>
+      <w:r>
+        <w:rPr>
+          <w:sz w:val="24"/>
+          <w:szCs w:val="24"/>
+          <w:rFonts w:eastAsia="仿宋_GB2312"/>
+        </w:rPr>
+        <w:t xml:space="preserve">1.3.3.5 通信联络保障</w:t>
+      </w:r>
+    </w:p>
+    <w:p>
+      <w:pPr>
+        <w:spacing w:line="360" w:lineRule="auto"/>
+        <w:ind w:firstLine="480"/>
+      </w:pPr>
+      <w:r>
+        <w:rPr>
+          <w:sz w:val="24"/>
+          <w:szCs w:val="24"/>
+          <w:rFonts w:eastAsia="仿宋_GB2312"/>
+        </w:rPr>
+        <w:t xml:space="preserve">部分偏远变电站手机信号覆盖不佳，升级人员在现场作业时可能无法与项目管理团队保持实时通信联络。在遇到升级异常需要远程技术支持时，通信不畅可能影响问题解决效率。</w:t>
+      </w:r>
+    </w:p>
+    <w:p>
+      <w:pPr>
+        <w:spacing w:line="360" w:lineRule="auto"/>
+        <w:ind w:firstLine="480"/>
+      </w:pPr>
+      <w:r>
+        <w:rPr>
+          <w:sz w:val="24"/>
+          <w:szCs w:val="24"/>
+          <w:rFonts w:eastAsia="仿宋_GB2312"/>
+        </w:rPr>
+        <w:t xml:space="preserve">应对策略：出发前确认各站通信条件，信号较差的站点配备卫星电话或对讲机；提前与变电站值班人员确认站内固定电话可用性；升级操作手册中包含常见异常的独立处置方案，减少对远程支持的依赖。</w:t>
       </w:r>
     </w:p>
     <w:p>
@@ -3643,6 +4453,90 @@
       </w:pPr>
       <w:r>
         <w:rPr>
+          <w:sz w:val="24"/>
+          <w:szCs w:val="24"/>
+          <w:rFonts w:eastAsia="仿宋_GB2312"/>
+        </w:rPr>
+        <w:t xml:space="preserve">升级后验证是确保升级质量的关键环节，验证工作需要全面、细致、不遗漏。具体验证方法和标准如下：</w:t>
+      </w:r>
+    </w:p>
+    <w:p>
+      <w:pPr>
+        <w:spacing w:line="360" w:lineRule="auto"/>
+        <w:ind w:firstLine="480"/>
+      </w:pPr>
+      <w:r>
+        <w:rPr>
+          <w:sz w:val="24"/>
+          <w:szCs w:val="24"/>
+          <w:rFonts w:eastAsia="仿宋_GB2312"/>
+        </w:rPr>
+        <w:t xml:space="preserve">（1）版本验证方法：在设备管理界面的系统信息或特征库管理页面，查看当前防病毒特征库版本号和IDS规则库版本号，确认均已更新到目标版本。记录升级前后的版本号对比信息，作为升级记录的一部分。</w:t>
+      </w:r>
+    </w:p>
+    <w:p>
+      <w:pPr>
+        <w:spacing w:line="360" w:lineRule="auto"/>
+        <w:ind w:firstLine="480"/>
+      </w:pPr>
+      <w:r>
+        <w:rPr>
+          <w:sz w:val="24"/>
+          <w:szCs w:val="24"/>
+          <w:rFonts w:eastAsia="仿宋_GB2312"/>
+        </w:rPr>
+        <w:t xml:space="preserve">（2）功能验证方法：通过设备内置的测试功能或构造测试流量，验证防病毒扫描和入侵检测功能正常工作。例如，可通过下载EICAR测试病毒文件验证防病毒功能、通过发送特定测试报文验证IDS检测功能。验证结果应明确记录通过或未通过。</w:t>
+      </w:r>
+    </w:p>
+    <w:p>
+      <w:pPr>
+        <w:spacing w:line="360" w:lineRule="auto"/>
+        <w:ind w:firstLine="480"/>
+      </w:pPr>
+      <w:r>
+        <w:rPr>
+          <w:sz w:val="24"/>
+          <w:szCs w:val="24"/>
+          <w:rFonts w:eastAsia="仿宋_GB2312"/>
+        </w:rPr>
+        <w:t xml:space="preserve">（3）策略验证方法：逐条比对升级前备份的安全策略规则列表与升级后的策略规则列表，确认规则条数一致、各规则的源地址/目的地址/端口/动作等参数完全匹配。如发现差异需立即排查原因。</w:t>
+      </w:r>
+    </w:p>
+    <w:p>
+      <w:pPr>
+        <w:spacing w:line="360" w:lineRule="auto"/>
+        <w:ind w:firstLine="480"/>
+      </w:pPr>
+      <w:r>
+        <w:rPr>
+          <w:sz w:val="24"/>
+          <w:szCs w:val="24"/>
+          <w:rFonts w:eastAsia="仿宋_GB2312"/>
+        </w:rPr>
+        <w:t xml:space="preserve">（4）网络连通性验证：从设备管理界面查看各网络接口的状态（Up/Down）和流量统计，确认所有接口状态正常且有正常流量通过。必要时通过Ping命令验证关键网络路径的连通性。</w:t>
+      </w:r>
+    </w:p>
+    <w:p>
+      <w:pPr>
+        <w:spacing w:line="360" w:lineRule="auto"/>
+        <w:ind w:firstLine="480"/>
+      </w:pPr>
+      <w:r>
+        <w:rPr>
+          <w:sz w:val="24"/>
+          <w:szCs w:val="24"/>
+          <w:rFonts w:eastAsia="仿宋_GB2312"/>
+        </w:rPr>
+        <w:t xml:space="preserve">（5）性能验证：查看升级后设备的CPU利用率、内存使用率等性能指标，与升级前记录的基线数据进行比对，确认不存在因升级导致的性能异常（如CPU利用率异常升高等情况）。</w:t>
+      </w:r>
+    </w:p>
+    <w:p>
+      <w:pPr>
+        <w:spacing w:line="360" w:lineRule="auto"/>
+        <w:ind w:firstLine="480"/>
+      </w:pPr>
+      <w:r>
+        <w:rPr>
           <w:rFonts w:ascii="宋体" w:hAnsi="宋体" w:eastAsia="宋体"/>
           <w:b w:val="0"/>
           <w:sz w:val="24"/>
@@ -3713,6 +4607,20 @@
       </w:pPr>
       <w:r>
         <w:rPr>
+          <w:sz w:val="24"/>
+          <w:szCs w:val="24"/>
+          <w:rFonts w:eastAsia="仿宋_GB2312"/>
+        </w:rPr>
+        <w:t xml:space="preserve">升级包准备工作的质量直接决定了现场升级操作的顺利程度。为确保升级包的安全性和可用性，我们建立了严格的多重验证机制：首先由专人从设备厂商官方安全中心下载最新版本的特征库升级包；然后由独立的安全检测人员使用多款杀毒软件进行全面扫描；接着由技术负责人验证升级包的数字签名和哈希值；最后在测试环境中进行模拟升级验证确认包的有效性。只有全部验证通过后，升级包才会被写入专用U盘用于现场升级。</w:t>
+      </w:r>
+    </w:p>
+    <w:p>
+      <w:pPr>
+        <w:spacing w:line="360" w:lineRule="auto"/>
+        <w:ind w:firstLine="480"/>
+      </w:pPr>
+      <w:r>
+        <w:rPr>
           <w:rFonts w:ascii="宋体" w:hAnsi="宋体" w:eastAsia="宋体"/>
           <w:b/>
           <w:sz w:val="24"/>
@@ -4026,6 +4934,62 @@
           <w:sz w:val="24"/>
         </w:rPr>
         <w:t>（4）总结报告：完成全部变电站升级后，编制项目整体升级总结报告。</w:t>
+      </w:r>
+    </w:p>
+    <w:p>
+      <w:pPr>
+        <w:spacing w:line="360" w:lineRule="auto"/>
+        <w:ind w:firstLine="480"/>
+      </w:pPr>
+      <w:r>
+        <w:rPr>
+          <w:sz w:val="24"/>
+          <w:szCs w:val="24"/>
+          <w:rFonts w:eastAsia="仿宋_GB2312"/>
+        </w:rPr>
+        <w:t xml:space="preserve">以上五步法实施路径体现了防火墙特征库升级工作的系统性和规范性。每一步都设有明确的进入条件和完成标准，只有前一步骤的工作全部完成且通过检查后，才能进入下一步骤。这种严格的流程管控确保了升级操作的安全性和质量可控性。</w:t>
+      </w:r>
+    </w:p>
+    <w:p>
+      <w:pPr>
+        <w:spacing w:line="360" w:lineRule="auto"/>
+        <w:ind w:firstLine="480"/>
+      </w:pPr>
+      <w:r>
+        <w:rPr>
+          <w:sz w:val="24"/>
+          <w:szCs w:val="24"/>
+          <w:rFonts w:eastAsia="仿宋_GB2312"/>
+        </w:rPr>
+        <w:t xml:space="preserve">在实际操作中，单座变电站的升级工作从进站到出站通常需要2-3小时，其中配置备份约需15分钟，升级操作约需20分钟（含等待特征库加载时间），升级后验证约需30分钟，其余时间用于进出站手续办理、设备状态确认和文档记录等辅助工作。考虑到交通往返时间，每天可安排2-3座相邻变电站的升级工作。</w:t>
+      </w:r>
+    </w:p>
+    <w:p>
+      <w:pPr>
+        <w:spacing w:line="360" w:lineRule="auto"/>
+        <w:ind w:firstLine="480"/>
+      </w:pPr>
+      <w:r>
+        <w:rPr>
+          <w:sz w:val="24"/>
+          <w:szCs w:val="24"/>
+          <w:rFonts w:eastAsia="仿宋_GB2312"/>
+        </w:rPr>
+        <w:t xml:space="preserve">为提高整体实施效率，我们采用"分组并行、区域集中"的实施策略。将19座变电站按照地理位置划分为若干升级区域，每个区域安排一个升级小组负责。各小组按照预定的路线规划依次完成区域内各站的升级工作。通过合理的路线规划和时间安排，可以最大限度地减少交通往返时间，提高每日有效工作时间的利用率。</w:t>
+      </w:r>
+    </w:p>
+    <w:p>
+      <w:pPr>
+        <w:spacing w:line="360" w:lineRule="auto"/>
+        <w:ind w:firstLine="480"/>
+      </w:pPr>
+      <w:r>
+        <w:rPr>
+          <w:sz w:val="24"/>
+          <w:szCs w:val="24"/>
+          <w:rFonts w:eastAsia="仿宋_GB2312"/>
+        </w:rPr>
+        <w:t xml:space="preserve">此外，我们建立了严格的质量检查机制。每个升级小组完成当日工作后，需要将升级记录和验证结果上报项目管理组进行复核。项目管理组对升级结果进行逐站核对，确认所有设备均已成功升级且验证通过。对于发现的任何异常情况，立即安排二次处理，确保不遗漏任何设备。</w:t>
       </w:r>
     </w:p>
     <w:p>
@@ -4084,6 +5048,76 @@
     </w:p>
     <w:p>
       <w:pPr>
+        <w:spacing w:line="360" w:lineRule="auto"/>
+        <w:ind w:firstLine="480"/>
+      </w:pPr>
+      <w:r>
+        <w:rPr>
+          <w:sz w:val="24"/>
+          <w:szCs w:val="24"/>
+          <w:rFonts w:eastAsia="仿宋_GB2312"/>
+        </w:rPr>
+        <w:t xml:space="preserve">在整个升级操作流程中，有几个关键控制节点需要特别关注：</w:t>
+      </w:r>
+    </w:p>
+    <w:p>
+      <w:pPr>
+        <w:spacing w:line="360" w:lineRule="auto"/>
+        <w:ind w:firstLine="480"/>
+      </w:pPr>
+      <w:r>
+        <w:rPr>
+          <w:sz w:val="24"/>
+          <w:szCs w:val="24"/>
+          <w:rFonts w:eastAsia="仿宋_GB2312"/>
+        </w:rPr>
+        <w:t xml:space="preserve">控制节点一：升级包完整性验证。在每次升级操作执行前，必须在现场再次验证升级包的MD5/SHA256哈希值，确认升级包在传输和携带过程中未被篡改。如果哈希值不匹配，必须停止升级操作并报告项目管理组。</w:t>
+      </w:r>
+    </w:p>
+    <w:p>
+      <w:pPr>
+        <w:spacing w:line="360" w:lineRule="auto"/>
+        <w:ind w:firstLine="480"/>
+      </w:pPr>
+      <w:r>
+        <w:rPr>
+          <w:sz w:val="24"/>
+          <w:szCs w:val="24"/>
+          <w:rFonts w:eastAsia="仿宋_GB2312"/>
+        </w:rPr>
+        <w:t xml:space="preserve">控制节点二：配置备份成功确认。配置备份完成后，必须验证备份文件的完整性和可恢复性。验证方式包括：检查备份文件大小是否合理、尝试读取备份文件确认不损坏、与设备当前配置进行关键参数比对。只有备份验证通过后才能进入升级操作步骤。</w:t>
+      </w:r>
+    </w:p>
+    <w:p>
+      <w:pPr>
+        <w:spacing w:line="360" w:lineRule="auto"/>
+        <w:ind w:firstLine="480"/>
+      </w:pPr>
+      <w:r>
+        <w:rPr>
+          <w:sz w:val="24"/>
+          <w:szCs w:val="24"/>
+          <w:rFonts w:eastAsia="仿宋_GB2312"/>
+        </w:rPr>
+        <w:t xml:space="preserve">控制节点三：升级后功能验证通过。升级完成后的功能验证是确保升级成功的关键环节。验证内容包括但不限于：新版本号确认、防病毒扫描功能测试、入侵检测功能测试、安全策略规则有效性验证、网络连通性测试。所有验证项目必须全部通过，任一项目未通过则需要进一步排查或启动回退流程。</w:t>
+      </w:r>
+    </w:p>
+    <w:p>
+      <w:pPr>
+        <w:spacing w:line="360" w:lineRule="auto"/>
+        <w:ind w:firstLine="480"/>
+      </w:pPr>
+      <w:r>
+        <w:rPr>
+          <w:sz w:val="24"/>
+          <w:szCs w:val="24"/>
+          <w:rFonts w:eastAsia="仿宋_GB2312"/>
+        </w:rPr>
+        <w:t xml:space="preserve">控制节点四：离站前最终确认。在办理出站手续前，升级人员必须完成以下最终确认：设备运行状态正常无告警、网络流量转发正常、升级记录填写完整、备份文件妥善保存、现场环境恢复整洁。确认无误后方可离开变电站。</w:t>
+      </w:r>
+    </w:p>
+    <w:p>
+      <w:pPr>
         <w:pStyle w:val="11"/>
         <w:rPr>
           <w:rFonts w:hint="eastAsia" w:ascii="宋体" w:hAnsi="宋体" w:eastAsia="宋体" w:cs="宋体"/>
@@ -4176,6 +5210,48 @@
           <w:sz w:val="24"/>
         </w:rPr>
         <w:t>（4）回退后处理：回退成功后，分析异常原因，制定修正方案，待问题解决后重新安排升级。</w:t>
+      </w:r>
+    </w:p>
+    <w:p>
+      <w:pPr>
+        <w:spacing w:line="360" w:lineRule="auto"/>
+        <w:ind w:firstLine="480"/>
+      </w:pPr>
+      <w:r>
+        <w:rPr>
+          <w:sz w:val="24"/>
+          <w:szCs w:val="24"/>
+          <w:rFonts w:eastAsia="仿宋_GB2312"/>
+        </w:rPr>
+        <w:t xml:space="preserve">（5）回退演练要求：在项目正式实施前，所有升级操作人员必须完成至少一次回退操作演练，确保在真实异常情况下能够熟练、快速地执行回退操作。演练使用模拟环境进行，记录回退操作的每一个步骤和时间节点。</w:t>
+      </w:r>
+    </w:p>
+    <w:p>
+      <w:pPr>
+        <w:spacing w:line="360" w:lineRule="auto"/>
+        <w:ind w:firstLine="480"/>
+      </w:pPr>
+      <w:r>
+        <w:rPr>
+          <w:sz w:val="24"/>
+          <w:szCs w:val="24"/>
+          <w:rFonts w:eastAsia="仿宋_GB2312"/>
+        </w:rPr>
+        <w:t xml:space="preserve">（6）分级回退策略：根据异常的严重程度和影响范围，制定分级回退策略。对于仅影响特征库功能的异常，采用特征库版本回退；对于影响设备运行配置的异常，采用全配置恢复回退；对于设备固件层面的严重异常，启动应急流程联系设备厂商支持。</w:t>
+      </w:r>
+    </w:p>
+    <w:p>
+      <w:pPr>
+        <w:spacing w:line="360" w:lineRule="auto"/>
+        <w:ind w:firstLine="480"/>
+      </w:pPr>
+      <w:r>
+        <w:rPr>
+          <w:sz w:val="24"/>
+          <w:szCs w:val="24"/>
+          <w:rFonts w:eastAsia="仿宋_GB2312"/>
+        </w:rPr>
+        <w:t xml:space="preserve">（7）回退后评估流程：每次回退操作完成后，需要进行全面的事后评估。评估内容包括：回退触发的原因分析、回退操作的执行效果确认、后续改进措施制定。评估结果纳入项目经验教训总结，用于优化后续升级批次的操作方案。</w:t>
       </w:r>
     </w:p>
     <w:p>
@@ -4383,6 +5459,62 @@
     </w:p>
     <w:p>
       <w:pPr>
+        <w:spacing w:line="360" w:lineRule="auto"/>
+        <w:ind w:firstLine="480"/>
+      </w:pPr>
+      <w:r>
+        <w:rPr>
+          <w:sz w:val="24"/>
+          <w:szCs w:val="24"/>
+          <w:rFonts w:eastAsia="仿宋_GB2312"/>
+        </w:rPr>
+        <w:t xml:space="preserve">（4）建立特征库测试验证机制。建议在条件允许的情况下建立特征库升级测试环境，在正式对现网设备升级之前，先在测试环境中验证升级包的兼容性和功能正确性，进一步降低升级风险。</w:t>
+      </w:r>
+    </w:p>
+    <w:p>
+      <w:pPr>
+        <w:spacing w:line="360" w:lineRule="auto"/>
+        <w:ind w:firstLine="480"/>
+      </w:pPr>
+      <w:r>
+        <w:rPr>
+          <w:sz w:val="24"/>
+          <w:szCs w:val="24"/>
+          <w:rFonts w:eastAsia="仿宋_GB2312"/>
+        </w:rPr>
+        <w:t xml:space="preserve">（5）探索自动化运维工具应用。建议关注网络安全设备集中管理平台的发展，探索利用自动化工具实现特征库版本监控、升级通知、升级记录管理等日常运维工作的自动化，提升运维效率。</w:t>
+      </w:r>
+    </w:p>
+    <w:p>
+      <w:pPr>
+        <w:spacing w:line="360" w:lineRule="auto"/>
+        <w:ind w:firstLine="480"/>
+      </w:pPr>
+      <w:r>
+        <w:rPr>
+          <w:sz w:val="24"/>
+          <w:szCs w:val="24"/>
+          <w:rFonts w:eastAsia="仿宋_GB2312"/>
+        </w:rPr>
+        <w:t xml:space="preserve">（6）建立特征库升级效果评估机制。建议在每次特征库升级完成后，开展升级效果评估工作。评估内容包括：升级后的特征库能够识别的新增威胁类型和数量、新增的检测规则数量和覆盖面、与上一版本特征库的差异对比分析等。通过效果评估，可以量化特征库升级的实际价值，为后续投资决策提供数据支撑。</w:t>
+      </w:r>
+    </w:p>
+    <w:p>
+      <w:pPr>
+        <w:spacing w:line="360" w:lineRule="auto"/>
+        <w:ind w:firstLine="480"/>
+      </w:pPr>
+      <w:r>
+        <w:rPr>
+          <w:sz w:val="24"/>
+          <w:szCs w:val="24"/>
+          <w:rFonts w:eastAsia="仿宋_GB2312"/>
+        </w:rPr>
+        <w:t xml:space="preserve">（7）加强与同行单位的经验交流。建议与新疆电力公司其他地市供电公司建立网络安全运维经验交流机制，分享防火墙特征库升级管理的最佳实践和经验教训，促进各单位之间的相互学习和共同提高。</w:t>
+      </w:r>
+    </w:p>
+    <w:p>
+      <w:pPr>
         <w:pStyle w:val="11"/>
         <w:rPr>
           <w:rFonts w:hint="eastAsia" w:ascii="宋体" w:hAnsi="宋体" w:eastAsia="宋体" w:cs="宋体"/>
@@ -4451,6 +5583,34 @@
     </w:p>
     <w:p>
       <w:pPr>
+        <w:spacing w:line="360" w:lineRule="auto"/>
+        <w:ind w:firstLine="480"/>
+      </w:pPr>
+      <w:r>
+        <w:rPr>
+          <w:sz w:val="24"/>
+          <w:szCs w:val="24"/>
+          <w:rFonts w:eastAsia="仿宋_GB2312"/>
+        </w:rPr>
+        <w:t xml:space="preserve">（4）实施安全配置基线管理。建议对所有防火墙设备建立安全配置基线标准，定期检查设备配置是否符合基线要求，及时发现和纠正配置偏差，确保安全防护策略的一致性和有效性。</w:t>
+      </w:r>
+    </w:p>
+    <w:p>
+      <w:pPr>
+        <w:spacing w:line="360" w:lineRule="auto"/>
+        <w:ind w:firstLine="480"/>
+      </w:pPr>
+      <w:r>
+        <w:rPr>
+          <w:sz w:val="24"/>
+          <w:szCs w:val="24"/>
+          <w:rFonts w:eastAsia="仿宋_GB2312"/>
+        </w:rPr>
+        <w:t xml:space="preserve">（5）加强网络安全应急能力建设。建议完善网络安全事件应急预案，定期组织应急演练，提升面对网络安全事件时的响应速度和处置能力。同时建议建立与新疆电力公司和国网公司网络安全应急中心的上下联动机制。</w:t>
+      </w:r>
+    </w:p>
+    <w:p>
+      <w:pPr>
         <w:pStyle w:val="11"/>
         <w:rPr>
           <w:rFonts w:hint="eastAsia" w:ascii="宋体" w:hAnsi="宋体" w:eastAsia="宋体" w:cs="宋体"/>
@@ -4515,6 +5675,48 @@
           <w:sz w:val="24"/>
         </w:rPr>
         <w:t>（3）远程技术支持。建议建立与设备厂商的远程技术支持渠道，在升级过程中遇到技术问题时能够快速获取厂商技术支持。</w:t>
+      </w:r>
+    </w:p>
+    <w:p>
+      <w:pPr>
+        <w:spacing w:line="360" w:lineRule="auto"/>
+        <w:ind w:firstLine="480"/>
+      </w:pPr>
+      <w:r>
+        <w:rPr>
+          <w:sz w:val="24"/>
+          <w:szCs w:val="24"/>
+          <w:rFonts w:eastAsia="仿宋_GB2312"/>
+        </w:rPr>
+        <w:t xml:space="preserve">（4）建立升级知识库。建议在每次升级实施过程中积累各类问题的解决方案和操作经验，建立升级知识库。当后续升级中遇到类似问题时，可以快速查阅知识库获取解决方案，减少问题排查时间，提高升级效率。</w:t>
+      </w:r>
+    </w:p>
+    <w:p>
+      <w:pPr>
+        <w:spacing w:line="360" w:lineRule="auto"/>
+        <w:ind w:firstLine="480"/>
+      </w:pPr>
+      <w:r>
+        <w:rPr>
+          <w:sz w:val="24"/>
+          <w:szCs w:val="24"/>
+          <w:rFonts w:eastAsia="仿宋_GB2312"/>
+        </w:rPr>
+        <w:t xml:space="preserve">（5）优化升级计划编排方法。建议引入科学的路径规划方法，综合考虑各变电站的地理位置、交通路况、设备差异等因素，优化升级路线和批次安排，在确保升级质量的前提下最大限度提升实施效率。</w:t>
+      </w:r>
+    </w:p>
+    <w:p>
+      <w:pPr>
+        <w:spacing w:line="360" w:lineRule="auto"/>
+        <w:ind w:firstLine="480"/>
+      </w:pPr>
+      <w:r>
+        <w:rPr>
+          <w:sz w:val="24"/>
+          <w:szCs w:val="24"/>
+          <w:rFonts w:eastAsia="仿宋_GB2312"/>
+        </w:rPr>
+        <w:t xml:space="preserve">（6）加强与设备厂商的技术协作。建议与防火墙设备厂商建立长期稳定的技术服务协作关系，在每次升级前获取厂商的技术指导和确认函，升级过程中随时可获取厂商远程技术支持，确保升级工作的专业性和可靠性。</w:t>
       </w:r>
     </w:p>
     <w:p>
@@ -4746,6 +5948,62 @@
     </w:p>
     <w:p>
       <w:pPr>
+        <w:spacing w:line="360" w:lineRule="auto"/>
+        <w:ind w:firstLine="480"/>
+      </w:pPr>
+      <w:r>
+        <w:rPr>
+          <w:sz w:val="24"/>
+          <w:szCs w:val="24"/>
+          <w:rFonts w:eastAsia="仿宋_GB2312"/>
+        </w:rPr>
+        <w:t xml:space="preserve">1.6.1.5 促进网络安全管理体系建设</w:t>
+      </w:r>
+    </w:p>
+    <w:p>
+      <w:pPr>
+        <w:spacing w:line="360" w:lineRule="auto"/>
+        <w:ind w:firstLine="480"/>
+      </w:pPr>
+      <w:r>
+        <w:rPr>
+          <w:sz w:val="24"/>
+          <w:szCs w:val="24"/>
+          <w:rFonts w:eastAsia="仿宋_GB2312"/>
+        </w:rPr>
+        <w:t xml:space="preserve">本项目的实施过程是网络安全管理体系建设的具体实践。通过项目实施，可以检验和完善现有的网络安全管理流程，发现管理体系中的不足和薄弱环节，为后续管理制度的优化升级提供实践依据。同时，项目实施过程中形成的操作规范、管理制度和工作模板，可以作为公司级管理体系的有效补充。</w:t>
+      </w:r>
+    </w:p>
+    <w:p>
+      <w:pPr>
+        <w:spacing w:line="360" w:lineRule="auto"/>
+        <w:ind w:firstLine="480"/>
+      </w:pPr>
+      <w:r>
+        <w:rPr>
+          <w:sz w:val="24"/>
+          <w:szCs w:val="24"/>
+          <w:rFonts w:eastAsia="仿宋_GB2312"/>
+        </w:rPr>
+        <w:t xml:space="preserve">1.6.1.6 增强安全意识和安全文化</w:t>
+      </w:r>
+    </w:p>
+    <w:p>
+      <w:pPr>
+        <w:spacing w:line="360" w:lineRule="auto"/>
+        <w:ind w:firstLine="480"/>
+      </w:pPr>
+      <w:r>
+        <w:rPr>
+          <w:sz w:val="24"/>
+          <w:szCs w:val="24"/>
+          <w:rFonts w:eastAsia="仿宋_GB2312"/>
+        </w:rPr>
+        <w:t xml:space="preserve">项目实施过程中涉及的安全培训、操作规范和质量管控等活动，有助于提升参与人员和相关运维人员的网络安全意识，营造重视网络安全的工作氛围。这种安全文化的培育对于提升整体网络安全防护水平具有深远而持久的意义。</w:t>
+      </w:r>
+    </w:p>
+    <w:p>
+      <w:pPr>
         <w:pStyle w:val="11"/>
         <w:rPr>
           <w:rFonts w:hint="eastAsia" w:ascii="宋体" w:hAnsi="宋体" w:eastAsia="宋体" w:cs="宋体"/>
@@ -4852,6 +6110,62 @@
           <w:sz w:val="24"/>
         </w:rPr>
         <w:t>我们相信，通过本项目的扎实推进和后续工作的持续深化，昌吉供电公司的变电站网络安全防护体系将不断完善，为电网安全稳定运行提供坚实的网络安全保障。</w:t>
+      </w:r>
+    </w:p>
+    <w:p>
+      <w:pPr>
+        <w:spacing w:line="360" w:lineRule="auto"/>
+        <w:ind w:firstLine="480"/>
+      </w:pPr>
+      <w:r>
+        <w:rPr>
+          <w:sz w:val="24"/>
+          <w:szCs w:val="24"/>
+          <w:rFonts w:eastAsia="仿宋_GB2312"/>
+        </w:rPr>
+        <w:t xml:space="preserve">（5）威胁情报驱动的防护升级。未来的特征库更新将更加注重与威胁情报的融合，通过实时获取针对电力行业的最新威胁情报，快速生成对应的防护规则，实现从"被动响应"到"主动预防"的转变。</w:t>
+      </w:r>
+    </w:p>
+    <w:p>
+      <w:pPr>
+        <w:spacing w:line="360" w:lineRule="auto"/>
+        <w:ind w:firstLine="480"/>
+      </w:pPr>
+      <w:r>
+        <w:rPr>
+          <w:sz w:val="24"/>
+          <w:szCs w:val="24"/>
+          <w:rFonts w:eastAsia="仿宋_GB2312"/>
+        </w:rPr>
+        <w:t xml:space="preserve">（6）数字孪生辅助验证。利用变电站数字孪生技术，在虚拟环境中模拟特征库升级操作和效果验证，提前发现潜在问题，降低对实际生产环境的风险影响。</w:t>
+      </w:r>
+    </w:p>
+    <w:p>
+      <w:pPr>
+        <w:spacing w:line="360" w:lineRule="auto"/>
+        <w:ind w:firstLine="480"/>
+      </w:pPr>
+      <w:r>
+        <w:rPr>
+          <w:sz w:val="24"/>
+          <w:szCs w:val="24"/>
+          <w:rFonts w:eastAsia="仿宋_GB2312"/>
+        </w:rPr>
+        <w:t xml:space="preserve">（7）区块链技术保障升级安全。利用区块链技术的不可篡改性和可追溯性，建立特征库升级的全链条信任机制，从升级包的发布、传输、验证到安装的每个环节都可以被验证和追溯，确保升级过程的完整可信。</w:t>
+      </w:r>
+    </w:p>
+    <w:p>
+      <w:pPr>
+        <w:spacing w:line="360" w:lineRule="auto"/>
+        <w:ind w:firstLine="480"/>
+      </w:pPr>
+      <w:r>
+        <w:rPr>
+          <w:sz w:val="24"/>
+          <w:szCs w:val="24"/>
+          <w:rFonts w:eastAsia="仿宋_GB2312"/>
+        </w:rPr>
+        <w:t xml:space="preserve">我们坚信，在国家电网公司和新疆电力公司的正确领导下，在昌吉供电公司各部门的大力支持下，本项目的实施将为昌吉地区电力系统网络安全防护水平的持续提升做出积极贡献。我们将以高度的责任感和专业的技术能力，确保项目目标的圆满实现，为昌吉电网的安全稳定运行保驾护航。</w:t>
       </w:r>
     </w:p>
     <w:p>
@@ -5480,6 +6794,76 @@
       </w:pPr>
       <w:r>
         <w:rPr>
+          <w:sz w:val="24"/>
+          <w:szCs w:val="24"/>
+          <w:rFonts w:eastAsia="仿宋_GB2312"/>
+        </w:rPr>
+        <w:t xml:space="preserve">文档归档管理遵循以下原则：</w:t>
+      </w:r>
+    </w:p>
+    <w:p>
+      <w:pPr>
+        <w:spacing w:line="360" w:lineRule="auto"/>
+        <w:ind w:firstLine="480"/>
+      </w:pPr>
+      <w:r>
+        <w:rPr>
+          <w:sz w:val="24"/>
+          <w:szCs w:val="24"/>
+          <w:rFonts w:eastAsia="仿宋_GB2312"/>
+        </w:rPr>
+        <w:t xml:space="preserve">（1）完整性原则：确保项目全过程产生的所有文档均纳入归档范围，不遗漏任何有价值的记录和资料。</w:t>
+      </w:r>
+    </w:p>
+    <w:p>
+      <w:pPr>
+        <w:spacing w:line="360" w:lineRule="auto"/>
+        <w:ind w:firstLine="480"/>
+      </w:pPr>
+      <w:r>
+        <w:rPr>
+          <w:sz w:val="24"/>
+          <w:szCs w:val="24"/>
+          <w:rFonts w:eastAsia="仿宋_GB2312"/>
+        </w:rPr>
+        <w:t xml:space="preserve">（2）规范性原则：所有文档按照统一的模板格式编制，文件命名遵循统一的命名规则（如"站名_设备号_升级日期_文档类型"），便于检索和查阅。</w:t>
+      </w:r>
+    </w:p>
+    <w:p>
+      <w:pPr>
+        <w:spacing w:line="360" w:lineRule="auto"/>
+        <w:ind w:firstLine="480"/>
+      </w:pPr>
+      <w:r>
+        <w:rPr>
+          <w:sz w:val="24"/>
+          <w:szCs w:val="24"/>
+          <w:rFonts w:eastAsia="仿宋_GB2312"/>
+        </w:rPr>
+        <w:t xml:space="preserve">（3）安全性原则：涉及设备配置信息和安全参数的文档按照保密要求进行管理，电子文档设置访问权限控制，纸质文档纳入保密档案管理。</w:t>
+      </w:r>
+    </w:p>
+    <w:p>
+      <w:pPr>
+        <w:spacing w:line="360" w:lineRule="auto"/>
+        <w:ind w:firstLine="480"/>
+      </w:pPr>
+      <w:r>
+        <w:rPr>
+          <w:sz w:val="24"/>
+          <w:szCs w:val="24"/>
+          <w:rFonts w:eastAsia="仿宋_GB2312"/>
+        </w:rPr>
+        <w:t xml:space="preserve">（4）长期保存原则：按照电力行业档案管理规定，项目文档保存期限不少于3年。电子文档采用双备份方式保存（本地存储+异地备份），确保数据的安全性和可用性。</w:t>
+      </w:r>
+    </w:p>
+    <w:p>
+      <w:pPr>
+        <w:spacing w:line="360" w:lineRule="auto"/>
+        <w:ind w:firstLine="480"/>
+      </w:pPr>
+      <w:r>
+        <w:rPr>
           <w:rFonts w:ascii="宋体" w:hAnsi="宋体" w:eastAsia="宋体"/>
           <w:b w:val="0"/>
           <w:sz w:val="24"/>
@@ -5621,6 +7005,174 @@
       </w:r>
     </w:p>
     <w:p>
+      <w:pPr>
+        <w:spacing w:line="360" w:lineRule="auto"/>
+        <w:ind w:firstLine="480"/>
+      </w:pPr>
+      <w:r>
+        <w:rPr>
+          <w:sz w:val="24"/>
+          <w:szCs w:val="24"/>
+          <w:rFonts w:eastAsia="仿宋_GB2312"/>
+        </w:rPr>
+        <w:t xml:space="preserve">（5）如项目实施过程中发现设备存在严重的安全隐患或运行风险（如特征库严重过旧导致设备防护功能基本失效），我们将第一时间向昌吉供电公司报告并提出专业建议，由甲方决定后续处理方式。</w:t>
+      </w:r>
+    </w:p>
+    <w:p>
+      <w:pPr>
+        <w:spacing w:line="360" w:lineRule="auto"/>
+        <w:ind w:firstLine="480"/>
+      </w:pPr>
+      <w:r>
+        <w:rPr>
+          <w:sz w:val="24"/>
+          <w:szCs w:val="24"/>
+          <w:rFonts w:eastAsia="仿宋_GB2312"/>
+        </w:rPr>
+        <w:t xml:space="preserve">（6）项目实施遵循"最小干预"原则，升级操作仅涉及特征库的更新替换，不对防火墙的安全策略规则、网络配置、系统参数等其他配置做任何修改。如果升级过程中发现现有策略配置存在问题，将另行提出建议供甲方评估决策。</w:t>
+      </w:r>
+    </w:p>
+    <w:p>
+      <w:pPr>
+        <w:spacing w:line="360" w:lineRule="auto"/>
+        <w:ind w:firstLine="480"/>
+      </w:pPr>
+      <w:r>
+        <w:rPr>
+          <w:sz w:val="24"/>
+          <w:szCs w:val="24"/>
+          <w:rFonts w:eastAsia="仿宋_GB2312"/>
+        </w:rPr>
+        <w:t xml:space="preserve">（7）本项目的技术服务范围不包括变电站二次系统其他网络安全设备（如入侵检测系统、安全审计设备、纵向加密装置等）的运维和升级。如甲方有此类需求，可另行协商安排。</w:t>
+      </w:r>
+    </w:p>
+    <w:p>
+      <w:pPr>
+        <w:spacing w:line="360" w:lineRule="auto"/>
+        <w:ind w:firstLine="480"/>
+      </w:pPr>
+      <w:r>
+        <w:rPr>
+          <w:sz w:val="24"/>
+          <w:szCs w:val="24"/>
+          <w:rFonts w:eastAsia="仿宋_GB2312"/>
+        </w:rPr>
+        <w:t xml:space="preserve">项目组织架构</w:t>
+      </w:r>
+    </w:p>
+    <w:p>
+      <w:pPr>
+        <w:spacing w:line="360" w:lineRule="auto"/>
+        <w:ind w:firstLine="480"/>
+      </w:pPr>
+      <w:r>
+        <w:rPr>
+          <w:sz w:val="24"/>
+          <w:szCs w:val="24"/>
+          <w:rFonts w:eastAsia="仿宋_GB2312"/>
+        </w:rPr>
+        <w:t xml:space="preserve">为确保项目的顺利实施，我们建立了科学合理的项目组织架构：</w:t>
+      </w:r>
+    </w:p>
+    <w:p>
+      <w:pPr>
+        <w:spacing w:line="360" w:lineRule="auto"/>
+        <w:ind w:firstLine="480"/>
+      </w:pPr>
+      <w:r>
+        <w:rPr>
+          <w:sz w:val="24"/>
+          <w:szCs w:val="24"/>
+          <w:rFonts w:eastAsia="仿宋_GB2312"/>
+        </w:rPr>
+        <w:t xml:space="preserve">（1）项目负责人：1名，全面负责项目的计划管理、进度控制、质量管理和客户沟通。项目负责人具有5年以上电力网络安全项目管理经验，熟悉国家电网公司网络安全管理体系和工作流程。</w:t>
+      </w:r>
+    </w:p>
+    <w:p>
+      <w:pPr>
+        <w:spacing w:line="360" w:lineRule="auto"/>
+        <w:ind w:firstLine="480"/>
+      </w:pPr>
+      <w:r>
+        <w:rPr>
+          <w:sz w:val="24"/>
+          <w:szCs w:val="24"/>
+          <w:rFonts w:eastAsia="仿宋_GB2312"/>
+        </w:rPr>
+        <w:t xml:space="preserve">（2）技术负责人：1名，负责升级方案的技术审核、技术难题的攻关解决、技术文档的质量把关。技术负责人具有网络安全高级工程师资质，精通各类防火墙设备的配置和管理。</w:t>
+      </w:r>
+    </w:p>
+    <w:p>
+      <w:pPr>
+        <w:spacing w:line="360" w:lineRule="auto"/>
+        <w:ind w:firstLine="480"/>
+      </w:pPr>
+      <w:r>
+        <w:rPr>
+          <w:sz w:val="24"/>
+          <w:szCs w:val="24"/>
+          <w:rFonts w:eastAsia="仿宋_GB2312"/>
+        </w:rPr>
+        <w:t xml:space="preserve">（3）升级操作人员：4名（分为A、B两组），负责现场升级操作的具体执行。所有操作人员经过专业培训和考核，持有相应的技术资格证书，熟悉本项目涉及的各型号防火墙设备的操作方法。</w:t>
+      </w:r>
+    </w:p>
+    <w:p>
+      <w:pPr>
+        <w:spacing w:line="360" w:lineRule="auto"/>
+        <w:ind w:firstLine="480"/>
+      </w:pPr>
+      <w:r>
+        <w:rPr>
+          <w:sz w:val="24"/>
+          <w:szCs w:val="24"/>
+          <w:rFonts w:eastAsia="仿宋_GB2312"/>
+        </w:rPr>
+        <w:t xml:space="preserve">（4）质量管控人员：1名，负责项目实施过程中的质量检查和监督，审核升级记录和验证报告的规范性和完整性。</w:t>
+      </w:r>
+    </w:p>
+    <w:p>
+      <w:pPr>
+        <w:spacing w:line="360" w:lineRule="auto"/>
+        <w:ind w:firstLine="480"/>
+      </w:pPr>
+      <w:r>
+        <w:rPr>
+          <w:sz w:val="24"/>
+          <w:szCs w:val="24"/>
+          <w:rFonts w:eastAsia="仿宋_GB2312"/>
+        </w:rPr>
+        <w:t xml:space="preserve">（5）后勤保障人员：1名，负责车辆调度、设备工具管理、介质安全管控等后勤支持工作。</w:t>
+      </w:r>
+    </w:p>
+    <w:p>
+      <w:pPr>
+        <w:spacing w:line="360" w:lineRule="auto"/>
+        <w:ind w:firstLine="480"/>
+      </w:pPr>
+      <w:r>
+        <w:rPr>
+          <w:sz w:val="24"/>
+          <w:szCs w:val="24"/>
+          <w:rFonts w:eastAsia="仿宋_GB2312"/>
+        </w:rPr>
+        <w:t xml:space="preserve">项目团队的人员配置充分考虑了19座变电站分布广泛的特点，通过两组操作人员的并行作业可以显著提高升级效率。同时，项目负责人、技术负责人和质量管控人员的设置保证了项目管理的规范性和技术方案的可靠性。</w:t>
+      </w:r>
+    </w:p>
+    <w:p>
+      <w:pPr>
+        <w:spacing w:line="360" w:lineRule="auto"/>
+        <w:ind w:firstLine="480"/>
+      </w:pPr>
+      <w:r>
+        <w:rPr>
+          <w:sz w:val="24"/>
+          <w:szCs w:val="24"/>
+          <w:rFonts w:eastAsia="仿宋_GB2312"/>
+        </w:rPr>
+        <w:t xml:space="preserve">项目团队各成员的职责分工明确、协作配合紧密。项目负责人统筹全局，技术负责人保障技术质量，操作人员执行具体任务，质量管控人员确保过程规范，后勤保障人员提供支持服务。各角色各司其职、相互配合，形成高效运转的项目团队。</w:t>
+      </w:r>
+    </w:p>
+    <w:p>
       <w:r>
         <w:br w:type="page"/>
       </w:r>
@@ -5761,6 +7313,20 @@
     </w:p>
     <w:p>
       <w:pPr>
+        <w:spacing w:line="360" w:lineRule="auto"/>
+        <w:ind w:firstLine="480"/>
+      </w:pPr>
+      <w:r>
+        <w:rPr>
+          <w:sz w:val="24"/>
+          <w:szCs w:val="24"/>
+          <w:rFonts w:eastAsia="仿宋_GB2312"/>
+        </w:rPr>
+        <w:t xml:space="preserve">以上法律法规构成了本项目实施的最上层法律依据。从法律合规的角度，电力企业作为关键信息基础设施运营者，有法定义务保持网络安全防护设施的有效性。防火墙特征库过旧导致的防护能力下降，可能被视为未尽到安全保护义务，从而面临法律风险。通过本项目确保特征库及时更新，是履行法律义务的具体行为。</w:t>
+      </w:r>
+    </w:p>
+    <w:p>
+      <w:pPr>
         <w:numPr>
           <w:ilvl w:val="2"/>
           <w:numId w:val="8"/>
@@ -6006,6 +7572,48 @@
     </w:p>
     <w:p>
       <w:pPr>
+        <w:spacing w:line="360" w:lineRule="auto"/>
+        <w:ind w:firstLine="480"/>
+      </w:pPr>
+      <w:r>
+        <w:rPr>
+          <w:sz w:val="24"/>
+          <w:szCs w:val="24"/>
+          <w:rFonts w:eastAsia="仿宋_GB2312"/>
+        </w:rPr>
+        <w:t xml:space="preserve">（5）Q/GDW 11809-2022《电力监控系统网络安全管理办法实施细则》——进一步细化了电力监控系统网络安全管理的具体操作要求和流程规范。</w:t>
+      </w:r>
+    </w:p>
+    <w:p>
+      <w:pPr>
+        <w:spacing w:line="360" w:lineRule="auto"/>
+        <w:ind w:firstLine="480"/>
+      </w:pPr>
+      <w:r>
+        <w:rPr>
+          <w:sz w:val="24"/>
+          <w:szCs w:val="24"/>
+          <w:rFonts w:eastAsia="仿宋_GB2312"/>
+        </w:rPr>
+        <w:t xml:space="preserve">（6）Q/GDW 10932-2018《电力监控系统网络安全评估规范》——规定了电力监控系统网络安全评估的方法、流程和评估指标体系。</w:t>
+      </w:r>
+    </w:p>
+    <w:p>
+      <w:pPr>
+        <w:spacing w:line="360" w:lineRule="auto"/>
+        <w:ind w:firstLine="480"/>
+      </w:pPr>
+      <w:r>
+        <w:rPr>
+          <w:sz w:val="24"/>
+          <w:szCs w:val="24"/>
+          <w:rFonts w:eastAsia="仿宋_GB2312"/>
+        </w:rPr>
+        <w:t xml:space="preserve">（7）国家电网公司年度网络安全工作要点和专项行动方案——每年发布的网络安全工作部署文件，明确当年的重点工作任务和目标要求。2026年度工作要点中明确提出了加强网络安全设备运维管理、确保特征库及时更新的工作要求。</w:t>
+      </w:r>
+    </w:p>
+    <w:p>
+      <w:pPr>
         <w:numPr>
           <w:ilvl w:val="2"/>
           <w:numId w:val="8"/>
@@ -6113,6 +7721,34 @@
       </w:r>
     </w:p>
     <w:p>
+      <w:pPr>
+        <w:spacing w:line="360" w:lineRule="auto"/>
+        <w:ind w:firstLine="480"/>
+      </w:pPr>
+      <w:r>
+        <w:rPr>
+          <w:sz w:val="24"/>
+          <w:szCs w:val="24"/>
+          <w:rFonts w:eastAsia="仿宋_GB2312"/>
+        </w:rPr>
+        <w:t xml:space="preserve">上述建设依据构成了本项目实施的完整法规标准体系。项目实施过程中，我们将严格按照相关法律法规和技术标准的要求开展各项工作，确保每一个操作环节都符合规范要求。特别是Q/GDW 11807-2024作为本项目最直接的执行标准，其关于特征库版本时效性（不超过6个月）和升级方式（离线升级）的核心要求，将作为项目实施的基本准则贯穿始终。</w:t>
+      </w:r>
+    </w:p>
+    <w:p>
+      <w:pPr>
+        <w:spacing w:line="360" w:lineRule="auto"/>
+        <w:ind w:firstLine="480"/>
+      </w:pPr>
+      <w:r>
+        <w:rPr>
+          <w:sz w:val="24"/>
+          <w:szCs w:val="24"/>
+          <w:rFonts w:eastAsia="仿宋_GB2312"/>
+        </w:rPr>
+        <w:t xml:space="preserve">在项目质量管控方面，我们建立了与上述标准体系相对应的质量检查清单。每个操作环节完成后，质量管控人员将对照检查清单逐项确认操作的规范性和合规性，确保项目成果满足所有适用标准的要求。对于检查中发现的不符合项，将立即进行纠正处理，确保最终交付成果的合规性。</w:t>
+      </w:r>
+    </w:p>
+    <w:p>
       <w:r>
         <w:br w:type="page"/>
       </w:r>
@@ -6333,6 +7969,104 @@
     </w:p>
     <w:p>
       <w:pPr>
+        <w:spacing w:line="360" w:lineRule="auto"/>
+        <w:ind w:firstLine="480"/>
+      </w:pPr>
+      <w:r>
+        <w:rPr>
+          <w:sz w:val="24"/>
+          <w:szCs w:val="24"/>
+          <w:rFonts w:eastAsia="仿宋_GB2312"/>
+        </w:rPr>
+        <w:t xml:space="preserve">质量目标保障措施</w:t>
+      </w:r>
+    </w:p>
+    <w:p>
+      <w:pPr>
+        <w:spacing w:line="360" w:lineRule="auto"/>
+        <w:ind w:firstLine="480"/>
+      </w:pPr>
+      <w:r>
+        <w:rPr>
+          <w:sz w:val="24"/>
+          <w:szCs w:val="24"/>
+          <w:rFonts w:eastAsia="仿宋_GB2312"/>
+        </w:rPr>
+        <w:t xml:space="preserve">为实现上述服务质量目标，我们建立了以下质量保障措施体系：</w:t>
+      </w:r>
+    </w:p>
+    <w:p>
+      <w:pPr>
+        <w:spacing w:line="360" w:lineRule="auto"/>
+        <w:ind w:firstLine="480"/>
+      </w:pPr>
+      <w:r>
+        <w:rPr>
+          <w:sz w:val="24"/>
+          <w:szCs w:val="24"/>
+          <w:rFonts w:eastAsia="仿宋_GB2312"/>
+        </w:rPr>
+        <w:t xml:space="preserve">（1）制度保障：建立完善的质量管理制度，包括操作规程、检查标准、问题处理流程等，确保所有工作有章可循、有据可查。</w:t>
+      </w:r>
+    </w:p>
+    <w:p>
+      <w:pPr>
+        <w:spacing w:line="360" w:lineRule="auto"/>
+        <w:ind w:firstLine="480"/>
+      </w:pPr>
+      <w:r>
+        <w:rPr>
+          <w:sz w:val="24"/>
+          <w:szCs w:val="24"/>
+          <w:rFonts w:eastAsia="仿宋_GB2312"/>
+        </w:rPr>
+        <w:t xml:space="preserve">（2）人员保障：所有参与操作的技术人员经过严格的岗前培训和考核，考核合格后方可上岗操作。培训内容包括操作规程、设备操作方法、异常处置流程、安全注意事项等。</w:t>
+      </w:r>
+    </w:p>
+    <w:p>
+      <w:pPr>
+        <w:spacing w:line="360" w:lineRule="auto"/>
+        <w:ind w:firstLine="480"/>
+      </w:pPr>
+      <w:r>
+        <w:rPr>
+          <w:sz w:val="24"/>
+          <w:szCs w:val="24"/>
+          <w:rFonts w:eastAsia="仿宋_GB2312"/>
+        </w:rPr>
+        <w:t xml:space="preserve">（3）流程保障：建立升级操作的标准化流程，每个操作步骤都有明确的操作要求、检查标准和异常处理指引。通过标准化流程减少人为失误导致的质量问题。</w:t>
+      </w:r>
+    </w:p>
+    <w:p>
+      <w:pPr>
+        <w:spacing w:line="360" w:lineRule="auto"/>
+        <w:ind w:firstLine="480"/>
+      </w:pPr>
+      <w:r>
+        <w:rPr>
+          <w:sz w:val="24"/>
+          <w:szCs w:val="24"/>
+          <w:rFonts w:eastAsia="仿宋_GB2312"/>
+        </w:rPr>
+        <w:t xml:space="preserve">（4）工具保障：配备性能可靠的操作工具和测试验证工具，定期对工具进行检查和校验，确保工具的可用性和准确性。</w:t>
+      </w:r>
+    </w:p>
+    <w:p>
+      <w:pPr>
+        <w:spacing w:line="360" w:lineRule="auto"/>
+        <w:ind w:firstLine="480"/>
+      </w:pPr>
+      <w:r>
+        <w:rPr>
+          <w:sz w:val="24"/>
+          <w:szCs w:val="24"/>
+          <w:rFonts w:eastAsia="仿宋_GB2312"/>
+        </w:rPr>
+        <w:t xml:space="preserve">（5）监督保障：质量管控人员对操作过程和操作成果进行独立的质量检查和监督，发现问题及时纠正，确保最终交付质量达标。</w:t>
+      </w:r>
+    </w:p>
+    <w:p>
+      <w:pPr>
         <w:numPr>
           <w:ilvl w:val="2"/>
           <w:numId w:val="8"/>
@@ -6561,6 +8295,90 @@
     </w:p>
     <w:p>
       <w:pPr>
+        <w:spacing w:line="360" w:lineRule="auto"/>
+        <w:ind w:firstLine="480"/>
+      </w:pPr>
+      <w:r>
+        <w:rPr>
+          <w:sz w:val="24"/>
+          <w:szCs w:val="24"/>
+          <w:rFonts w:eastAsia="仿宋_GB2312"/>
+        </w:rPr>
+        <w:t xml:space="preserve">服务增值目标</w:t>
+      </w:r>
+    </w:p>
+    <w:p>
+      <w:pPr>
+        <w:spacing w:line="360" w:lineRule="auto"/>
+        <w:ind w:firstLine="480"/>
+      </w:pPr>
+      <w:r>
+        <w:rPr>
+          <w:sz w:val="24"/>
+          <w:szCs w:val="24"/>
+          <w:rFonts w:eastAsia="仿宋_GB2312"/>
+        </w:rPr>
+        <w:t xml:space="preserve">在完成基本的特征库升级服务之外，我们还将为昌吉供电公司提供以下增值服务：</w:t>
+      </w:r>
+    </w:p>
+    <w:p>
+      <w:pPr>
+        <w:spacing w:line="360" w:lineRule="auto"/>
+        <w:ind w:firstLine="480"/>
+      </w:pPr>
+      <w:r>
+        <w:rPr>
+          <w:sz w:val="24"/>
+          <w:szCs w:val="24"/>
+          <w:rFonts w:eastAsia="仿宋_GB2312"/>
+        </w:rPr>
+        <w:t xml:space="preserve">（1）设备健康评估：在每次升级过程中，同步对设备的运行状态、资源使用情况、日志信息等进行检查评估，及时发现设备异常苗头。</w:t>
+      </w:r>
+    </w:p>
+    <w:p>
+      <w:pPr>
+        <w:spacing w:line="360" w:lineRule="auto"/>
+        <w:ind w:firstLine="480"/>
+      </w:pPr>
+      <w:r>
+        <w:rPr>
+          <w:sz w:val="24"/>
+          <w:szCs w:val="24"/>
+          <w:rFonts w:eastAsia="仿宋_GB2312"/>
+        </w:rPr>
+        <w:t xml:space="preserve">（2）安全态势简报：每次升级完成后，编制一份简要的安全态势观察报告，汇总各站设备运行状态和安全防护情况，为昌吉供电公司掌握辖区安全态势提供参考。</w:t>
+      </w:r>
+    </w:p>
+    <w:p>
+      <w:pPr>
+        <w:spacing w:line="360" w:lineRule="auto"/>
+        <w:ind w:firstLine="480"/>
+      </w:pPr>
+      <w:r>
+        <w:rPr>
+          <w:sz w:val="24"/>
+          <w:szCs w:val="24"/>
+          <w:rFonts w:eastAsia="仿宋_GB2312"/>
+        </w:rPr>
+        <w:t xml:space="preserve">（3）技术咨询服务：项目服务期内，为昌吉供电公司提供防火墙设备运维和网络安全防护方面的技术咨询服务，协助解答相关技术问题。</w:t>
+      </w:r>
+    </w:p>
+    <w:p>
+      <w:pPr>
+        <w:spacing w:line="360" w:lineRule="auto"/>
+        <w:ind w:firstLine="480"/>
+      </w:pPr>
+      <w:r>
+        <w:rPr>
+          <w:sz w:val="24"/>
+          <w:szCs w:val="24"/>
+          <w:rFonts w:eastAsia="仿宋_GB2312"/>
+        </w:rPr>
+        <w:t xml:space="preserve">（4）优化建议：根据项目实施过程中的观察和发现，定期向昌吉供电公司提出网络安全防护方面的优化建议和改进方案。</w:t>
+      </w:r>
+    </w:p>
+    <w:p>
+      <w:pPr>
         <w:numPr>
           <w:ilvl w:val="1"/>
           <w:numId w:val="8"/>
@@ -6787,6 +8605,90 @@
     </w:p>
     <w:p>
       <w:pPr>
+        <w:spacing w:line="360" w:lineRule="auto"/>
+        <w:ind w:firstLine="480"/>
+      </w:pPr>
+      <w:r>
+        <w:rPr>
+          <w:sz w:val="24"/>
+          <w:szCs w:val="24"/>
+          <w:rFonts w:eastAsia="仿宋_GB2312"/>
+        </w:rPr>
+        <w:t xml:space="preserve">在升级计划安排过程中，我们充分考虑以下因素进行科学合理的计划编排：</w:t>
+      </w:r>
+    </w:p>
+    <w:p>
+      <w:pPr>
+        <w:spacing w:line="360" w:lineRule="auto"/>
+        <w:ind w:firstLine="480"/>
+      </w:pPr>
+      <w:r>
+        <w:rPr>
+          <w:sz w:val="24"/>
+          <w:szCs w:val="24"/>
+          <w:rFonts w:eastAsia="仿宋_GB2312"/>
+        </w:rPr>
+        <w:t xml:space="preserve">（1）地理位置因素：将地理位置相近的变电站归为同一升级批次，减少交通往返时间。如彩北开关站、彩虹变、彩霞变位于昌吉市区周边，适合安排在同一天升级。</w:t>
+      </w:r>
+    </w:p>
+    <w:p>
+      <w:pPr>
+        <w:spacing w:line="360" w:lineRule="auto"/>
+        <w:ind w:firstLine="480"/>
+      </w:pPr>
+      <w:r>
+        <w:rPr>
+          <w:sz w:val="24"/>
+          <w:szCs w:val="24"/>
+          <w:rFonts w:eastAsia="仿宋_GB2312"/>
+        </w:rPr>
+        <w:t xml:space="preserve">（2）设备类型因素：将相同品牌型号防火墙的变电站尽量安排在相邻批次，便于升级人员保持操作手感和熟练度，减少因切换不同设备操作而产生的误操作风险。</w:t>
+      </w:r>
+    </w:p>
+    <w:p>
+      <w:pPr>
+        <w:spacing w:line="360" w:lineRule="auto"/>
+        <w:ind w:firstLine="480"/>
+      </w:pPr>
+      <w:r>
+        <w:rPr>
+          <w:sz w:val="24"/>
+          <w:szCs w:val="24"/>
+          <w:rFonts w:eastAsia="仿宋_GB2312"/>
+        </w:rPr>
+        <w:t xml:space="preserve">（3）气象交通因素：关注升级计划期间的天气预报，避开可能出现恶劣天气的日期，特别是对位于偏远地区的变电站要预留天气缓冲时间。</w:t>
+      </w:r>
+    </w:p>
+    <w:p>
+      <w:pPr>
+        <w:spacing w:line="360" w:lineRule="auto"/>
+        <w:ind w:firstLine="480"/>
+      </w:pPr>
+      <w:r>
+        <w:rPr>
+          <w:sz w:val="24"/>
+          <w:szCs w:val="24"/>
+          <w:rFonts w:eastAsia="仿宋_GB2312"/>
+        </w:rPr>
+        <w:t xml:space="preserve">（4）电网运行因素：避开电网负荷高峰期和重要保电时段，选择电网运行相对平稳、设备操作风险较低的时间窗口安排升级工作。</w:t>
+      </w:r>
+    </w:p>
+    <w:p>
+      <w:pPr>
+        <w:spacing w:line="360" w:lineRule="auto"/>
+        <w:ind w:firstLine="480"/>
+      </w:pPr>
+      <w:r>
+        <w:rPr>
+          <w:sz w:val="24"/>
+          <w:szCs w:val="24"/>
+          <w:rFonts w:eastAsia="仿宋_GB2312"/>
+        </w:rPr>
+        <w:t xml:space="preserve">（5）人员配置因素：合理安排升级人员的工作强度，避免连续多日高强度外出作业导致的疲劳风险。每个升级小组每天安排不超过3座变电站的升级任务。</w:t>
+      </w:r>
+    </w:p>
+    <w:p>
+      <w:pPr>
         <w:numPr>
           <w:ilvl w:val="2"/>
           <w:numId w:val="8"/>
@@ -6929,6 +8831,104 @@
       </w:pPr>
       <w:r>
         <w:rPr>
+          <w:sz w:val="24"/>
+          <w:szCs w:val="24"/>
+          <w:rFonts w:eastAsia="仿宋_GB2312"/>
+        </w:rPr>
+        <w:t xml:space="preserve">离线升级执行过程中的详细操作要点如下：</w:t>
+      </w:r>
+    </w:p>
+    <w:p>
+      <w:pPr>
+        <w:spacing w:line="360" w:lineRule="auto"/>
+        <w:ind w:firstLine="480"/>
+      </w:pPr>
+      <w:r>
+        <w:rPr>
+          <w:sz w:val="24"/>
+          <w:szCs w:val="24"/>
+          <w:rFonts w:eastAsia="仿宋_GB2312"/>
+        </w:rPr>
+        <w:t xml:space="preserve">（1）设备登录验证：通过Console串口或管理网口登录设备管理界面时，使用预先获取的管理员账号密码。登录后首先确认设备身份信息（设备名称、IP地址、序列号）与台账记录一致，防止误操作到错误设备。</w:t>
+      </w:r>
+    </w:p>
+    <w:p>
+      <w:pPr>
+        <w:spacing w:line="360" w:lineRule="auto"/>
+        <w:ind w:firstLine="480"/>
+      </w:pPr>
+      <w:r>
+        <w:rPr>
+          <w:sz w:val="24"/>
+          <w:szCs w:val="24"/>
+          <w:rFonts w:eastAsia="仿宋_GB2312"/>
+        </w:rPr>
+        <w:t xml:space="preserve">（2）运行状态确认：查看设备CPU利用率、内存使用率、会话数、接口流量等运行指标，确认各项指标在正常范围内。如发现异常指标，需先排查原因确认不影响升级操作后方可继续。</w:t>
+      </w:r>
+    </w:p>
+    <w:p>
+      <w:pPr>
+        <w:spacing w:line="360" w:lineRule="auto"/>
+        <w:ind w:firstLine="480"/>
+      </w:pPr>
+      <w:r>
+        <w:rPr>
+          <w:sz w:val="24"/>
+          <w:szCs w:val="24"/>
+          <w:rFonts w:eastAsia="仿宋_GB2312"/>
+        </w:rPr>
+        <w:t xml:space="preserve">（3）升级包导入：将U盘插入设备USB接口或通过管理终端的TFTP/SCP方式将升级包传输到设备。导入完成后校验设备端显示的文件大小和校验值与源文件一致。</w:t>
+      </w:r>
+    </w:p>
+    <w:p>
+      <w:pPr>
+        <w:spacing w:line="360" w:lineRule="auto"/>
+        <w:ind w:firstLine="480"/>
+      </w:pPr>
+      <w:r>
+        <w:rPr>
+          <w:sz w:val="24"/>
+          <w:szCs w:val="24"/>
+          <w:rFonts w:eastAsia="仿宋_GB2312"/>
+        </w:rPr>
+        <w:t xml:space="preserve">（4）升级执行：按照设备操作界面的指引，依次执行防病毒特征库升级和IDS规则库升级。两次升级之间需等待上一个升级操作完全完成并确认正常后再执行下一个升级。</w:t>
+      </w:r>
+    </w:p>
+    <w:p>
+      <w:pPr>
+        <w:spacing w:line="360" w:lineRule="auto"/>
+        <w:ind w:firstLine="480"/>
+      </w:pPr>
+      <w:r>
+        <w:rPr>
+          <w:sz w:val="24"/>
+          <w:szCs w:val="24"/>
+          <w:rFonts w:eastAsia="仿宋_GB2312"/>
+        </w:rPr>
+        <w:t xml:space="preserve">（5）升级过程监控：在升级执行过程中（通常持续30秒至5分钟不等），持续观察设备状态指示灯和管理界面显示的升级进度，记录升级各阶段的时间节点。如进度长时间停滞或出现错误提示，按照预定的异常处置流程进行处理。</w:t>
+      </w:r>
+    </w:p>
+    <w:p>
+      <w:pPr>
+        <w:spacing w:line="360" w:lineRule="auto"/>
+        <w:ind w:firstLine="480"/>
+      </w:pPr>
+      <w:r>
+        <w:rPr>
+          <w:sz w:val="24"/>
+          <w:szCs w:val="24"/>
+          <w:rFonts w:eastAsia="仿宋_GB2312"/>
+        </w:rPr>
+        <w:t xml:space="preserve">（6）升级完成确认：升级程序报告完成后，查看设备日志确认升级操作记录正常；查看特征库版本信息确认已更新到目标版本；查看设备运行状态确认各项指标正常无异常告警。</w:t>
+      </w:r>
+    </w:p>
+    <w:p>
+      <w:pPr>
+        <w:spacing w:line="360" w:lineRule="auto"/>
+        <w:ind w:firstLine="480"/>
+      </w:pPr>
+      <w:r>
+        <w:rPr>
           <w:rFonts w:hint="eastAsia"/>
           <w:b/>
           <w:sz w:val="24"/>
@@ -7139,6 +9139,104 @@
           <w:sz w:val="24"/>
         </w:rPr>
         <w:t>将所有升级相关文档资料进行整理归档，包括：升级方案、升级计划、配置备份文件、升级记录、验证报告、总结报告等。按照档案管理要求，纸质文档和电子文档分别归档保存。</w:t>
+      </w:r>
+    </w:p>
+    <w:p>
+      <w:pPr>
+        <w:spacing w:line="360" w:lineRule="auto"/>
+        <w:ind w:firstLine="480"/>
+      </w:pPr>
+      <w:r>
+        <w:rPr>
+          <w:sz w:val="24"/>
+          <w:szCs w:val="24"/>
+          <w:rFonts w:eastAsia="仿宋_GB2312"/>
+        </w:rPr>
+        <w:t xml:space="preserve">技术支持与应急服务</w:t>
+      </w:r>
+    </w:p>
+    <w:p>
+      <w:pPr>
+        <w:spacing w:line="360" w:lineRule="auto"/>
+        <w:ind w:firstLine="480"/>
+      </w:pPr>
+      <w:r>
+        <w:rPr>
+          <w:sz w:val="24"/>
+          <w:szCs w:val="24"/>
+          <w:rFonts w:eastAsia="仿宋_GB2312"/>
+        </w:rPr>
+        <w:t xml:space="preserve">2.5.4.1 日常技术支持</w:t>
+      </w:r>
+    </w:p>
+    <w:p>
+      <w:pPr>
+        <w:spacing w:line="360" w:lineRule="auto"/>
+        <w:ind w:firstLine="480"/>
+      </w:pPr>
+      <w:r>
+        <w:rPr>
+          <w:sz w:val="24"/>
+          <w:szCs w:val="24"/>
+          <w:rFonts w:eastAsia="仿宋_GB2312"/>
+        </w:rPr>
+        <w:t xml:space="preserve">在项目服务期限内，为昌吉供电公司提供防火墙特征库相关的日常技术支持服务。支持内容包括：特征库版本信息查询和解读、特征库功能疑问解答、升级后问题跟踪处理等。技术支持通过电话、邮件或即时通讯工具提供，工作时间内2小时内响应。</w:t>
+      </w:r>
+    </w:p>
+    <w:p>
+      <w:pPr>
+        <w:spacing w:line="360" w:lineRule="auto"/>
+        <w:ind w:firstLine="480"/>
+      </w:pPr>
+      <w:r>
+        <w:rPr>
+          <w:sz w:val="24"/>
+          <w:szCs w:val="24"/>
+          <w:rFonts w:eastAsia="仿宋_GB2312"/>
+        </w:rPr>
+        <w:t xml:space="preserve">2.5.4.2 应急响应服务</w:t>
+      </w:r>
+    </w:p>
+    <w:p>
+      <w:pPr>
+        <w:spacing w:line="360" w:lineRule="auto"/>
+        <w:ind w:firstLine="480"/>
+      </w:pPr>
+      <w:r>
+        <w:rPr>
+          <w:sz w:val="24"/>
+          <w:szCs w:val="24"/>
+          <w:rFonts w:eastAsia="仿宋_GB2312"/>
+        </w:rPr>
+        <w:t xml:space="preserve">在项目服务期限内，如遇以下情况提供应急响应服务：（1）防火墙设备出现与特征库相关的异常告警或功能异常；（2）国家或行业发布重大网络安全漏洞预警，需要紧急评估特征库防护能力；（3）变电站发生网络安全事件，需要协助排查防火墙防护策略有效性。应急响应实行7×24小时值班制度，接到应急请求后30分钟内响应，必要时2小时内赶赴现场。</w:t>
+      </w:r>
+    </w:p>
+    <w:p>
+      <w:pPr>
+        <w:spacing w:line="360" w:lineRule="auto"/>
+        <w:ind w:firstLine="480"/>
+      </w:pPr>
+      <w:r>
+        <w:rPr>
+          <w:sz w:val="24"/>
+          <w:szCs w:val="24"/>
+          <w:rFonts w:eastAsia="仿宋_GB2312"/>
+        </w:rPr>
+        <w:t xml:space="preserve">2.5.4.3 知识转移</w:t>
+      </w:r>
+    </w:p>
+    <w:p>
+      <w:pPr>
+        <w:spacing w:line="360" w:lineRule="auto"/>
+        <w:ind w:firstLine="480"/>
+      </w:pPr>
+      <w:r>
+        <w:rPr>
+          <w:sz w:val="24"/>
+          <w:szCs w:val="24"/>
+          <w:rFonts w:eastAsia="仿宋_GB2312"/>
+        </w:rPr>
+        <w:t xml:space="preserve">在项目实施过程中，安排专门的知识转移环节，向昌吉供电公司运维人员传授防火墙特征库管理相关知识和技能。知识转移内容包括：特征库的作用和重要性、特征库版本查看和管理方法、常见问题识别和初步处理方法、升级操作的注意事项等。通过知识转移，提升运维人员的自主管理能力。</w:t>
       </w:r>
     </w:p>
     <w:p>
@@ -7252,7 +9350,7 @@
           <w:b w:val="0"/>
           <w:sz w:val="24"/>
         </w:rPr>
-        <w:t>本项目服务期限为1年，计划完成2次全面升级。总体进度安排如下：</w:t>
+        <w:t>本项目服务期限为2026年7月6日至2026年12月31日，计划完成2次全面升级。总体进度安排如下：</w:t>
       </w:r>
     </w:p>
     <w:tbl>
@@ -7420,10 +9518,11 @@
             </w:pPr>
             <w:r>
               <w:rPr>
-                <w:rFonts w:ascii="宋体" w:hAnsi="宋体" w:eastAsia="宋体"/>
-                <w:sz w:val="22"/>
-              </w:rPr>
-              <w:t>第1-2周</w:t>
+                <w:sz w:val="20"/>
+              </w:rPr>
+              <w:t>2026.7.6-7.19</w:t>
+              <w:br/>
+              <w:t>（第1-2周）</w:t>
             </w:r>
           </w:p>
         </w:tc>
@@ -7437,24 +9536,11 @@
             </w:pPr>
             <w:r>
               <w:rPr>
-                <w:rFonts w:ascii="宋体" w:hAnsi="宋体" w:eastAsia="宋体"/>
-                <w:sz w:val="22"/>
+                <w:sz w:val="20"/>
               </w:rPr>
               <w:t>设备信息调查、方案编制、</w:t>
-            </w:r>
-            <w:r>
-              <w:rPr>
-                <w:rFonts w:ascii="宋体" w:hAnsi="宋体" w:eastAsia="宋体"/>
-                <w:sz w:val="22"/>
-              </w:rPr>
-              <w:br w:type="textWrapping"/>
-            </w:r>
-            <w:r>
-              <w:rPr>
-                <w:rFonts w:ascii="宋体" w:hAnsi="宋体" w:eastAsia="宋体"/>
-                <w:sz w:val="22"/>
-              </w:rPr>
-              <w:t>升级包准备</w:t>
+              <w:br/>
+              <w:t>升级包准备、人员培训</w:t>
             </w:r>
           </w:p>
         </w:tc>
@@ -7520,24 +9606,11 @@
             </w:pPr>
             <w:r>
               <w:rPr>
-                <w:rFonts w:ascii="宋体" w:hAnsi="宋体" w:eastAsia="宋体"/>
-                <w:sz w:val="22"/>
-              </w:rPr>
-              <w:t>第3-6周</w:t>
-            </w:r>
-            <w:r>
-              <w:rPr>
-                <w:rFonts w:ascii="宋体" w:hAnsi="宋体" w:eastAsia="宋体"/>
-                <w:sz w:val="22"/>
-              </w:rPr>
-              <w:br w:type="textWrapping"/>
-            </w:r>
-            <w:r>
-              <w:rPr>
-                <w:rFonts w:ascii="宋体" w:hAnsi="宋体" w:eastAsia="宋体"/>
-                <w:sz w:val="22"/>
-              </w:rPr>
-              <w:t>（3-4月）</w:t>
+                <w:sz w:val="20"/>
+              </w:rPr>
+              <w:t>2026.7.20-8.16</w:t>
+              <w:br/>
+              <w:t>（第3-6周）</w:t>
             </w:r>
           </w:p>
         </w:tc>
@@ -7551,23 +9624,10 @@
             </w:pPr>
             <w:r>
               <w:rPr>
-                <w:rFonts w:ascii="宋体" w:hAnsi="宋体" w:eastAsia="宋体"/>
-                <w:sz w:val="22"/>
+                <w:sz w:val="20"/>
               </w:rPr>
               <w:t>19座变电站38台防火墙</w:t>
-            </w:r>
-            <w:r>
-              <w:rPr>
-                <w:rFonts w:ascii="宋体" w:hAnsi="宋体" w:eastAsia="宋体"/>
-                <w:sz w:val="22"/>
-              </w:rPr>
-              <w:br w:type="textWrapping"/>
-            </w:r>
-            <w:r>
-              <w:rPr>
-                <w:rFonts w:ascii="宋体" w:hAnsi="宋体" w:eastAsia="宋体"/>
-                <w:sz w:val="22"/>
-              </w:rPr>
+              <w:br/>
               <w:t>特征库第一次升级</w:t>
             </w:r>
           </w:p>
@@ -7617,8 +9677,7 @@
             </w:pPr>
             <w:r>
               <w:rPr>
-                <w:rFonts w:ascii="宋体" w:hAnsi="宋体" w:eastAsia="宋体"/>
-                <w:sz w:val="22"/>
+                <w:sz w:val="20"/>
               </w:rPr>
               <w:t>中期维护</w:t>
             </w:r>
@@ -7634,10 +9693,11 @@
             </w:pPr>
             <w:r>
               <w:rPr>
-                <w:rFonts w:ascii="宋体" w:hAnsi="宋体" w:eastAsia="宋体"/>
-                <w:sz w:val="22"/>
-              </w:rPr>
-              <w:t>第7-24周</w:t>
+                <w:sz w:val="20"/>
+              </w:rPr>
+              <w:t>2026.8.17-10.25</w:t>
+              <w:br/>
+              <w:t>（第7-18周）</w:t>
             </w:r>
           </w:p>
         </w:tc>
@@ -7651,23 +9711,10 @@
             </w:pPr>
             <w:r>
               <w:rPr>
-                <w:rFonts w:ascii="宋体" w:hAnsi="宋体" w:eastAsia="宋体"/>
-                <w:sz w:val="22"/>
+                <w:sz w:val="20"/>
               </w:rPr>
               <w:t>跟踪升级效果、</w:t>
-            </w:r>
-            <w:r>
-              <w:rPr>
-                <w:rFonts w:ascii="宋体" w:hAnsi="宋体" w:eastAsia="宋体"/>
-                <w:sz w:val="22"/>
-              </w:rPr>
-              <w:br w:type="textWrapping"/>
-            </w:r>
-            <w:r>
-              <w:rPr>
-                <w:rFonts w:ascii="宋体" w:hAnsi="宋体" w:eastAsia="宋体"/>
-                <w:sz w:val="22"/>
-              </w:rPr>
+              <w:br/>
               <w:t>准备第二次升级</w:t>
             </w:r>
           </w:p>
@@ -7734,39 +9781,11 @@
             </w:pPr>
             <w:r>
               <w:rPr>
-                <w:rFonts w:ascii="宋体" w:hAnsi="宋体" w:eastAsia="宋体"/>
-                <w:sz w:val="22"/>
-              </w:rPr>
-              <w:t>第25-28周</w:t>
-            </w:r>
-            <w:r>
-              <w:rPr>
-                <w:rFonts w:ascii="宋体" w:hAnsi="宋体" w:eastAsia="宋体"/>
-                <w:sz w:val="22"/>
-              </w:rPr>
-              <w:br w:type="textWrapping"/>
-            </w:r>
-            <w:r>
-              <w:rPr>
-                <w:rFonts w:ascii="宋体" w:hAnsi="宋体" w:eastAsia="宋体"/>
-                <w:sz w:val="22"/>
-              </w:rPr>
-              <w:t>（9-</w:t>
-            </w:r>
-            <w:r>
-              <w:rPr>
-                <w:rFonts w:hint="eastAsia"/>
-                <w:sz w:val="22"/>
-                <w:lang w:eastAsia="zh-CN"/>
-              </w:rPr>
-              <w:t>2.1.4</w:t>
-            </w:r>
-            <w:r>
-              <w:rPr>
-                <w:rFonts w:ascii="宋体" w:hAnsi="宋体" w:eastAsia="宋体"/>
-                <w:sz w:val="22"/>
-              </w:rPr>
-              <w:t>月）</w:t>
+                <w:sz w:val="20"/>
+              </w:rPr>
+              <w:t>2026.10.26-11.22</w:t>
+              <w:br/>
+              <w:t>（第19-22周）</w:t>
             </w:r>
           </w:p>
         </w:tc>
@@ -7780,23 +9799,10 @@
             </w:pPr>
             <w:r>
               <w:rPr>
-                <w:rFonts w:ascii="宋体" w:hAnsi="宋体" w:eastAsia="宋体"/>
-                <w:sz w:val="22"/>
+                <w:sz w:val="20"/>
               </w:rPr>
               <w:t>19座变电站38台防火墙</w:t>
-            </w:r>
-            <w:r>
-              <w:rPr>
-                <w:rFonts w:ascii="宋体" w:hAnsi="宋体" w:eastAsia="宋体"/>
-                <w:sz w:val="22"/>
-              </w:rPr>
-              <w:br w:type="textWrapping"/>
-            </w:r>
-            <w:r>
-              <w:rPr>
-                <w:rFonts w:ascii="宋体" w:hAnsi="宋体" w:eastAsia="宋体"/>
-                <w:sz w:val="22"/>
-              </w:rPr>
+              <w:br/>
               <w:t>特征库第二次升级</w:t>
             </w:r>
           </w:p>
@@ -7863,10 +9869,11 @@
             </w:pPr>
             <w:r>
               <w:rPr>
-                <w:rFonts w:ascii="宋体" w:hAnsi="宋体" w:eastAsia="宋体"/>
-                <w:sz w:val="22"/>
-              </w:rPr>
-              <w:t>第29-30周</w:t>
+                <w:sz w:val="20"/>
+              </w:rPr>
+              <w:t>2026.11.23-12.31</w:t>
+              <w:br/>
+              <w:t>（第23-26周）</w:t>
             </w:r>
           </w:p>
         </w:tc>
@@ -7880,10 +9887,11 @@
             </w:pPr>
             <w:r>
               <w:rPr>
-                <w:rFonts w:ascii="宋体" w:hAnsi="宋体" w:eastAsia="宋体"/>
-                <w:sz w:val="22"/>
-              </w:rPr>
-              <w:t>年度总结、文档归档</w:t>
+                <w:sz w:val="20"/>
+              </w:rPr>
+              <w:t>年度总结、文档归档、</w:t>
+              <w:br/>
+              <w:t>项目验收</w:t>
             </w:r>
           </w:p>
         </w:tc>
@@ -7953,6 +9961,34 @@
           <w:sz w:val="24"/>
         </w:rPr>
         <w:t>每次全面升级的详细工作计划如下：</w:t>
+      </w:r>
+    </w:p>
+    <w:p>
+      <w:pPr>
+        <w:spacing w:line="360" w:lineRule="auto"/>
+        <w:ind w:firstLine="480"/>
+      </w:pPr>
+      <w:r>
+        <w:rPr>
+          <w:sz w:val="24"/>
+          <w:szCs w:val="24"/>
+          <w:rFonts w:eastAsia="仿宋_GB2312"/>
+        </w:rPr>
+        <w:t xml:space="preserve">单次全面升级按照"准备-执行-验证-归档"四个阶段组织实施，总周期约为2-3周（含前期准备和后期归档）。其中现场升级执行阶段约需8-10个工作日完成全部19座变电站的升级工作。详细的日程安排如下表所示，表中展示了标准情况下的升级批次安排。实际执行时可能根据天气、交通、变电站运行情况等因素进行适当调整。</w:t>
+      </w:r>
+    </w:p>
+    <w:p>
+      <w:pPr>
+        <w:spacing w:line="360" w:lineRule="auto"/>
+        <w:ind w:firstLine="480"/>
+      </w:pPr>
+      <w:r>
+        <w:rPr>
+          <w:sz w:val="24"/>
+          <w:szCs w:val="24"/>
+          <w:rFonts w:eastAsia="仿宋_GB2312"/>
+        </w:rPr>
+        <w:t xml:space="preserve">在人员安排方面，每次全面升级配置2个升级小组（升级组A和升级组B），每组由2名技术人员组成（1名主操作手+1名辅助操作和记录人员）。两个小组可以同时在不同变电站开展升级工作，在确保每组操作质量的同时提高整体升级效率。项目管理组由项目经理和质量管控人员组成，负责统筹协调和质量监督。</w:t>
       </w:r>
     </w:p>
     <w:tbl>
@@ -8959,6 +10995,132 @@
     </w:p>
     <w:p>
       <w:pPr>
+        <w:spacing w:line="360" w:lineRule="auto"/>
+        <w:ind w:firstLine="480"/>
+      </w:pPr>
+      <w:r>
+        <w:rPr>
+          <w:sz w:val="24"/>
+          <w:szCs w:val="24"/>
+          <w:rFonts w:eastAsia="仿宋_GB2312"/>
+        </w:rPr>
+        <w:t xml:space="preserve">（5）问题升级机制：对于升级过程中遇到的无法在现场立即解决的技术问题，按照问题严重程度分级上报。一般问题由项目经理协调解决；重大问题由双方技术负责人会商解决；紧急问题启动应急响应机制处理。</w:t>
+      </w:r>
+    </w:p>
+    <w:p>
+      <w:pPr>
+        <w:spacing w:line="360" w:lineRule="auto"/>
+        <w:ind w:firstLine="480"/>
+      </w:pPr>
+      <w:r>
+        <w:rPr>
+          <w:sz w:val="24"/>
+          <w:szCs w:val="24"/>
+          <w:rFonts w:eastAsia="仿宋_GB2312"/>
+        </w:rPr>
+        <w:t xml:space="preserve">（6）信息记录制度：所有重要的沟通协调信息均做好书面记录，包括沟通时间、参与人员、沟通内容、达成共识和待办事项等，确保信息传递的准确性和可追溯性。</w:t>
+      </w:r>
+    </w:p>
+    <w:p>
+      <w:pPr>
+        <w:spacing w:line="360" w:lineRule="auto"/>
+        <w:ind w:firstLine="480"/>
+      </w:pPr>
+      <w:r>
+        <w:rPr>
+          <w:sz w:val="24"/>
+          <w:szCs w:val="24"/>
+          <w:rFonts w:eastAsia="仿宋_GB2312"/>
+        </w:rPr>
+        <w:t xml:space="preserve">项目质量管控计划</w:t>
+      </w:r>
+    </w:p>
+    <w:p>
+      <w:pPr>
+        <w:spacing w:line="360" w:lineRule="auto"/>
+        <w:ind w:firstLine="480"/>
+      </w:pPr>
+      <w:r>
+        <w:rPr>
+          <w:sz w:val="24"/>
+          <w:szCs w:val="24"/>
+          <w:rFonts w:eastAsia="仿宋_GB2312"/>
+        </w:rPr>
+        <w:t xml:space="preserve">为确保项目实施质量，建立以下质量管控措施：</w:t>
+      </w:r>
+    </w:p>
+    <w:p>
+      <w:pPr>
+        <w:spacing w:line="360" w:lineRule="auto"/>
+        <w:ind w:firstLine="480"/>
+      </w:pPr>
+      <w:r>
+        <w:rPr>
+          <w:sz w:val="24"/>
+          <w:szCs w:val="24"/>
+          <w:rFonts w:eastAsia="仿宋_GB2312"/>
+        </w:rPr>
+        <w:t xml:space="preserve">（1）操作前检查：每次升级操作前，由操作人员自检确认各项准备工作就绪，包括升级包完整性、工具设备齐备、操作方案熟悉等。自检通过后开始操作。</w:t>
+      </w:r>
+    </w:p>
+    <w:p>
+      <w:pPr>
+        <w:spacing w:line="360" w:lineRule="auto"/>
+        <w:ind w:firstLine="480"/>
+      </w:pPr>
+      <w:r>
+        <w:rPr>
+          <w:sz w:val="24"/>
+          <w:szCs w:val="24"/>
+          <w:rFonts w:eastAsia="仿宋_GB2312"/>
+        </w:rPr>
+        <w:t xml:space="preserve">（2）操作中监控：升级操作过程中，辅助人员全程监控设备状态和操作步骤，及时发现和纠正任何偏差。关键步骤需要双人确认后才能执行。</w:t>
+      </w:r>
+    </w:p>
+    <w:p>
+      <w:pPr>
+        <w:spacing w:line="360" w:lineRule="auto"/>
+        <w:ind w:firstLine="480"/>
+      </w:pPr>
+      <w:r>
+        <w:rPr>
+          <w:sz w:val="24"/>
+          <w:szCs w:val="24"/>
+          <w:rFonts w:eastAsia="仿宋_GB2312"/>
+        </w:rPr>
+        <w:t xml:space="preserve">（3）操作后验证：每台设备升级完成后，按照验证检查表逐项进行验证，所有项目通过后才确认该设备升级成功。验证结果由操作人员和验证人员共同签字确认。</w:t>
+      </w:r>
+    </w:p>
+    <w:p>
+      <w:pPr>
+        <w:spacing w:line="360" w:lineRule="auto"/>
+        <w:ind w:firstLine="480"/>
+      </w:pPr>
+      <w:r>
+        <w:rPr>
+          <w:sz w:val="24"/>
+          <w:szCs w:val="24"/>
+          <w:rFonts w:eastAsia="仿宋_GB2312"/>
+        </w:rPr>
+        <w:t xml:space="preserve">（4）日报审核：项目管理组每天审核各升级小组提交的工作日报和升级记录，发现质量问题及时反馈纠正。</w:t>
+      </w:r>
+    </w:p>
+    <w:p>
+      <w:pPr>
+        <w:spacing w:line="360" w:lineRule="auto"/>
+        <w:ind w:firstLine="480"/>
+      </w:pPr>
+      <w:r>
+        <w:rPr>
+          <w:sz w:val="24"/>
+          <w:szCs w:val="24"/>
+          <w:rFonts w:eastAsia="仿宋_GB2312"/>
+        </w:rPr>
+        <w:t xml:space="preserve">（5）阶段评审：每个升级批次完成后，组织阶段评审会议，总结经验教训，改进后续批次的操作质量。</w:t>
+      </w:r>
+    </w:p>
+    <w:p>
+      <w:pPr>
         <w:numPr>
           <w:ilvl w:val="2"/>
           <w:numId w:val="8"/>
@@ -9076,6 +11238,101 @@
           <w:sz w:val="24"/>
         </w:rPr>
         <w:t>（5）恶劣天气影响：根据天气预报提前调整升级计划，确保人员出行安全。</w:t>
+      </w:r>
+    </w:p>
+    <w:p>
+      <w:pPr>
+        <w:spacing w:line="360" w:lineRule="auto"/>
+        <w:ind w:firstLine="480"/>
+        <w:rPr>
+          <w:rFonts w:ascii="宋体" w:hAnsi="宋体" w:eastAsia="宋体"/>
+          <w:b w:val="0"/>
+          <w:sz w:val="24"/>
+        </w:rPr>
+      </w:pPr>
+      <w:r>
+        <w:rPr>
+          <w:sz w:val="24"/>
+          <w:szCs w:val="24"/>
+          <w:rFonts w:eastAsia="仿宋_GB2312"/>
+        </w:rPr>
+        <w:t xml:space="preserve">（6）通信中断处置：如果升级现场与项目管理组之间通信中断，升级人员按照预定的独立操作方案继续工作，不依赖远程指导。通信恢复后第一时间汇报工作进展和遇到的问题。</w:t>
+      </w:r>
+    </w:p>
+    <w:p>
+      <w:pPr>
+        <w:spacing w:line="360" w:lineRule="auto"/>
+        <w:ind w:firstLine="480"/>
+        <w:rPr>
+          <w:rFonts w:ascii="宋体" w:hAnsi="宋体" w:eastAsia="宋体"/>
+          <w:b w:val="0"/>
+          <w:sz w:val="24"/>
+        </w:rPr>
+      </w:pPr>
+      <w:r>
+        <w:rPr>
+          <w:sz w:val="24"/>
+          <w:szCs w:val="24"/>
+          <w:rFonts w:eastAsia="仿宋_GB2312"/>
+        </w:rPr>
+        <w:t xml:space="preserve">（7）人员安全事故：如果升级人员在途中或现场发生安全事故，立即启动人员安全应急响应，优先保障人员安全，暂停升级工作。事故处理完毕后重新评估和安排后续工作。</w:t>
+      </w:r>
+    </w:p>
+    <w:p>
+      <w:pPr>
+        <w:spacing w:line="360" w:lineRule="auto"/>
+        <w:ind w:firstLine="480"/>
+        <w:rPr>
+          <w:rFonts w:ascii="宋体" w:hAnsi="宋体" w:eastAsia="宋体"/>
+          <w:b w:val="0"/>
+          <w:sz w:val="24"/>
+        </w:rPr>
+      </w:pPr>
+      <w:r>
+        <w:rPr>
+          <w:sz w:val="24"/>
+          <w:szCs w:val="24"/>
+          <w:rFonts w:eastAsia="仿宋_GB2312"/>
+        </w:rPr>
+        <w:t xml:space="preserve">（8）升级包版本错误：如果到达现场后发现升级包版本不正确或不适用于该站设备，立即停止升级操作，返回后重新确认正确版本并更换升级包。不得使用不确定版本的升级包执行操作。</w:t>
+      </w:r>
+    </w:p>
+    <w:p>
+      <w:pPr>
+        <w:spacing w:line="360" w:lineRule="auto"/>
+        <w:ind w:firstLine="480"/>
+        <w:rPr>
+          <w:rFonts w:ascii="宋体" w:hAnsi="宋体" w:eastAsia="宋体"/>
+          <w:b w:val="0"/>
+          <w:sz w:val="24"/>
+        </w:rPr>
+      </w:pPr>
+      <w:r>
+        <w:rPr>
+          <w:sz w:val="24"/>
+          <w:szCs w:val="24"/>
+          <w:rFonts w:eastAsia="仿宋_GB2312"/>
+        </w:rPr>
+        <w:t xml:space="preserve">应急处置的基本原则是：人员安全第一、设备安全第二、进度服从质量。在任何紧急情况下，都必须首先确保人员安全，其次确保设备不受损害，不得为赶进度而忽视安全和质量要求。</w:t>
+      </w:r>
+    </w:p>
+    <w:p>
+      <w:pPr>
+        <w:spacing w:line="360" w:lineRule="auto"/>
+        <w:ind w:firstLine="480"/>
+        <w:rPr>
+          <w:rFonts w:ascii="宋体" w:hAnsi="宋体" w:eastAsia="宋体"/>
+          <w:b w:val="0"/>
+          <w:sz w:val="24"/>
+        </w:rPr>
+      </w:pPr>
+      <w:r>
+        <w:rPr>
+          <w:sz w:val="24"/>
+          <w:szCs w:val="24"/>
+          <w:rFonts w:eastAsia="仿宋_GB2312"/>
+        </w:rPr>
+        <w:t xml:space="preserve">应急联系机制：项目实施期间建立24小时应急联系通道。项目负责人手机保持24小时畅通；与昌吉供电公司信通部值班人员建立直通联系；与设备厂商技术支持建立快速响应通道。紧急情况下可同时启动多个联系通道，确保问题得到快速响应和解决。</w:t>
       </w:r>
     </w:p>
     <w:p>
@@ -9197,6 +11454,34 @@
       </w:pPr>
       <w:r>
         <w:rPr>
+          <w:sz w:val="24"/>
+          <w:szCs w:val="24"/>
+          <w:rFonts w:eastAsia="仿宋_GB2312"/>
+        </w:rPr>
+        <w:t xml:space="preserve">网络安全监测功能提升的本质是对变电站网络安全"感知-分析-响应"能力链的全面增强。感知能力体现在监测覆盖范围的完整性和数据采集的全面性；分析能力体现在告警检测的准确性和异常识别的精准性；响应能力则建立在准确感知和精准分析的基础之上。三者缺一不可，只有实现全链条的协同提升，才能真正增强变电站的网络安全防护实效。</w:t>
+      </w:r>
+    </w:p>
+    <w:p>
+      <w:pPr>
+        <w:spacing w:line="360" w:lineRule="auto"/>
+        <w:ind w:firstLine="480"/>
+      </w:pPr>
+      <w:r>
+        <w:rPr>
+          <w:sz w:val="24"/>
+          <w:szCs w:val="24"/>
+          <w:rFonts w:eastAsia="仿宋_GB2312"/>
+        </w:rPr>
+        <w:t xml:space="preserve">从运维实践来看，一个高效的网络安全监测体系应当具备以下核心特征：一是监测覆盖无死角，所有关键设备和网络节点都在监控范围内；二是告警精准有价值，每一条告警都代表一个真实的安全风险或值得关注的事件；三是响应及时有效率，从安全事件发生到被发现再到被处置的全链条时间最短化。本项目的各项工作正是围绕这三个核心特征展开的系统性提升。</w:t>
+      </w:r>
+    </w:p>
+    <w:p>
+      <w:pPr>
+        <w:spacing w:line="360" w:lineRule="auto"/>
+        <w:ind w:firstLine="480"/>
+      </w:pPr>
+      <w:r>
+        <w:rPr>
           <w:rFonts w:ascii="宋体" w:hAnsi="宋体" w:eastAsia="宋体"/>
           <w:b w:val="0"/>
           <w:sz w:val="24"/>
@@ -9230,6 +11515,76 @@
           <w:sz w:val="24"/>
         </w:rPr>
         <w:t>我们将针对纺织园变电站网络安全监测的现存问题，制定科学合理的解决方案，按照统一规划、分步实施的原则有序推进各项工作，确保每一项提升措施都能够切实发挥作用，共同构建覆盖全面、监测精准、响应及时的网络安全监测体系。</w:t>
+      </w:r>
+    </w:p>
+    <w:p>
+      <w:pPr>
+        <w:spacing w:line="360" w:lineRule="auto"/>
+        <w:ind w:firstLine="480"/>
+      </w:pPr>
+      <w:r>
+        <w:rPr>
+          <w:sz w:val="24"/>
+          <w:szCs w:val="24"/>
+          <w:rFonts w:eastAsia="仿宋_GB2312"/>
+        </w:rPr>
+        <w:t xml:space="preserve">从技术实现角度分析，网络安全监测功能提升是一项系统工程，涉及数据采集层、数据分析层和展示决策层三个层面的全面优化。数据采集层的提升包括扩大监测覆盖范围（设备接入）、提高采集数据质量（二次辨识）；数据分析层的提升包括优化检测规则（探针策略调优）、增强分析精度；展示决策层的提升则体现在告警的准确性和可操作性上。只有三个层面的协同提升，才能实现安全监测能力的整体跃升。</w:t>
+      </w:r>
+    </w:p>
+    <w:p>
+      <w:pPr>
+        <w:spacing w:line="360" w:lineRule="auto"/>
+        <w:ind w:firstLine="480"/>
+      </w:pPr>
+      <w:r>
+        <w:rPr>
+          <w:sz w:val="24"/>
+          <w:szCs w:val="24"/>
+          <w:rFonts w:eastAsia="仿宋_GB2312"/>
+        </w:rPr>
+        <w:t xml:space="preserve">本项目的技术核心在于实现"全覆盖、精准化、纵深化"三大目标。全覆盖是指将所有应监测设备纳入统一的安全监测体系，消除任何监测盲区；精准化是指通过策略优化和辨识提升，显著降低误报率并消除漏报，使安全告警真正具有指导意义；纵深化是指通过漏洞修复、安全加固和端口封堵，从源头减少安全风险，使监测与防护形成协同效应。</w:t>
+      </w:r>
+    </w:p>
+    <w:p>
+      <w:pPr>
+        <w:spacing w:line="360" w:lineRule="auto"/>
+        <w:ind w:firstLine="480"/>
+      </w:pPr>
+      <w:r>
+        <w:rPr>
+          <w:sz w:val="24"/>
+          <w:szCs w:val="24"/>
+          <w:rFonts w:eastAsia="仿宋_GB2312"/>
+        </w:rPr>
+        <w:t xml:space="preserve">项目实施遵循"先评估、后设计、再实施、终验证"的科学方法论。每一项具体工作都经过充分的前期评估和方案设计，确保实施方案的科学性和可行性。实施过程中严格执行变更管理流程，确保每一步操作都经过审批和验证。最终通过系统性的效果验证确认项目目标的达成。</w:t>
+      </w:r>
+    </w:p>
+    <w:p>
+      <w:pPr>
+        <w:spacing w:line="360" w:lineRule="auto"/>
+        <w:ind w:firstLine="480"/>
+      </w:pPr>
+      <w:r>
+        <w:rPr>
+          <w:sz w:val="24"/>
+          <w:szCs w:val="24"/>
+          <w:rFonts w:eastAsia="仿宋_GB2312"/>
+        </w:rPr>
+        <w:t xml:space="preserve">从项目管理角度看，本项目具有以下特点需要重点关注：一是工作内容多样，涉及设备接入、策略调优、安全加固、漏洞修复、辨识提升、端口封堵等六大类工作，各类工作的技术要求和操作方式各不相同，需要不同专业背景的技术人员协同配合；二是实施环境敏感，所有工作在运行中的变电站内进行，必须确保任何操作不影响电力系统的正常运行；三是成果可量化，各项工作都有明确的量化目标和验证标准，项目效果可以通过数据进行客观评估。</w:t>
+      </w:r>
+    </w:p>
+    <w:p>
+      <w:pPr>
+        <w:spacing w:line="360" w:lineRule="auto"/>
+        <w:ind w:firstLine="480"/>
+      </w:pPr>
+      <w:r>
+        <w:rPr>
+          <w:sz w:val="24"/>
+          <w:szCs w:val="24"/>
+          <w:rFonts w:eastAsia="仿宋_GB2312"/>
+        </w:rPr>
+        <w:t xml:space="preserve">基于上述特点，我们采用"统一规划、分工协作、风险可控、效果可验"的项目管理策略。统一规划确保各项工作有序衔接不冲突；分工协作确保各专业人员高效配合；风险可控确保每一步操作都在安全范围内；效果可验确保项目成果经得起检验。</w:t>
       </w:r>
     </w:p>
     <w:p>
@@ -9541,94 +11896,6 @@
     </w:p>
     <w:p>
       <w:pPr>
-        <w:spacing w:line="360" w:lineRule="auto"/>
-        <w:ind w:firstLine="480"/>
-      </w:pPr>
-      <w:r>
-        <w:rPr>
-          <w:rFonts w:ascii="宋体" w:hAnsi="宋体" w:eastAsia="宋体"/>
-          <w:b w:val="0"/>
-          <w:sz w:val="24"/>
-        </w:rPr>
-        <w:t>本项目的实施需要遵循以下主要政策标准：</w:t>
-      </w:r>
-    </w:p>
-    <w:p>
-      <w:pPr>
-        <w:spacing w:line="360" w:lineRule="auto"/>
-        <w:ind w:firstLine="480"/>
-      </w:pPr>
-      <w:r>
-        <w:rPr>
-          <w:rFonts w:ascii="宋体" w:hAnsi="宋体" w:eastAsia="宋体"/>
-          <w:b w:val="0"/>
-          <w:sz w:val="24"/>
-        </w:rPr>
-        <w:t>（1）《电力监控系统安全防护规定》（国家发展和改革委员会令第14号），明确了电力监控系统安全防护的总体原则和基本要求。</w:t>
-      </w:r>
-    </w:p>
-    <w:p>
-      <w:pPr>
-        <w:spacing w:line="360" w:lineRule="auto"/>
-        <w:ind w:firstLine="480"/>
-      </w:pPr>
-      <w:r>
-        <w:rPr>
-          <w:rFonts w:ascii="宋体" w:hAnsi="宋体" w:eastAsia="宋体"/>
-          <w:b w:val="0"/>
-          <w:sz w:val="24"/>
-        </w:rPr>
-        <w:t>（2）《电力监控系统安全防护总体方案》，规定了电力监控系统安全防护的技术架构和实施要求。</w:t>
-      </w:r>
-    </w:p>
-    <w:p>
-      <w:pPr>
-        <w:spacing w:line="360" w:lineRule="auto"/>
-        <w:ind w:firstLine="480"/>
-      </w:pPr>
-      <w:r>
-        <w:rPr>
-          <w:rFonts w:ascii="宋体" w:hAnsi="宋体" w:eastAsia="宋体"/>
-          <w:b w:val="0"/>
-          <w:sz w:val="24"/>
-        </w:rPr>
-        <w:t>（3）《关于加强电力行业网络安全工作的指导意见》（国能发安全〔2018〕72号），提出了加强电力行业网络安全的政策要求。</w:t>
-      </w:r>
-    </w:p>
-    <w:p>
-      <w:pPr>
-        <w:spacing w:line="360" w:lineRule="auto"/>
-        <w:ind w:firstLine="480"/>
-      </w:pPr>
-      <w:r>
-        <w:rPr>
-          <w:rFonts w:ascii="宋体" w:hAnsi="宋体" w:eastAsia="宋体"/>
-          <w:b w:val="0"/>
-          <w:sz w:val="24"/>
-        </w:rPr>
-        <w:t>（4）GB/T 22239-2019《信息安全技术 网络安全等级保护基本要求》，规定了网络安全等级保护的技术和管理要求。</w:t>
-      </w:r>
-    </w:p>
-    <w:p>
-      <w:pPr>
-        <w:spacing w:line="360" w:lineRule="auto"/>
-        <w:ind w:firstLine="480"/>
-      </w:pPr>
-      <w:r>
-        <w:rPr>
-          <w:rFonts w:ascii="宋体" w:hAnsi="宋体" w:eastAsia="宋体"/>
-          <w:b w:val="0"/>
-          <w:sz w:val="24"/>
-        </w:rPr>
-        <w:t>（5）国家电网公司关于电力监控系统网络安全监测装置部署和管理的相关技术规范和管理制度。</w:t>
-      </w:r>
-    </w:p>
-    <w:p>
-      <w:pPr>
-        <w:numPr>
-          <w:ilvl w:val="2"/>
-          <w:numId w:val="10"/>
-        </w:numPr>
         <w:adjustRightInd w:val="0"/>
         <w:snapToGrid w:val="0"/>
         <w:spacing w:line="360" w:lineRule="auto"/>
@@ -9651,6 +11918,21 @@
       </w:pPr>
       <w:r>
         <w:rPr>
+          <w:sz w:val="24"/>
+          <w:szCs w:val="24"/>
+          <w:rFonts w:eastAsia="仿宋_GB2312"/>
+        </w:rPr>
+        <w:t xml:space="preserve">（6）端口暴露面过大。经初步排查，站内部分设备存在不必要的网络端口开放情况，包括未使用的远程管理端口、调试端口和已废弃的服务端口等。这些暴露的端口增加了攻击者可利用的入口，扩大了站内网络的攻击暴露面。</w:t>
+      </w:r>
+    </w:p>
+    <w:p>
+      <w:pPr>
+        <w:adjustRightInd w:val="0"/>
+        <w:snapToGrid w:val="0"/>
+        <w:spacing w:line="360" w:lineRule="auto"/>
+        <w:ind w:left="709" w:leftChars="0" w:hanging="709" w:firstLineChars="0"/>
+        <w:outlineLvl w:val="3"/>
+        <w:rPr>
           <w:rFonts w:hint="eastAsia" w:ascii="宋体" w:hAnsi="宋体" w:eastAsia="宋体" w:cs="宋体"/>
           <w:b/>
           <w:color w:val="000000" w:themeColor="text1"/>
@@ -9664,81 +11946,23 @@
             </w14:solidFill>
           </w14:textFill>
         </w:rPr>
-        <w:t>项目提出的必要性</w:t>
-      </w:r>
-    </w:p>
-    <w:p>
-      <w:pPr>
-        <w:spacing w:line="360" w:lineRule="auto"/>
-        <w:ind w:firstLine="480"/>
-      </w:pPr>
-      <w:r>
-        <w:rPr>
-          <w:rFonts w:ascii="宋体" w:hAnsi="宋体" w:eastAsia="宋体"/>
-          <w:b w:val="0"/>
-          <w:sz w:val="24"/>
-        </w:rPr>
-        <w:t>（1）消除安全监测盲区的迫切需要。当前告警采集不完整的问题使得安全监测存在盲区，可能导致安全事件无法被及时发现和处置，给电力监控系统安全带来风险。通过本项目实施，可以全面消除监测盲区。</w:t>
-      </w:r>
-    </w:p>
-    <w:p>
-      <w:pPr>
-        <w:spacing w:line="360" w:lineRule="auto"/>
-        <w:ind w:firstLine="480"/>
-      </w:pPr>
-      <w:r>
-        <w:rPr>
-          <w:rFonts w:ascii="宋体" w:hAnsi="宋体" w:eastAsia="宋体"/>
-          <w:b w:val="0"/>
-          <w:sz w:val="24"/>
-        </w:rPr>
-        <w:t>（2）满足合规管理要求的客观需要。代理软件接入策略不合规的问题不仅影响安全监测效果，也不符合国家电网公司的相关管理要求。通过整改可以实现合规运行。</w:t>
-      </w:r>
-    </w:p>
-    <w:p>
-      <w:pPr>
-        <w:spacing w:line="360" w:lineRule="auto"/>
-        <w:ind w:firstLine="480"/>
-      </w:pPr>
-      <w:r>
-        <w:rPr>
-          <w:rFonts w:ascii="宋体" w:hAnsi="宋体" w:eastAsia="宋体"/>
-          <w:b w:val="0"/>
-          <w:sz w:val="24"/>
-        </w:rPr>
-        <w:t>（3）消除安全漏洞风险的紧迫需要。高危漏洞的存在使变电站面临被攻击利用的现实风险，必须尽快通过漏洞扫描和安全加固加以消除。</w:t>
-      </w:r>
-    </w:p>
-    <w:p>
-      <w:pPr>
-        <w:spacing w:line="360" w:lineRule="auto"/>
-        <w:ind w:firstLine="480"/>
-      </w:pPr>
-      <w:r>
-        <w:rPr>
-          <w:rFonts w:ascii="宋体" w:hAnsi="宋体" w:eastAsia="宋体"/>
-          <w:b w:val="0"/>
-          <w:sz w:val="24"/>
-        </w:rPr>
-        <w:t>（4）提升监测质量的现实需要。探针策略粗放、二次辨识不准确等问题影响了安全监测的质量和效率，需要通过精细化优化提升监测能力。</w:t>
-      </w:r>
-    </w:p>
-    <w:p>
-      <w:r>
-        <w:br w:type="page"/>
-      </w:r>
-    </w:p>
-    <w:p>
-      <w:pPr>
-        <w:numPr>
-          <w:ilvl w:val="1"/>
-          <w:numId w:val="10"/>
-        </w:numPr>
+      </w:pPr>
+      <w:r>
+        <w:rPr>
+          <w:sz w:val="24"/>
+          <w:szCs w:val="24"/>
+          <w:rFonts w:eastAsia="仿宋_GB2312"/>
+        </w:rPr>
+        <w:t xml:space="preserve">（7）安全事件响应机制不健全。当前站内缺乏完善的安全事件分级响应机制，当安全监测系统产生告警时，告警信息的传递路径和处置流程不够清晰，可能导致安全事件响应不及时。</w:t>
+      </w:r>
+    </w:p>
+    <w:p>
+      <w:pPr>
         <w:adjustRightInd w:val="0"/>
         <w:snapToGrid w:val="0"/>
         <w:spacing w:line="360" w:lineRule="auto"/>
-        <w:ind w:left="567" w:leftChars="0" w:hanging="567" w:firstLineChars="0"/>
-        <w:outlineLvl w:val="2"/>
+        <w:ind w:left="709" w:leftChars="0" w:hanging="709" w:firstLineChars="0"/>
+        <w:outlineLvl w:val="3"/>
         <w:rPr>
           <w:rFonts w:hint="eastAsia" w:ascii="宋体" w:hAnsi="宋体" w:eastAsia="宋体" w:cs="宋体"/>
           <w:b/>
@@ -9756,6 +11980,21 @@
       </w:pPr>
       <w:r>
         <w:rPr>
+          <w:sz w:val="24"/>
+          <w:szCs w:val="24"/>
+          <w:rFonts w:eastAsia="仿宋_GB2312"/>
+        </w:rPr>
+        <w:t xml:space="preserve">（8）资产台账不够完善。站内部分设备的网络资产信息记录不够完整，设备的IP地址分配、端口使用情况、通信关系等信息缺乏系统化的管理，给安全监测和策略配置带来了一定困难。</w:t>
+      </w:r>
+    </w:p>
+    <w:p>
+      <w:pPr>
+        <w:adjustRightInd w:val="0"/>
+        <w:snapToGrid w:val="0"/>
+        <w:spacing w:line="360" w:lineRule="auto"/>
+        <w:ind w:left="709" w:leftChars="0" w:hanging="709" w:firstLineChars="0"/>
+        <w:outlineLvl w:val="3"/>
+        <w:rPr>
           <w:rFonts w:hint="eastAsia" w:ascii="宋体" w:hAnsi="宋体" w:eastAsia="宋体" w:cs="宋体"/>
           <w:b/>
           <w:color w:val="000000" w:themeColor="text1"/>
@@ -9769,15 +12008,18 @@
             </w14:solidFill>
           </w14:textFill>
         </w:rPr>
-        <w:t>项目目标</w:t>
-      </w:r>
-    </w:p>
-    <w:p>
-      <w:pPr>
-        <w:numPr>
-          <w:ilvl w:val="2"/>
-          <w:numId w:val="10"/>
-        </w:numPr>
+      </w:pPr>
+      <w:r>
+        <w:rPr>
+          <w:sz w:val="24"/>
+          <w:szCs w:val="24"/>
+          <w:rFonts w:eastAsia="仿宋_GB2312"/>
+        </w:rPr>
+        <w:t xml:space="preserve">从运维管理角度分析，上述问题的产生有其客观原因：一是变电站网络安全监测系统建设与站内设备扩容存在时间差，后续新增的设备未能及时纳入监测范围；二是初始部署时探针策略采用通用模板配置，未针对变电站特定的网络环境进行精细化适配；三是设备运行过程中缺乏定期的安全基线巡检和漏洞扫描机制，导致安全隐患逐步累积；四是运维人员对安全监测系统的运营维护能力有待加强，日常运维中对安全告警的分析深度不够。</w:t>
+      </w:r>
+    </w:p>
+    <w:p>
+      <w:pPr>
         <w:adjustRightInd w:val="0"/>
         <w:snapToGrid w:val="0"/>
         <w:spacing w:line="360" w:lineRule="auto"/>
@@ -9800,6 +12042,21 @@
       </w:pPr>
       <w:r>
         <w:rPr>
+          <w:sz w:val="24"/>
+          <w:szCs w:val="24"/>
+          <w:rFonts w:eastAsia="仿宋_GB2312"/>
+        </w:rPr>
+        <w:t xml:space="preserve">这些问题虽然目前尚未导致实际的安全事件，但已经构成了潜在的安全风险。在当前网络安全威胁日益严峻的环境下，任何监测盲区和防护薄弱环节都可能成为攻击者的突破口。因此，尽早实施系统性的监测功能提升，将安全隐患消除在萌芽状态，是明智且必要的选择。</w:t>
+      </w:r>
+    </w:p>
+    <w:p>
+      <w:pPr>
+        <w:adjustRightInd w:val="0"/>
+        <w:snapToGrid w:val="0"/>
+        <w:spacing w:line="360" w:lineRule="auto"/>
+        <w:ind w:left="709" w:leftChars="0" w:hanging="709" w:firstLineChars="0"/>
+        <w:outlineLvl w:val="3"/>
+        <w:rPr>
           <w:rFonts w:hint="eastAsia" w:ascii="宋体" w:hAnsi="宋体" w:eastAsia="宋体" w:cs="宋体"/>
           <w:b/>
           <w:color w:val="000000" w:themeColor="text1"/>
@@ -9813,21 +12070,140 @@
             </w14:solidFill>
           </w14:textFill>
         </w:rPr>
-        <w:t>总体目标</w:t>
-      </w:r>
-    </w:p>
-    <w:p>
-      <w:pPr>
-        <w:spacing w:line="360" w:lineRule="auto"/>
-        <w:ind w:firstLine="480"/>
-      </w:pPr>
-      <w:r>
-        <w:rPr>
-          <w:rFonts w:ascii="宋体" w:hAnsi="宋体" w:eastAsia="宋体"/>
-          <w:b w:val="0"/>
-          <w:sz w:val="24"/>
-        </w:rPr>
-        <w:t>本项目的总体目标是：通过系统性的网络安全监测功能提升工作，全面解决220kV纺织园变电站在网络安全监测方面存在的各项问题，使该站的网络安全监测能力达到国家电网公司相关技术标准要求，实现安全监测的全覆盖、告警的精准化、防护的纵深化，有效保障电力监控系统的安全稳定运行。</w:t>
+      </w:pPr>
+      <w:r>
+        <w:rPr>
+          <w:sz w:val="24"/>
+          <w:szCs w:val="24"/>
+          <w:rFonts w:eastAsia="仿宋_GB2312"/>
+        </w:rPr>
+        <w:t xml:space="preserve">综合以上分析，220kV纺织园变电站在网络安全监测方面存在的问题是多维度、相互关联的，需要通过系统性的解决方案加以综合治理。简单的单点修补难以从根本上解决问题，必须从整体架构层面进行统一规划和系统提升。</w:t>
+      </w:r>
+    </w:p>
+    <w:p>
+      <w:pPr>
+        <w:spacing w:line="360" w:lineRule="auto"/>
+        <w:ind w:firstLine="480"/>
+      </w:pPr>
+      <w:r>
+        <w:rPr>
+          <w:rFonts w:ascii="宋体" w:hAnsi="宋体" w:eastAsia="宋体"/>
+          <w:b w:val="0"/>
+          <w:sz w:val="24"/>
+        </w:rPr>
+        <w:t>本项目的实施需要遵循以下主要政策标准：</w:t>
+      </w:r>
+    </w:p>
+    <w:p>
+      <w:pPr>
+        <w:spacing w:line="360" w:lineRule="auto"/>
+        <w:ind w:firstLine="480"/>
+      </w:pPr>
+      <w:r>
+        <w:rPr>
+          <w:rFonts w:ascii="宋体" w:hAnsi="宋体" w:eastAsia="宋体"/>
+          <w:b w:val="0"/>
+          <w:sz w:val="24"/>
+        </w:rPr>
+        <w:t>（1）《电力监控系统安全防护规定》（国家发展和改革委员会令第14号），明确了电力监控系统安全防护的总体原则和基本要求。</w:t>
+      </w:r>
+    </w:p>
+    <w:p>
+      <w:pPr>
+        <w:spacing w:line="360" w:lineRule="auto"/>
+        <w:ind w:firstLine="480"/>
+      </w:pPr>
+      <w:r>
+        <w:rPr>
+          <w:rFonts w:ascii="宋体" w:hAnsi="宋体" w:eastAsia="宋体"/>
+          <w:b w:val="0"/>
+          <w:sz w:val="24"/>
+        </w:rPr>
+        <w:t>（2）《电力监控系统安全防护总体方案》，规定了电力监控系统安全防护的技术架构和实施要求。</w:t>
+      </w:r>
+    </w:p>
+    <w:p>
+      <w:pPr>
+        <w:spacing w:line="360" w:lineRule="auto"/>
+        <w:ind w:firstLine="480"/>
+      </w:pPr>
+      <w:r>
+        <w:rPr>
+          <w:rFonts w:ascii="宋体" w:hAnsi="宋体" w:eastAsia="宋体"/>
+          <w:b w:val="0"/>
+          <w:sz w:val="24"/>
+        </w:rPr>
+        <w:t>（3）《关于加强电力行业网络安全工作的指导意见》（国能发安全〔2018〕72号），提出了加强电力行业网络安全的政策要求。</w:t>
+      </w:r>
+    </w:p>
+    <w:p>
+      <w:pPr>
+        <w:spacing w:line="360" w:lineRule="auto"/>
+        <w:ind w:firstLine="480"/>
+      </w:pPr>
+      <w:r>
+        <w:rPr>
+          <w:rFonts w:ascii="宋体" w:hAnsi="宋体" w:eastAsia="宋体"/>
+          <w:b w:val="0"/>
+          <w:sz w:val="24"/>
+        </w:rPr>
+        <w:t>（4）GB/T 22239-2019《信息安全技术 网络安全等级保护基本要求》，规定了网络安全等级保护的技术和管理要求。</w:t>
+      </w:r>
+    </w:p>
+    <w:p>
+      <w:pPr>
+        <w:spacing w:line="360" w:lineRule="auto"/>
+        <w:ind w:firstLine="480"/>
+      </w:pPr>
+      <w:r>
+        <w:rPr>
+          <w:rFonts w:ascii="宋体" w:hAnsi="宋体" w:eastAsia="宋体"/>
+          <w:b w:val="0"/>
+          <w:sz w:val="24"/>
+        </w:rPr>
+        <w:t>（5）国家电网公司关于电力监控系统网络安全监测装置部署和管理的相关技术规范和管理制度。</w:t>
+      </w:r>
+    </w:p>
+    <w:p>
+      <w:pPr>
+        <w:spacing w:line="360" w:lineRule="auto"/>
+        <w:ind w:firstLine="480"/>
+      </w:pPr>
+      <w:r>
+        <w:rPr>
+          <w:sz w:val="24"/>
+          <w:szCs w:val="24"/>
+          <w:rFonts w:eastAsia="仿宋_GB2312"/>
+        </w:rPr>
+        <w:t xml:space="preserve">（6）Q/GDW 11807-2024《电力监控系统网络安全特征库管理规范》，对网络安全设备特征库的管理提出了明确要求，包括特征库更新频次、更新方式等。</w:t>
+      </w:r>
+    </w:p>
+    <w:p>
+      <w:pPr>
+        <w:spacing w:line="360" w:lineRule="auto"/>
+        <w:ind w:firstLine="480"/>
+      </w:pPr>
+      <w:r>
+        <w:rPr>
+          <w:sz w:val="24"/>
+          <w:szCs w:val="24"/>
+          <w:rFonts w:eastAsia="仿宋_GB2312"/>
+        </w:rPr>
+        <w:t xml:space="preserve">（7）国家电网公司关于加强变电站网络安全监测全覆盖要求的通知，明确提出2026年底前实现所有220kV及以上变电站网络安全监测设备接入率和告警采集率达到100%的目标。本项目是落实该要求的具体行动。</w:t>
+      </w:r>
+    </w:p>
+    <w:p>
+      <w:pPr>
+        <w:spacing w:line="360" w:lineRule="auto"/>
+        <w:ind w:firstLine="480"/>
+      </w:pPr>
+      <w:r>
+        <w:rPr>
+          <w:sz w:val="24"/>
+          <w:szCs w:val="24"/>
+          <w:rFonts w:eastAsia="仿宋_GB2312"/>
+        </w:rPr>
+        <w:t xml:space="preserve">（8）新疆电力公司2026年度网络安全重点工作任务清单中，明确将变电站网络安全监测功能提升作为年度重点攻坚任务，要求各地市公司制定具体实施计划并按期完成。</w:t>
       </w:r>
     </w:p>
     <w:p>
@@ -9871,172 +12247,123 @@
             </w14:solidFill>
           </w14:textFill>
         </w:rPr>
-        <w:t>具体目标</w:t>
-      </w:r>
-    </w:p>
-    <w:p>
-      <w:pPr>
-        <w:spacing w:line="360" w:lineRule="auto"/>
-        <w:ind w:firstLine="480"/>
-      </w:pPr>
-      <w:r>
-        <w:rPr>
-          <w:rFonts w:ascii="宋体" w:hAnsi="宋体" w:eastAsia="宋体"/>
-          <w:b w:val="0"/>
-          <w:sz w:val="24"/>
-        </w:rPr>
-        <w:t>（1）设备接入完整性目标：将站内所有应纳入安全监测的设备</w:t>
-      </w:r>
-      <w:r>
-        <w:rPr>
-          <w:rFonts w:hint="eastAsia"/>
-          <w:b w:val="0"/>
-          <w:sz w:val="24"/>
-          <w:lang w:eastAsia="zh-CN"/>
-        </w:rPr>
-        <w:t>2.1.4</w:t>
-      </w:r>
-      <w:r>
-        <w:rPr>
-          <w:rFonts w:ascii="宋体" w:hAnsi="宋体" w:eastAsia="宋体"/>
-          <w:b w:val="0"/>
-          <w:sz w:val="24"/>
-        </w:rPr>
-        <w:t>0%接入安全监测系统，消除监测盲区，实现安全告警的全面采集。</w:t>
-      </w:r>
-    </w:p>
-    <w:p>
-      <w:pPr>
-        <w:spacing w:line="360" w:lineRule="auto"/>
-        <w:ind w:firstLine="480"/>
-      </w:pPr>
-      <w:r>
-        <w:rPr>
-          <w:rFonts w:ascii="宋体" w:hAnsi="宋体" w:eastAsia="宋体"/>
-          <w:b w:val="0"/>
-          <w:sz w:val="24"/>
-        </w:rPr>
-        <w:t>（2）探针策略优化目标：完成网络安全监测探针的策略精细化调优，将误报率降低80%以上，漏报率趋近于零，显著提升安全监测的准确性。</w:t>
-      </w:r>
-    </w:p>
-    <w:p>
-      <w:pPr>
-        <w:spacing w:line="360" w:lineRule="auto"/>
-        <w:ind w:firstLine="480"/>
-      </w:pPr>
-      <w:r>
-        <w:rPr>
-          <w:rFonts w:ascii="宋体" w:hAnsi="宋体" w:eastAsia="宋体"/>
-          <w:b w:val="0"/>
-          <w:sz w:val="24"/>
-        </w:rPr>
-        <w:t>（3）设备加固目标：完成站内相关设备的安全加固工作，消除已知高危安全漏洞，设备安全基线合规率达到</w:t>
-      </w:r>
-      <w:r>
-        <w:rPr>
-          <w:rFonts w:hint="eastAsia"/>
-          <w:b w:val="0"/>
-          <w:sz w:val="24"/>
-          <w:lang w:eastAsia="zh-CN"/>
-        </w:rPr>
-        <w:t>2.1.4</w:t>
-      </w:r>
-      <w:r>
-        <w:rPr>
-          <w:rFonts w:ascii="宋体" w:hAnsi="宋体" w:eastAsia="宋体"/>
-          <w:b w:val="0"/>
-          <w:sz w:val="24"/>
-        </w:rPr>
-        <w:t>0%。</w:t>
-      </w:r>
-    </w:p>
-    <w:p>
-      <w:pPr>
-        <w:spacing w:line="360" w:lineRule="auto"/>
-        <w:ind w:firstLine="480"/>
-      </w:pPr>
-      <w:r>
-        <w:rPr>
-          <w:rFonts w:ascii="宋体" w:hAnsi="宋体" w:eastAsia="宋体"/>
-          <w:b w:val="0"/>
-          <w:sz w:val="24"/>
-        </w:rPr>
-        <w:t>（4）漏洞消除目标：通过全面漏洞扫描发现并修复所有高危和中危漏洞，漏洞修复率达到</w:t>
-      </w:r>
-      <w:r>
-        <w:rPr>
-          <w:rFonts w:hint="eastAsia"/>
-          <w:b w:val="0"/>
-          <w:sz w:val="24"/>
-          <w:lang w:eastAsia="zh-CN"/>
-        </w:rPr>
-        <w:t>2.1.4</w:t>
-      </w:r>
-      <w:r>
-        <w:rPr>
-          <w:rFonts w:ascii="宋体" w:hAnsi="宋体" w:eastAsia="宋体"/>
-          <w:b w:val="0"/>
-          <w:sz w:val="24"/>
-        </w:rPr>
-        <w:t>0%（高危）和95%以上（中危）。</w:t>
-      </w:r>
-    </w:p>
-    <w:p>
-      <w:pPr>
-        <w:spacing w:line="360" w:lineRule="auto"/>
-        <w:ind w:firstLine="480"/>
-      </w:pPr>
-      <w:r>
-        <w:rPr>
-          <w:rFonts w:ascii="宋体" w:hAnsi="宋体" w:eastAsia="宋体"/>
-          <w:b w:val="0"/>
-          <w:sz w:val="24"/>
-        </w:rPr>
-        <w:t>（5）二次辨识提升目标：完善站内二次设备的网络特征识别，设备识别准确率达到99%以上，确保安全监测系统能够准确辨识各设备的网络行为。</w:t>
-      </w:r>
-    </w:p>
-    <w:p>
-      <w:pPr>
-        <w:spacing w:line="360" w:lineRule="auto"/>
-        <w:ind w:firstLine="480"/>
-      </w:pPr>
-      <w:r>
-        <w:rPr>
-          <w:rFonts w:ascii="宋体" w:hAnsi="宋体" w:eastAsia="宋体"/>
-          <w:b w:val="0"/>
-          <w:sz w:val="24"/>
-        </w:rPr>
-        <w:t>（6）端口管控目标：完成站内设备不必要端口和服务的封堵关闭，减少攻击暴露面，端口合规率达到</w:t>
-      </w:r>
-      <w:r>
-        <w:rPr>
-          <w:rFonts w:hint="eastAsia"/>
-          <w:b w:val="0"/>
-          <w:sz w:val="24"/>
-          <w:lang w:eastAsia="zh-CN"/>
-        </w:rPr>
-        <w:t>2.1.4</w:t>
-      </w:r>
-      <w:r>
-        <w:rPr>
-          <w:rFonts w:ascii="宋体" w:hAnsi="宋体" w:eastAsia="宋体"/>
-          <w:b w:val="0"/>
-          <w:sz w:val="24"/>
-        </w:rPr>
-        <w:t>0%。</w:t>
+        <w:t>项目提出的必要性</w:t>
+      </w:r>
+    </w:p>
+    <w:p>
+      <w:pPr>
+        <w:spacing w:line="360" w:lineRule="auto"/>
+        <w:ind w:firstLine="480"/>
+      </w:pPr>
+      <w:r>
+        <w:rPr>
+          <w:rFonts w:ascii="宋体" w:hAnsi="宋体" w:eastAsia="宋体"/>
+          <w:b w:val="0"/>
+          <w:sz w:val="24"/>
+        </w:rPr>
+        <w:t>（1）消除安全监测盲区的迫切需要。当前告警采集不完整的问题使得安全监测存在盲区，可能导致安全事件无法被及时发现和处置，给电力监控系统安全带来风险。通过本项目实施，可以全面消除监测盲区。</w:t>
+      </w:r>
+    </w:p>
+    <w:p>
+      <w:pPr>
+        <w:spacing w:line="360" w:lineRule="auto"/>
+        <w:ind w:firstLine="480"/>
+      </w:pPr>
+      <w:r>
+        <w:rPr>
+          <w:rFonts w:ascii="宋体" w:hAnsi="宋体" w:eastAsia="宋体"/>
+          <w:b w:val="0"/>
+          <w:sz w:val="24"/>
+        </w:rPr>
+        <w:t>（2）满足合规管理要求的客观需要。代理软件接入策略不合规的问题不仅影响安全监测效果，也不符合国家电网公司的相关管理要求。通过整改可以实现合规运行。</w:t>
+      </w:r>
+    </w:p>
+    <w:p>
+      <w:pPr>
+        <w:spacing w:line="360" w:lineRule="auto"/>
+        <w:ind w:firstLine="480"/>
+      </w:pPr>
+      <w:r>
+        <w:rPr>
+          <w:rFonts w:ascii="宋体" w:hAnsi="宋体" w:eastAsia="宋体"/>
+          <w:b w:val="0"/>
+          <w:sz w:val="24"/>
+        </w:rPr>
+        <w:t>（3）消除安全漏洞风险的紧迫需要。高危漏洞的存在使变电站面临被攻击利用的现实风险，必须尽快通过漏洞扫描和安全加固加以消除。</w:t>
+      </w:r>
+    </w:p>
+    <w:p>
+      <w:pPr>
+        <w:spacing w:line="360" w:lineRule="auto"/>
+        <w:ind w:firstLine="480"/>
+      </w:pPr>
+      <w:r>
+        <w:rPr>
+          <w:rFonts w:ascii="宋体" w:hAnsi="宋体" w:eastAsia="宋体"/>
+          <w:b w:val="0"/>
+          <w:sz w:val="24"/>
+        </w:rPr>
+        <w:t>（4）提升监测质量的现实需要。探针策略粗放、二次辨识不准确等问题影响了安全监测的质量和效率，需要通过精细化优化提升监测能力。</w:t>
+      </w:r>
+    </w:p>
+    <w:p>
+      <w:pPr>
+        <w:spacing w:line="360" w:lineRule="auto"/>
+        <w:ind w:firstLine="480"/>
+      </w:pPr>
+      <w:r>
+        <w:rPr>
+          <w:sz w:val="24"/>
+          <w:szCs w:val="24"/>
+          <w:rFonts w:eastAsia="仿宋_GB2312"/>
+        </w:rPr>
+        <w:t xml:space="preserve">（5）减少攻击暴露面的安全需要。不必要的端口和服务开放增加了被攻击利用的风险，通过端口封堵可以有效缩小攻击暴露面，提升整体安全性。</w:t>
+      </w:r>
+    </w:p>
+    <w:p>
+      <w:pPr>
+        <w:spacing w:line="360" w:lineRule="auto"/>
+        <w:ind w:firstLine="480"/>
+      </w:pPr>
+      <w:r>
+        <w:rPr>
+          <w:sz w:val="24"/>
+          <w:szCs w:val="24"/>
+          <w:rFonts w:eastAsia="仿宋_GB2312"/>
+        </w:rPr>
+        <w:t xml:space="preserve">（6）落实上级检查整改要求的迫切需要。在近期的网络安全专项检查中，纺织园变电站存在的上述问题已被指出并要求限期整改。本项目的实施是完成整改任务、通过复查验收的必要举措。</w:t>
+      </w:r>
+    </w:p>
+    <w:p>
+      <w:pPr>
+        <w:spacing w:line="360" w:lineRule="auto"/>
+        <w:ind w:firstLine="480"/>
+      </w:pPr>
+      <w:r>
+        <w:rPr>
+          <w:sz w:val="24"/>
+          <w:szCs w:val="24"/>
+          <w:rFonts w:eastAsia="仿宋_GB2312"/>
+        </w:rPr>
+        <w:t xml:space="preserve">（7）为区域内其他变电站提供示范的战略需要。通过在纺织园变电站实施全面的网络安全监测功能提升，积累经验方法，可以为阿克苏供电公司辖区内其他变电站的同类工作提供可复制、可推广的标杆方案。</w:t>
+      </w:r>
+    </w:p>
+    <w:p>
+      <w:r>
+        <w:br w:type="page"/>
       </w:r>
     </w:p>
     <w:p>
       <w:pPr>
         <w:numPr>
-          <w:ilvl w:val="2"/>
+          <w:ilvl w:val="1"/>
           <w:numId w:val="10"/>
         </w:numPr>
         <w:adjustRightInd w:val="0"/>
         <w:snapToGrid w:val="0"/>
         <w:spacing w:line="360" w:lineRule="auto"/>
-        <w:ind w:left="709" w:leftChars="0" w:hanging="709" w:firstLineChars="0"/>
-        <w:outlineLvl w:val="3"/>
+        <w:ind w:left="567" w:leftChars="0" w:hanging="567" w:firstLineChars="0"/>
+        <w:outlineLvl w:val="2"/>
         <w:rPr>
           <w:rFonts w:hint="eastAsia" w:ascii="宋体" w:hAnsi="宋体" w:eastAsia="宋体" w:cs="宋体"/>
           <w:b/>
@@ -10067,7 +12394,519 @@
             </w14:solidFill>
           </w14:textFill>
         </w:rPr>
+        <w:t>项目目标</w:t>
+      </w:r>
+    </w:p>
+    <w:p>
+      <w:pPr>
+        <w:numPr>
+          <w:ilvl w:val="2"/>
+          <w:numId w:val="10"/>
+        </w:numPr>
+        <w:adjustRightInd w:val="0"/>
+        <w:snapToGrid w:val="0"/>
+        <w:spacing w:line="360" w:lineRule="auto"/>
+        <w:ind w:left="709" w:leftChars="0" w:hanging="709" w:firstLineChars="0"/>
+        <w:outlineLvl w:val="3"/>
+        <w:rPr>
+          <w:rFonts w:hint="eastAsia" w:ascii="宋体" w:hAnsi="宋体" w:eastAsia="宋体" w:cs="宋体"/>
+          <w:b/>
+          <w:color w:val="000000" w:themeColor="text1"/>
+          <w:sz w:val="24"/>
+          <w:szCs w:val="28"/>
+          <w:highlight w:val="none"/>
+          <w:lang w:val="en-US" w:eastAsia="zh-CN"/>
+          <w14:textFill>
+            <w14:solidFill>
+              <w14:schemeClr w14:val="tx1"/>
+            </w14:solidFill>
+          </w14:textFill>
+        </w:rPr>
+      </w:pPr>
+      <w:r>
+        <w:rPr>
+          <w:rFonts w:hint="eastAsia" w:ascii="宋体" w:hAnsi="宋体" w:eastAsia="宋体" w:cs="宋体"/>
+          <w:b/>
+          <w:color w:val="000000" w:themeColor="text1"/>
+          <w:sz w:val="24"/>
+          <w:szCs w:val="28"/>
+          <w:highlight w:val="none"/>
+          <w:lang w:val="en-US" w:eastAsia="zh-CN"/>
+          <w14:textFill>
+            <w14:solidFill>
+              <w14:schemeClr w14:val="tx1"/>
+            </w14:solidFill>
+          </w14:textFill>
+        </w:rPr>
+        <w:t>总体目标</w:t>
+      </w:r>
+    </w:p>
+    <w:p>
+      <w:pPr>
+        <w:spacing w:line="360" w:lineRule="auto"/>
+        <w:ind w:firstLine="480"/>
+      </w:pPr>
+      <w:r>
+        <w:rPr>
+          <w:rFonts w:ascii="宋体" w:hAnsi="宋体" w:eastAsia="宋体"/>
+          <w:b w:val="0"/>
+          <w:sz w:val="24"/>
+        </w:rPr>
+        <w:t>本项目的总体目标是：通过系统性的网络安全监测功能提升工作，全面解决220kV纺织园变电站在网络安全监测方面存在的各项问题，使该站的网络安全监测能力达到国家电网公司相关技术标准要求，实现安全监测的全覆盖、告警的精准化、防护的纵深化，有效保障电力监控系统的安全稳定运行。</w:t>
+      </w:r>
+    </w:p>
+    <w:p>
+      <w:pPr>
+        <w:numPr>
+          <w:ilvl w:val="2"/>
+          <w:numId w:val="10"/>
+        </w:numPr>
+        <w:adjustRightInd w:val="0"/>
+        <w:snapToGrid w:val="0"/>
+        <w:spacing w:line="360" w:lineRule="auto"/>
+        <w:ind w:left="709" w:leftChars="0" w:hanging="709" w:firstLineChars="0"/>
+        <w:outlineLvl w:val="3"/>
+        <w:rPr>
+          <w:rFonts w:hint="eastAsia" w:ascii="宋体" w:hAnsi="宋体" w:eastAsia="宋体" w:cs="宋体"/>
+          <w:b/>
+          <w:color w:val="000000" w:themeColor="text1"/>
+          <w:sz w:val="24"/>
+          <w:szCs w:val="28"/>
+          <w:highlight w:val="none"/>
+          <w:lang w:val="en-US" w:eastAsia="zh-CN"/>
+          <w14:textFill>
+            <w14:solidFill>
+              <w14:schemeClr w14:val="tx1"/>
+            </w14:solidFill>
+          </w14:textFill>
+        </w:rPr>
+      </w:pPr>
+      <w:r>
+        <w:rPr>
+          <w:rFonts w:hint="eastAsia" w:ascii="宋体" w:hAnsi="宋体" w:eastAsia="宋体" w:cs="宋体"/>
+          <w:b/>
+          <w:color w:val="000000" w:themeColor="text1"/>
+          <w:sz w:val="24"/>
+          <w:szCs w:val="28"/>
+          <w:highlight w:val="none"/>
+          <w:lang w:val="en-US" w:eastAsia="zh-CN"/>
+          <w14:textFill>
+            <w14:solidFill>
+              <w14:schemeClr w14:val="tx1"/>
+            </w14:solidFill>
+          </w14:textFill>
+        </w:rPr>
+        <w:t>具体目标</w:t>
+      </w:r>
+    </w:p>
+    <w:p>
+      <w:pPr>
+        <w:spacing w:line="360" w:lineRule="auto"/>
+        <w:ind w:firstLine="480"/>
+      </w:pPr>
+      <w:r>
+        <w:rPr>
+          <w:rFonts w:ascii="宋体" w:hAnsi="宋体" w:eastAsia="宋体"/>
+          <w:b w:val="0"/>
+          <w:sz w:val="24"/>
+        </w:rPr>
+        <w:t>（1）设备接入完整性目标：将站内所有应纳入安全监测的设备</w:t>
+      </w:r>
+      <w:r>
+        <w:rPr>
+          <w:rFonts w:hint="eastAsia"/>
+          <w:b w:val="0"/>
+          <w:sz w:val="24"/>
+          <w:lang w:eastAsia="zh-CN"/>
+        </w:rPr>
+        <w:t>2.1.4</w:t>
+      </w:r>
+      <w:r>
+        <w:rPr>
+          <w:rFonts w:ascii="宋体" w:hAnsi="宋体" w:eastAsia="宋体"/>
+          <w:b w:val="0"/>
+          <w:sz w:val="24"/>
+        </w:rPr>
+        <w:t>0%接入安全监测系统，消除监测盲区，实现安全告警的全面采集。</w:t>
+      </w:r>
+    </w:p>
+    <w:p>
+      <w:pPr>
+        <w:spacing w:line="360" w:lineRule="auto"/>
+        <w:ind w:firstLine="480"/>
+      </w:pPr>
+      <w:r>
+        <w:rPr>
+          <w:rFonts w:ascii="宋体" w:hAnsi="宋体" w:eastAsia="宋体"/>
+          <w:b w:val="0"/>
+          <w:sz w:val="24"/>
+        </w:rPr>
+        <w:t>（2）探针策略优化目标：完成网络安全监测探针的策略精细化调优，将误报率降低80%以上，漏报率趋近于零，显著提升安全监测的准确性。</w:t>
+      </w:r>
+    </w:p>
+    <w:p>
+      <w:pPr>
+        <w:spacing w:line="360" w:lineRule="auto"/>
+        <w:ind w:firstLine="480"/>
+      </w:pPr>
+      <w:r>
+        <w:rPr>
+          <w:rFonts w:ascii="宋体" w:hAnsi="宋体" w:eastAsia="宋体"/>
+          <w:b w:val="0"/>
+          <w:sz w:val="24"/>
+        </w:rPr>
+        <w:t>（3）设备加固目标：完成站内相关设备的安全加固工作，消除已知高危安全漏洞，设备安全基线合规率达到</w:t>
+      </w:r>
+      <w:r>
+        <w:rPr>
+          <w:rFonts w:hint="eastAsia"/>
+          <w:b w:val="0"/>
+          <w:sz w:val="24"/>
+          <w:lang w:eastAsia="zh-CN"/>
+        </w:rPr>
+        <w:t>2.1.4</w:t>
+      </w:r>
+      <w:r>
+        <w:rPr>
+          <w:rFonts w:ascii="宋体" w:hAnsi="宋体" w:eastAsia="宋体"/>
+          <w:b w:val="0"/>
+          <w:sz w:val="24"/>
+        </w:rPr>
+        <w:t>0%。</w:t>
+      </w:r>
+    </w:p>
+    <w:p>
+      <w:pPr>
+        <w:spacing w:line="360" w:lineRule="auto"/>
+        <w:ind w:firstLine="480"/>
+      </w:pPr>
+      <w:r>
+        <w:rPr>
+          <w:rFonts w:ascii="宋体" w:hAnsi="宋体" w:eastAsia="宋体"/>
+          <w:b w:val="0"/>
+          <w:sz w:val="24"/>
+        </w:rPr>
+        <w:t>（4）漏洞消除目标：通过全面漏洞扫描发现并修复所有高危和中危漏洞，漏洞修复率达到</w:t>
+      </w:r>
+      <w:r>
+        <w:rPr>
+          <w:rFonts w:hint="eastAsia"/>
+          <w:b w:val="0"/>
+          <w:sz w:val="24"/>
+          <w:lang w:eastAsia="zh-CN"/>
+        </w:rPr>
+        <w:t>2.1.4</w:t>
+      </w:r>
+      <w:r>
+        <w:rPr>
+          <w:rFonts w:ascii="宋体" w:hAnsi="宋体" w:eastAsia="宋体"/>
+          <w:b w:val="0"/>
+          <w:sz w:val="24"/>
+        </w:rPr>
+        <w:t>0%（高危）和95%以上（中危）。</w:t>
+      </w:r>
+    </w:p>
+    <w:p>
+      <w:pPr>
+        <w:spacing w:line="360" w:lineRule="auto"/>
+        <w:ind w:firstLine="480"/>
+      </w:pPr>
+      <w:r>
+        <w:rPr>
+          <w:rFonts w:ascii="宋体" w:hAnsi="宋体" w:eastAsia="宋体"/>
+          <w:b w:val="0"/>
+          <w:sz w:val="24"/>
+        </w:rPr>
+        <w:t>（5）二次辨识提升目标：完善站内二次设备的网络特征识别，设备识别准确率达到99%以上，确保安全监测系统能够准确辨识各设备的网络行为。</w:t>
+      </w:r>
+    </w:p>
+    <w:p>
+      <w:pPr>
+        <w:spacing w:line="360" w:lineRule="auto"/>
+        <w:ind w:firstLine="480"/>
+      </w:pPr>
+      <w:r>
+        <w:rPr>
+          <w:rFonts w:ascii="宋体" w:hAnsi="宋体" w:eastAsia="宋体"/>
+          <w:b w:val="0"/>
+          <w:sz w:val="24"/>
+        </w:rPr>
+        <w:t>（6）端口管控目标：完成站内设备不必要端口和服务的封堵关闭，减少攻击暴露面，端口合规率达到</w:t>
+      </w:r>
+      <w:r>
+        <w:rPr>
+          <w:rFonts w:hint="eastAsia"/>
+          <w:b w:val="0"/>
+          <w:sz w:val="24"/>
+          <w:lang w:eastAsia="zh-CN"/>
+        </w:rPr>
+        <w:t>2.1.4</w:t>
+      </w:r>
+      <w:r>
+        <w:rPr>
+          <w:rFonts w:ascii="宋体" w:hAnsi="宋体" w:eastAsia="宋体"/>
+          <w:b w:val="0"/>
+          <w:sz w:val="24"/>
+        </w:rPr>
+        <w:t>0%。</w:t>
+      </w:r>
+    </w:p>
+    <w:p>
+      <w:pPr>
+        <w:spacing w:line="360" w:lineRule="auto"/>
+        <w:ind w:firstLine="480"/>
+      </w:pPr>
+      <w:r>
+        <w:rPr>
+          <w:sz w:val="24"/>
+          <w:szCs w:val="24"/>
+          <w:rFonts w:eastAsia="仿宋_GB2312"/>
+        </w:rPr>
+        <w:t xml:space="preserve">（7）资产台账完整性目标：建立完整的站内网络资产台账，设备信息登记完整率达到100%，为后续持续性安全运维提供数据基础。</w:t>
+      </w:r>
+    </w:p>
+    <w:p>
+      <w:pPr>
+        <w:spacing w:line="360" w:lineRule="auto"/>
+        <w:ind w:firstLine="480"/>
+      </w:pPr>
+      <w:r>
+        <w:rPr>
+          <w:sz w:val="24"/>
+          <w:szCs w:val="24"/>
+          <w:rFonts w:eastAsia="仿宋_GB2312"/>
+        </w:rPr>
+        <w:t xml:space="preserve">（8）知识文档化目标：形成完整的项目技术文档体系，包括评估报告、实施方案、操作记录、验证报告、总结报告等，为后续同类项目提供参考。</w:t>
+      </w:r>
+    </w:p>
+    <w:p>
+      <w:pPr>
+        <w:numPr>
+          <w:ilvl w:val="2"/>
+          <w:numId w:val="10"/>
+        </w:numPr>
+        <w:adjustRightInd w:val="0"/>
+        <w:snapToGrid w:val="0"/>
+        <w:spacing w:line="360" w:lineRule="auto"/>
+        <w:ind w:left="709" w:leftChars="0" w:hanging="709" w:firstLineChars="0"/>
+        <w:outlineLvl w:val="3"/>
+        <w:rPr>
+          <w:rFonts w:hint="eastAsia" w:ascii="宋体" w:hAnsi="宋体" w:eastAsia="宋体" w:cs="宋体"/>
+          <w:b/>
+          <w:color w:val="000000" w:themeColor="text1"/>
+          <w:sz w:val="24"/>
+          <w:szCs w:val="28"/>
+          <w:highlight w:val="none"/>
+          <w:lang w:val="en-US" w:eastAsia="zh-CN"/>
+          <w14:textFill>
+            <w14:solidFill>
+              <w14:schemeClr w14:val="tx1"/>
+            </w14:solidFill>
+          </w14:textFill>
+        </w:rPr>
+      </w:pPr>
+      <w:r>
+        <w:rPr>
+          <w:rFonts w:hint="eastAsia" w:ascii="宋体" w:hAnsi="宋体" w:eastAsia="宋体" w:cs="宋体"/>
+          <w:b/>
+          <w:color w:val="000000" w:themeColor="text1"/>
+          <w:sz w:val="24"/>
+          <w:szCs w:val="28"/>
+          <w:highlight w:val="none"/>
+          <w:lang w:val="en-US" w:eastAsia="zh-CN"/>
+          <w14:textFill>
+            <w14:solidFill>
+              <w14:schemeClr w14:val="tx1"/>
+            </w14:solidFill>
+          </w14:textFill>
+        </w:rPr>
         <w:t>目标衡量标准</w:t>
+      </w:r>
+    </w:p>
+    <w:p>
+      <w:pPr>
+        <w:adjustRightInd w:val="0"/>
+        <w:snapToGrid w:val="0"/>
+        <w:spacing w:line="360" w:lineRule="auto"/>
+        <w:ind w:left="709" w:leftChars="0" w:hanging="709" w:firstLineChars="0"/>
+        <w:outlineLvl w:val="3"/>
+        <w:rPr>
+          <w:rFonts w:hint="eastAsia" w:ascii="宋体" w:hAnsi="宋体" w:eastAsia="宋体" w:cs="宋体"/>
+          <w:b/>
+          <w:color w:val="000000" w:themeColor="text1"/>
+          <w:sz w:val="24"/>
+          <w:szCs w:val="28"/>
+          <w:highlight w:val="none"/>
+          <w:lang w:val="en-US" w:eastAsia="zh-CN"/>
+          <w14:textFill>
+            <w14:solidFill>
+              <w14:schemeClr w14:val="tx1"/>
+            </w14:solidFill>
+          </w14:textFill>
+        </w:rPr>
+      </w:pPr>
+      <w:r>
+        <w:rPr>
+          <w:sz w:val="24"/>
+          <w:szCs w:val="24"/>
+          <w:rFonts w:eastAsia="仿宋_GB2312"/>
+        </w:rPr>
+        <w:t xml:space="preserve">为确保项目目标的可衡量性和可验证性，我们建立了明确的目标达成评判标准和验证方法：</w:t>
+      </w:r>
+    </w:p>
+    <w:p>
+      <w:pPr>
+        <w:adjustRightInd w:val="0"/>
+        <w:snapToGrid w:val="0"/>
+        <w:spacing w:line="360" w:lineRule="auto"/>
+        <w:ind w:left="709" w:leftChars="0" w:hanging="709" w:firstLineChars="0"/>
+        <w:outlineLvl w:val="3"/>
+        <w:rPr>
+          <w:rFonts w:hint="eastAsia" w:ascii="宋体" w:hAnsi="宋体" w:eastAsia="宋体" w:cs="宋体"/>
+          <w:b/>
+          <w:color w:val="000000" w:themeColor="text1"/>
+          <w:sz w:val="24"/>
+          <w:szCs w:val="28"/>
+          <w:highlight w:val="none"/>
+          <w:lang w:val="en-US" w:eastAsia="zh-CN"/>
+          <w14:textFill>
+            <w14:solidFill>
+              <w14:schemeClr w14:val="tx1"/>
+            </w14:solidFill>
+          </w14:textFill>
+        </w:rPr>
+      </w:pPr>
+      <w:r>
+        <w:rPr>
+          <w:sz w:val="24"/>
+          <w:szCs w:val="24"/>
+          <w:rFonts w:eastAsia="仿宋_GB2312"/>
+        </w:rPr>
+        <w:t xml:space="preserve">（1）设备接入覆盖率：通过逐台核对设备台账和监测系统接入列表进行验证，计算公式为：已接入设备数÷应接入设备总数×100%。</w:t>
+      </w:r>
+    </w:p>
+    <w:p>
+      <w:pPr>
+        <w:adjustRightInd w:val="0"/>
+        <w:snapToGrid w:val="0"/>
+        <w:spacing w:line="360" w:lineRule="auto"/>
+        <w:ind w:left="709" w:leftChars="0" w:hanging="709" w:firstLineChars="0"/>
+        <w:outlineLvl w:val="3"/>
+        <w:rPr>
+          <w:rFonts w:hint="eastAsia" w:ascii="宋体" w:hAnsi="宋体" w:eastAsia="宋体" w:cs="宋体"/>
+          <w:b/>
+          <w:color w:val="000000" w:themeColor="text1"/>
+          <w:sz w:val="24"/>
+          <w:szCs w:val="28"/>
+          <w:highlight w:val="none"/>
+          <w:lang w:val="en-US" w:eastAsia="zh-CN"/>
+          <w14:textFill>
+            <w14:solidFill>
+              <w14:schemeClr w14:val="tx1"/>
+            </w14:solidFill>
+          </w14:textFill>
+        </w:rPr>
+      </w:pPr>
+      <w:r>
+        <w:rPr>
+          <w:sz w:val="24"/>
+          <w:szCs w:val="24"/>
+          <w:rFonts w:eastAsia="仿宋_GB2312"/>
+        </w:rPr>
+        <w:t xml:space="preserve">（2）告警采集完整率：通过在各设备上主动触发测试告警，验证监测系统能否正确接收和解析。计算公式为：成功采集告警数÷触发总告警数×100%。</w:t>
+      </w:r>
+    </w:p>
+    <w:p>
+      <w:pPr>
+        <w:adjustRightInd w:val="0"/>
+        <w:snapToGrid w:val="0"/>
+        <w:spacing w:line="360" w:lineRule="auto"/>
+        <w:ind w:left="709" w:leftChars="0" w:hanging="709" w:firstLineChars="0"/>
+        <w:outlineLvl w:val="3"/>
+        <w:rPr>
+          <w:rFonts w:hint="eastAsia" w:ascii="宋体" w:hAnsi="宋体" w:eastAsia="宋体" w:cs="宋体"/>
+          <w:b/>
+          <w:color w:val="000000" w:themeColor="text1"/>
+          <w:sz w:val="24"/>
+          <w:szCs w:val="28"/>
+          <w:highlight w:val="none"/>
+          <w:lang w:val="en-US" w:eastAsia="zh-CN"/>
+          <w14:textFill>
+            <w14:solidFill>
+              <w14:schemeClr w14:val="tx1"/>
+            </w14:solidFill>
+          </w14:textFill>
+        </w:rPr>
+      </w:pPr>
+      <w:r>
+        <w:rPr>
+          <w:sz w:val="24"/>
+          <w:szCs w:val="24"/>
+          <w:rFonts w:eastAsia="仿宋_GB2312"/>
+        </w:rPr>
+        <w:t xml:space="preserve">（3）探针策略误报率：以连续7天的观察期数据为统计样本，人工审核全部告警并标记误报。计算公式为：误报告警数÷总告警数×100%，与调优前的误报率进行对比。</w:t>
+      </w:r>
+    </w:p>
+    <w:p>
+      <w:pPr>
+        <w:adjustRightInd w:val="0"/>
+        <w:snapToGrid w:val="0"/>
+        <w:spacing w:line="360" w:lineRule="auto"/>
+        <w:ind w:left="709" w:leftChars="0" w:hanging="709" w:firstLineChars="0"/>
+        <w:outlineLvl w:val="3"/>
+        <w:rPr>
+          <w:rFonts w:hint="eastAsia" w:ascii="宋体" w:hAnsi="宋体" w:eastAsia="宋体" w:cs="宋体"/>
+          <w:b/>
+          <w:color w:val="000000" w:themeColor="text1"/>
+          <w:sz w:val="24"/>
+          <w:szCs w:val="28"/>
+          <w:highlight w:val="none"/>
+          <w:lang w:val="en-US" w:eastAsia="zh-CN"/>
+          <w14:textFill>
+            <w14:solidFill>
+              <w14:schemeClr w14:val="tx1"/>
+            </w14:solidFill>
+          </w14:textFill>
+        </w:rPr>
+      </w:pPr>
+      <w:r>
+        <w:rPr>
+          <w:sz w:val="24"/>
+          <w:szCs w:val="24"/>
+          <w:rFonts w:eastAsia="仿宋_GB2312"/>
+        </w:rPr>
+        <w:t xml:space="preserve">（4）漏洞修复率：使用漏洞扫描工具进行复测验证，计算公式为：修复后未检出漏洞数÷原始发现漏洞数×100%。</w:t>
+      </w:r>
+    </w:p>
+    <w:p>
+      <w:pPr>
+        <w:adjustRightInd w:val="0"/>
+        <w:snapToGrid w:val="0"/>
+        <w:spacing w:line="360" w:lineRule="auto"/>
+        <w:ind w:left="709" w:leftChars="0" w:hanging="709" w:firstLineChars="0"/>
+        <w:outlineLvl w:val="3"/>
+        <w:rPr>
+          <w:rFonts w:hint="eastAsia" w:ascii="宋体" w:hAnsi="宋体" w:eastAsia="宋体" w:cs="宋体"/>
+          <w:b/>
+          <w:color w:val="000000" w:themeColor="text1"/>
+          <w:sz w:val="24"/>
+          <w:szCs w:val="28"/>
+          <w:highlight w:val="none"/>
+          <w:lang w:val="en-US" w:eastAsia="zh-CN"/>
+          <w14:textFill>
+            <w14:solidFill>
+              <w14:schemeClr w14:val="tx1"/>
+            </w14:solidFill>
+          </w14:textFill>
+        </w:rPr>
+      </w:pPr>
+      <w:r>
+        <w:rPr>
+          <w:sz w:val="24"/>
+          <w:szCs w:val="24"/>
+          <w:rFonts w:eastAsia="仿宋_GB2312"/>
+        </w:rPr>
+        <w:t xml:space="preserve">（5）安全基线合规率：使用基线检查工具重新扫描，计算公式为：合规检查项数÷总检查项数×100%。</w:t>
       </w:r>
     </w:p>
     <w:tbl>
@@ -11126,6 +13965,90 @@
     </w:p>
     <w:p>
       <w:pPr>
+        <w:spacing w:line="360" w:lineRule="auto"/>
+        <w:ind w:firstLine="480"/>
+      </w:pPr>
+      <w:r>
+        <w:rPr>
+          <w:sz w:val="24"/>
+          <w:szCs w:val="24"/>
+          <w:rFonts w:eastAsia="仿宋_GB2312"/>
+        </w:rPr>
+        <w:t xml:space="preserve">1.3.1.5 安全监测数据的关联分析难度</w:t>
+      </w:r>
+    </w:p>
+    <w:p>
+      <w:pPr>
+        <w:spacing w:line="360" w:lineRule="auto"/>
+        <w:ind w:firstLine="480"/>
+      </w:pPr>
+      <w:r>
+        <w:rPr>
+          <w:sz w:val="24"/>
+          <w:szCs w:val="24"/>
+          <w:rFonts w:eastAsia="仿宋_GB2312"/>
+        </w:rPr>
+        <w:t xml:space="preserve">设备全面接入安全监测系统后，产生的安全告警数据量将大幅增加。如何从海量告警中准确识别真实的安全威胁，需要建立有效的告警关联分析和去重聚合机制。单纯依靠人工分析难以应对告警洪泛，需要合理设计告警处理策略。</w:t>
+      </w:r>
+    </w:p>
+    <w:p>
+      <w:pPr>
+        <w:spacing w:line="360" w:lineRule="auto"/>
+        <w:ind w:firstLine="480"/>
+      </w:pPr>
+      <w:r>
+        <w:rPr>
+          <w:sz w:val="24"/>
+          <w:szCs w:val="24"/>
+          <w:rFonts w:eastAsia="仿宋_GB2312"/>
+        </w:rPr>
+        <w:t xml:space="preserve">应对策略：建立多维度告警关联规则，将相关联的多条告警合并为一个安全事件进行分析；设置合理的告警聚合时间窗口和频率阈值；对重复性低价值告警进行抑制处理，突出高价值安全事件。</w:t>
+      </w:r>
+    </w:p>
+    <w:p>
+      <w:pPr>
+        <w:spacing w:line="360" w:lineRule="auto"/>
+        <w:ind w:firstLine="480"/>
+      </w:pPr>
+      <w:r>
+        <w:rPr>
+          <w:sz w:val="24"/>
+          <w:szCs w:val="24"/>
+          <w:rFonts w:eastAsia="仿宋_GB2312"/>
+        </w:rPr>
+        <w:t xml:space="preserve">1.3.1.6 变电站特殊通信协议的识别挑战</w:t>
+      </w:r>
+    </w:p>
+    <w:p>
+      <w:pPr>
+        <w:spacing w:line="360" w:lineRule="auto"/>
+        <w:ind w:firstLine="480"/>
+      </w:pPr>
+      <w:r>
+        <w:rPr>
+          <w:sz w:val="24"/>
+          <w:szCs w:val="24"/>
+          <w:rFonts w:eastAsia="仿宋_GB2312"/>
+        </w:rPr>
+        <w:t xml:space="preserve">变电站内使用大量电力行业专用通信协议（如IEC 61850 MMS/GOOSE/SV、IEC 103、IEC 104等），这些协议的监测和分析需要专业的协议解析能力。普通的网络安全监测手段可能无法正确解析这些协议内容，影响异常行为的准确识别。</w:t>
+      </w:r>
+    </w:p>
+    <w:p>
+      <w:pPr>
+        <w:spacing w:line="360" w:lineRule="auto"/>
+        <w:ind w:firstLine="480"/>
+      </w:pPr>
+      <w:r>
+        <w:rPr>
+          <w:sz w:val="24"/>
+          <w:szCs w:val="24"/>
+          <w:rFonts w:eastAsia="仿宋_GB2312"/>
+        </w:rPr>
+        <w:t xml:space="preserve">应对策略：确认安全监测探针支持电力行业专用协议的深度解析能力；针对探针尚未覆盖的协议类型，通过自定义规则实现基本的流量特征识别；与监测设备厂商协调，持续完善协议解析能力。</w:t>
+      </w:r>
+    </w:p>
+    <w:p>
+      <w:pPr>
         <w:numPr>
           <w:ilvl w:val="2"/>
           <w:numId w:val="10"/>
@@ -11272,6 +14195,90 @@
     </w:p>
     <w:p>
       <w:pPr>
+        <w:spacing w:line="360" w:lineRule="auto"/>
+        <w:ind w:firstLine="480"/>
+      </w:pPr>
+      <w:r>
+        <w:rPr>
+          <w:sz w:val="24"/>
+          <w:szCs w:val="24"/>
+          <w:rFonts w:eastAsia="仿宋_GB2312"/>
+        </w:rPr>
+        <w:t xml:space="preserve">1.3.2.3 项目成果的持续性保障</w:t>
+      </w:r>
+    </w:p>
+    <w:p>
+      <w:pPr>
+        <w:spacing w:line="360" w:lineRule="auto"/>
+        <w:ind w:firstLine="480"/>
+      </w:pPr>
+      <w:r>
+        <w:rPr>
+          <w:sz w:val="24"/>
+          <w:szCs w:val="24"/>
+          <w:rFonts w:eastAsia="仿宋_GB2312"/>
+        </w:rPr>
+        <w:t xml:space="preserve">项目验收后，如何确保各项提升成果能够持续有效运行是一个管理难点。安全监测策略需要根据网络环境变化持续优化，设备加固措施需要在设备变更时同步维护，这些都需要建立常态化的安全运维机制。</w:t>
+      </w:r>
+    </w:p>
+    <w:p>
+      <w:pPr>
+        <w:spacing w:line="360" w:lineRule="auto"/>
+        <w:ind w:firstLine="480"/>
+      </w:pPr>
+      <w:r>
+        <w:rPr>
+          <w:sz w:val="24"/>
+          <w:szCs w:val="24"/>
+          <w:rFonts w:eastAsia="仿宋_GB2312"/>
+        </w:rPr>
+        <w:t xml:space="preserve">应对策略：在项目交付时同步提交详细的运维维护指南；对阿克苏供电公司运维人员进行知识转移和操作培训；建立项目后续跟踪服务机制，提供必要的技术支持。</w:t>
+      </w:r>
+    </w:p>
+    <w:p>
+      <w:pPr>
+        <w:spacing w:line="360" w:lineRule="auto"/>
+        <w:ind w:firstLine="480"/>
+      </w:pPr>
+      <w:r>
+        <w:rPr>
+          <w:sz w:val="24"/>
+          <w:szCs w:val="24"/>
+          <w:rFonts w:eastAsia="仿宋_GB2312"/>
+        </w:rPr>
+        <w:t xml:space="preserve">1.3.2.4 多供应商设备的统一管理挑战</w:t>
+      </w:r>
+    </w:p>
+    <w:p>
+      <w:pPr>
+        <w:spacing w:line="360" w:lineRule="auto"/>
+        <w:ind w:firstLine="480"/>
+      </w:pPr>
+      <w:r>
+        <w:rPr>
+          <w:sz w:val="24"/>
+          <w:szCs w:val="24"/>
+          <w:rFonts w:eastAsia="仿宋_GB2312"/>
+        </w:rPr>
+        <w:t xml:space="preserve">站内设备来自不同厂商，各厂商对安全加固和配置修改的支持态度和配合程度可能不同。部分设备可能因厂商技术限制无法执行某些加固措施，需要与厂商充分沟通协调。</w:t>
+      </w:r>
+    </w:p>
+    <w:p>
+      <w:pPr>
+        <w:spacing w:line="360" w:lineRule="auto"/>
+        <w:ind w:firstLine="480"/>
+      </w:pPr>
+      <w:r>
+        <w:rPr>
+          <w:sz w:val="24"/>
+          <w:szCs w:val="24"/>
+          <w:rFonts w:eastAsia="仿宋_GB2312"/>
+        </w:rPr>
+        <w:t xml:space="preserve">应对策略：在项目启动阶段即联系各设备厂商，说明项目目标和计划内容；对于厂商有特殊要求或限制的设备，制定替代方案；必要时邀请厂商技术人员参与关键操作。</w:t>
+      </w:r>
+    </w:p>
+    <w:p>
+      <w:pPr>
         <w:numPr>
           <w:ilvl w:val="2"/>
           <w:numId w:val="10"/>
@@ -11796,11 +14803,109 @@
       </w:pPr>
       <w:r>
         <w:rPr>
+          <w:sz w:val="24"/>
+          <w:szCs w:val="24"/>
+          <w:rFonts w:eastAsia="仿宋_GB2312"/>
+        </w:rPr>
+        <w:t xml:space="preserve">分步实施阶段的具体工作安排遵循以下原则：</w:t>
+      </w:r>
+    </w:p>
+    <w:p>
+      <w:pPr>
+        <w:spacing w:line="360" w:lineRule="auto"/>
+        <w:ind w:firstLine="480"/>
+      </w:pPr>
+      <w:r>
+        <w:rPr>
+          <w:sz w:val="24"/>
+          <w:szCs w:val="24"/>
+          <w:rFonts w:eastAsia="仿宋_GB2312"/>
+        </w:rPr>
+        <w:t xml:space="preserve">（1）依赖关系原则：先完成基础性工作（如设备接入、漏洞修复），再开展依赖前者成果的后续工作（如探针策略调优需要在设备全部接入后才能进行全面的流量基线分析）。</w:t>
+      </w:r>
+    </w:p>
+    <w:p>
+      <w:pPr>
+        <w:spacing w:line="360" w:lineRule="auto"/>
+        <w:ind w:firstLine="480"/>
+      </w:pPr>
+      <w:r>
+        <w:rPr>
+          <w:sz w:val="24"/>
+          <w:szCs w:val="24"/>
+          <w:rFonts w:eastAsia="仿宋_GB2312"/>
+        </w:rPr>
+        <w:t xml:space="preserve">（2）风险递增原则：先完成风险较低的工作（如设备接入仅涉及配置添加），后完成风险较高的工作（如设备加固涉及配置修改），逐步积累实施经验和信心。</w:t>
+      </w:r>
+    </w:p>
+    <w:p>
+      <w:pPr>
+        <w:spacing w:line="360" w:lineRule="auto"/>
+        <w:ind w:firstLine="480"/>
+      </w:pPr>
+      <w:r>
+        <w:rPr>
+          <w:sz w:val="24"/>
+          <w:szCs w:val="24"/>
+          <w:rFonts w:eastAsia="仿宋_GB2312"/>
+        </w:rPr>
+        <w:t xml:space="preserve">（3）验证驱动原则：每完成一个工作模块后必须进行即时验证，验证通过后才进入下一个模块。如验证发现问题，暂停后续工作优先解决当前问题。</w:t>
+      </w:r>
+    </w:p>
+    <w:p>
+      <w:pPr>
+        <w:spacing w:line="360" w:lineRule="auto"/>
+        <w:ind w:firstLine="480"/>
+      </w:pPr>
+      <w:r>
+        <w:rPr>
+          <w:sz w:val="24"/>
+          <w:szCs w:val="24"/>
+          <w:rFonts w:eastAsia="仿宋_GB2312"/>
+        </w:rPr>
+        <w:t xml:space="preserve">（4）弹性调整原则：实施过程中根据实际情况适当调整工作顺序和进度安排，确保整体目标不受局部调整的影响。</w:t>
+      </w:r>
+    </w:p>
+    <w:p>
+      <w:pPr>
+        <w:spacing w:line="360" w:lineRule="auto"/>
+        <w:ind w:firstLine="480"/>
+      </w:pPr>
+      <w:r>
+        <w:rPr>
           <w:rFonts w:ascii="宋体" w:hAnsi="宋体" w:eastAsia="宋体"/>
           <w:b w:val="0"/>
           <w:sz w:val="24"/>
         </w:rPr>
         <w:t>（4）全程做好操作记录和问题跟踪，确保过程可追溯。</w:t>
+      </w:r>
+    </w:p>
+    <w:p>
+      <w:pPr>
+        <w:spacing w:line="360" w:lineRule="auto"/>
+        <w:ind w:firstLine="480"/>
+      </w:pPr>
+      <w:r>
+        <w:rPr>
+          <w:sz w:val="24"/>
+          <w:szCs w:val="24"/>
+          <w:rFonts w:eastAsia="仿宋_GB2312"/>
+        </w:rPr>
+        <w:t xml:space="preserve">（5）建立变更管理控制机制。每一项配置变更操作都需要经过方案评审、风险评估、操作审批、实施验证四个环节，确保任何操作都经过充分论证且风险可控。</w:t>
+      </w:r>
+    </w:p>
+    <w:p>
+      <w:pPr>
+        <w:spacing w:line="360" w:lineRule="auto"/>
+        <w:ind w:firstLine="480"/>
+      </w:pPr>
+      <w:r>
+        <w:rPr>
+          <w:sz w:val="24"/>
+          <w:szCs w:val="24"/>
+          <w:rFonts w:eastAsia="仿宋_GB2312"/>
+        </w:rPr>
+        <w:t xml:space="preserve">（6）实施"灰度发布"策略。对于影响范围较大的配置变更（如探针策略调整），先在小范围内试运行验证效果，确认无异常后再推广到全部范围。这种渐进式的实施方式可以有效控制变更风险。</w:t>
       </w:r>
     </w:p>
     <w:p>
@@ -12785,6 +15890,48 @@
       </w:r>
     </w:p>
     <w:p>
+      <w:pPr>
+        <w:spacing w:line="360" w:lineRule="auto"/>
+        <w:ind w:firstLine="480"/>
+      </w:pPr>
+      <w:r>
+        <w:rPr>
+          <w:sz w:val="24"/>
+          <w:szCs w:val="24"/>
+          <w:rFonts w:eastAsia="仿宋_GB2312"/>
+        </w:rPr>
+        <w:t xml:space="preserve">（6）二次辨识回退：如特征库更新导致设备误识别，可恢复原始特征库配置。</w:t>
+      </w:r>
+    </w:p>
+    <w:p>
+      <w:pPr>
+        <w:spacing w:line="360" w:lineRule="auto"/>
+        <w:ind w:firstLine="480"/>
+      </w:pPr>
+      <w:r>
+        <w:rPr>
+          <w:sz w:val="24"/>
+          <w:szCs w:val="24"/>
+          <w:rFonts w:eastAsia="仿宋_GB2312"/>
+        </w:rPr>
+        <w:t xml:space="preserve">所有回退操作均需要在操作前进行相应备份。项目团队在每项工作开始前必须确认回退条件已具备（备份文件已创建且验证可恢复），否则不得开始后续操作。回退操作的时间要求为：从发现异常到启动回退不超过5分钟，从启动回退到恢复正常不超过30分钟。</w:t>
+      </w:r>
+    </w:p>
+    <w:p>
+      <w:pPr>
+        <w:spacing w:line="360" w:lineRule="auto"/>
+        <w:ind w:firstLine="480"/>
+      </w:pPr>
+      <w:r>
+        <w:rPr>
+          <w:sz w:val="24"/>
+          <w:szCs w:val="24"/>
+          <w:rFonts w:eastAsia="仿宋_GB2312"/>
+        </w:rPr>
+        <w:t xml:space="preserve">此外，对于每项工作制定"熔断条件"。当操作过程中出现以下任一情况时，必须立即停止操作并启动回退：（1）设备出现未预期的重启或宕机；（2）网络连通性丢失超过10秒；（3）业务系统报告通信异常；（4）安全监测系统产生大量异常告警。</w:t>
+      </w:r>
+    </w:p>
+    <w:p>
       <w:r>
         <w:br w:type="page"/>
       </w:r>
@@ -12935,6 +16082,34 @@
     </w:p>
     <w:p>
       <w:pPr>
+        <w:spacing w:line="360" w:lineRule="auto"/>
+        <w:ind w:firstLine="480"/>
+      </w:pPr>
+      <w:r>
+        <w:rPr>
+          <w:sz w:val="24"/>
+          <w:szCs w:val="24"/>
+          <w:rFonts w:eastAsia="仿宋_GB2312"/>
+        </w:rPr>
+        <w:t xml:space="preserve">（5）推动安全监测与运维管理融合。建议将网络安全监测与日常设备运维管理工作有机融合，在运维巡检中纳入安全监测状态检查项目，在设备变更操作中同步更新安全监测配置，形成安全与运维协同一体的工作模式。</w:t>
+      </w:r>
+    </w:p>
+    <w:p>
+      <w:pPr>
+        <w:spacing w:line="360" w:lineRule="auto"/>
+        <w:ind w:firstLine="480"/>
+      </w:pPr>
+      <w:r>
+        <w:rPr>
+          <w:sz w:val="24"/>
+          <w:szCs w:val="24"/>
+          <w:rFonts w:eastAsia="仿宋_GB2312"/>
+        </w:rPr>
+        <w:t xml:space="preserve">（6）探索与上级安全管控平台的深度对接。建议积极推动站端安全监测系统与国网公司或新疆电力公司安全管控平台的数据对接，实现安全态势的上下联动和协同分析，提升跨层级安全事件的协同处置能力。</w:t>
+      </w:r>
+    </w:p>
+    <w:p>
+      <w:pPr>
         <w:numPr>
           <w:ilvl w:val="2"/>
           <w:numId w:val="10"/>
@@ -13021,6 +16196,34 @@
     </w:p>
     <w:p>
       <w:pPr>
+        <w:spacing w:line="360" w:lineRule="auto"/>
+        <w:ind w:firstLine="480"/>
+      </w:pPr>
+      <w:r>
+        <w:rPr>
+          <w:sz w:val="24"/>
+          <w:szCs w:val="24"/>
+          <w:rFonts w:eastAsia="仿宋_GB2312"/>
+        </w:rPr>
+        <w:t xml:space="preserve">（4）建立安全加固的变更联动机制。建议在站内设备进行任何变更操作（包括软件升级、配置修改、设备更换等）时，同步检查和更新安全加固措施，确保设备变更后的安全基线不降级。</w:t>
+      </w:r>
+    </w:p>
+    <w:p>
+      <w:pPr>
+        <w:spacing w:line="360" w:lineRule="auto"/>
+        <w:ind w:firstLine="480"/>
+      </w:pPr>
+      <w:r>
+        <w:rPr>
+          <w:sz w:val="24"/>
+          <w:szCs w:val="24"/>
+          <w:rFonts w:eastAsia="仿宋_GB2312"/>
+        </w:rPr>
+        <w:t xml:space="preserve">（5）开展安全配置审计。建议每季度对站内设备的安全配置进行一次全面审计，检查是否存在配置漂移或未经授权的配置变更，确保安全加固效果的持续性。</w:t>
+      </w:r>
+    </w:p>
+    <w:p>
+      <w:pPr>
         <w:numPr>
           <w:ilvl w:val="2"/>
           <w:numId w:val="10"/>
@@ -13107,6 +16310,34 @@
     </w:p>
     <w:p>
       <w:pPr>
+        <w:spacing w:line="360" w:lineRule="auto"/>
+        <w:ind w:firstLine="480"/>
+      </w:pPr>
+      <w:r>
+        <w:rPr>
+          <w:sz w:val="24"/>
+          <w:szCs w:val="24"/>
+          <w:rFonts w:eastAsia="仿宋_GB2312"/>
+        </w:rPr>
+        <w:t xml:space="preserve">（4）考虑引入微隔离技术。建议研究微隔离技术在变电站内部的应用可行性，通过在设备级别实现访问控制，进一步缩小单个设备被攻破后的影响范围，实现更精细化的安全防护。</w:t>
+      </w:r>
+    </w:p>
+    <w:p>
+      <w:pPr>
+        <w:spacing w:line="360" w:lineRule="auto"/>
+        <w:ind w:firstLine="480"/>
+      </w:pPr>
+      <w:r>
+        <w:rPr>
+          <w:sz w:val="24"/>
+          <w:szCs w:val="24"/>
+          <w:rFonts w:eastAsia="仿宋_GB2312"/>
+        </w:rPr>
+        <w:t xml:space="preserve">（5）完善网络拓扑文档。建议建立详细的、实时更新的网络拓扑文档，包括所有设备的连接关系、IP分配、VLAN划分、路由信息等，为安全运维和故障排查提供准确的参考依据。</w:t>
+      </w:r>
+    </w:p>
+    <w:p>
+      <w:pPr>
         <w:numPr>
           <w:ilvl w:val="2"/>
           <w:numId w:val="10"/>
@@ -13192,6 +16423,34 @@
       </w:r>
     </w:p>
     <w:p>
+      <w:pPr>
+        <w:spacing w:line="360" w:lineRule="auto"/>
+        <w:ind w:firstLine="480"/>
+      </w:pPr>
+      <w:r>
+        <w:rPr>
+          <w:sz w:val="24"/>
+          <w:szCs w:val="24"/>
+          <w:rFonts w:eastAsia="仿宋_GB2312"/>
+        </w:rPr>
+        <w:t xml:space="preserve">（4）建立人员能力矩阵。建议对运维人员按照网络安全技能维度建立能力矩阵，明确每位人员的能力现状和提升目标，有针对性地制定培训计划，确保团队整体能力满足安全运维需要。</w:t>
+      </w:r>
+    </w:p>
+    <w:p>
+      <w:pPr>
+        <w:spacing w:line="360" w:lineRule="auto"/>
+        <w:ind w:firstLine="480"/>
+      </w:pPr>
+      <w:r>
+        <w:rPr>
+          <w:sz w:val="24"/>
+          <w:szCs w:val="24"/>
+          <w:rFonts w:eastAsia="仿宋_GB2312"/>
+        </w:rPr>
+        <w:t xml:space="preserve">（5）鼓励取得专业认证。建议鼓励和支持运维人员参加网络安全相关的专业认证考试（如CISP、CISSP等），通过系统化的学习提升专业知识水平。</w:t>
+      </w:r>
+    </w:p>
+    <w:p>
       <w:r>
         <w:br w:type="page"/>
       </w:r>
@@ -13471,6 +16730,48 @@
     </w:p>
     <w:p>
       <w:pPr>
+        <w:spacing w:line="360" w:lineRule="auto"/>
+        <w:ind w:firstLine="480"/>
+      </w:pPr>
+      <w:r>
+        <w:rPr>
+          <w:sz w:val="24"/>
+          <w:szCs w:val="24"/>
+          <w:rFonts w:eastAsia="仿宋_GB2312"/>
+        </w:rPr>
+        <w:t xml:space="preserve">本项目形成的标准化实施方法论，包括现状评估方法、方案设计模板、实施操作规范、效果验证标准等，构成了一套完整的变电站网络安全监测功能提升工具包。这套工具包不仅可以在阿克苏供电公司内部复用，还可以上报新疆电力公司作为省级层面推广应用的参考素材。</w:t>
+      </w:r>
+    </w:p>
+    <w:p>
+      <w:pPr>
+        <w:spacing w:line="360" w:lineRule="auto"/>
+        <w:ind w:firstLine="480"/>
+      </w:pPr>
+      <w:r>
+        <w:rPr>
+          <w:sz w:val="24"/>
+          <w:szCs w:val="24"/>
+          <w:rFonts w:eastAsia="仿宋_GB2312"/>
+        </w:rPr>
+        <w:t xml:space="preserve">1.6.1.6 促进网络安全产业链协作</w:t>
+      </w:r>
+    </w:p>
+    <w:p>
+      <w:pPr>
+        <w:spacing w:line="360" w:lineRule="auto"/>
+        <w:ind w:firstLine="480"/>
+      </w:pPr>
+      <w:r>
+        <w:rPr>
+          <w:sz w:val="24"/>
+          <w:szCs w:val="24"/>
+          <w:rFonts w:eastAsia="仿宋_GB2312"/>
+        </w:rPr>
+        <w:t xml:space="preserve">项目实施过程中与多家设备厂商、安全服务商的技术协作，有助于促进电力网络安全产业链的深度融合和协同发展。通过实际项目的磨合，可以发现产业链各环节的协作痛点和改进方向，推动行业整体服务能力的提升。</w:t>
+      </w:r>
+    </w:p>
+    <w:p>
+      <w:pPr>
         <w:numPr>
           <w:ilvl w:val="2"/>
           <w:numId w:val="10"/>
@@ -13515,6 +16816,37 @@
     </w:p>
     <w:p>
       <w:pPr>
+        <w:adjustRightInd w:val="0"/>
+        <w:snapToGrid w:val="0"/>
+        <w:spacing w:line="360" w:lineRule="auto"/>
+        <w:ind w:left="709" w:leftChars="0" w:hanging="709" w:firstLineChars="0"/>
+        <w:outlineLvl w:val="3"/>
+        <w:rPr>
+          <w:rFonts w:hint="eastAsia" w:ascii="宋体" w:hAnsi="宋体" w:eastAsia="宋体" w:cs="宋体"/>
+          <w:b/>
+          <w:color w:val="000000" w:themeColor="text1"/>
+          <w:sz w:val="24"/>
+          <w:szCs w:val="28"/>
+          <w:highlight w:val="none"/>
+          <w:lang w:val="en-US" w:eastAsia="zh-CN"/>
+          <w14:textFill>
+            <w14:solidFill>
+              <w14:schemeClr w14:val="tx1"/>
+            </w14:solidFill>
+          </w14:textFill>
+        </w:rPr>
+      </w:pPr>
+      <w:r>
+        <w:rPr>
+          <w:sz w:val="24"/>
+          <w:szCs w:val="24"/>
+          <w:rFonts w:eastAsia="仿宋_GB2312"/>
+        </w:rPr>
+        <w:t xml:space="preserve">本项目的实施不仅解决了当前面临的具体安全问题，更重要的是为纺织园变电站建立了一套科学的网络安全监测运营方法论。这套方法论包括：如何评估安全监测现状、如何设计优化方案、如何安全实施变更操作、如何验证效果达成。这套方法论具有普遍适用性，可以在后续面对新的安全挑战时反复应用。</w:t>
+      </w:r>
+    </w:p>
+    <w:p>
+      <w:pPr>
         <w:spacing w:line="360" w:lineRule="auto"/>
         <w:ind w:firstLine="480"/>
       </w:pPr>
@@ -13595,6 +16927,118 @@
           <w:sz w:val="24"/>
         </w:rPr>
         <w:t>我们期望通过本项目的扎实推进，为纺织园变电站奠定坚实的网络安全基础，为后续更高层次的安全能力建设创造条件，持续保障阿克苏地区电力供应的安全可靠。</w:t>
+      </w:r>
+    </w:p>
+    <w:p>
+      <w:pPr>
+        <w:spacing w:line="360" w:lineRule="auto"/>
+        <w:ind w:firstLine="480"/>
+      </w:pPr>
+      <w:r>
+        <w:rPr>
+          <w:sz w:val="24"/>
+          <w:szCs w:val="24"/>
+          <w:rFonts w:eastAsia="仿宋_GB2312"/>
+        </w:rPr>
+        <w:t xml:space="preserve">（5）安全编排与自动化响应（SOAR）。未来将引入SOAR技术，实现安全告警的自动化研判和响应编排。当安全监测系统检测到特定类型的安全事件时，能够自动触发预定义的响应动作（如封禁IP、隔离设备、通知运维人员等），大幅缩短安全事件的响应处置时间。</w:t>
+      </w:r>
+    </w:p>
+    <w:p>
+      <w:pPr>
+        <w:spacing w:line="360" w:lineRule="auto"/>
+        <w:ind w:firstLine="480"/>
+      </w:pPr>
+      <w:r>
+        <w:rPr>
+          <w:sz w:val="24"/>
+          <w:szCs w:val="24"/>
+          <w:rFonts w:eastAsia="仿宋_GB2312"/>
+        </w:rPr>
+        <w:t xml:space="preserve">（6）零信任安全架构的引入。逐步在变电站内部引入零信任安全理念，不再默认信任内部网络中的任何设备和流量，而是对每一次访问请求都进行身份验证和授权检查。零信任架构与网络安全监测的结合，将为变电站提供更加精细化的安全防护能力。</w:t>
+      </w:r>
+    </w:p>
+    <w:p>
+      <w:pPr>
+        <w:spacing w:line="360" w:lineRule="auto"/>
+        <w:ind w:firstLine="480"/>
+      </w:pPr>
+      <w:r>
+        <w:rPr>
+          <w:sz w:val="24"/>
+          <w:szCs w:val="24"/>
+          <w:rFonts w:eastAsia="仿宋_GB2312"/>
+        </w:rPr>
+        <w:t xml:space="preserve">（7）数字孪生与安全仿真。利用变电站数字孪生技术构建虚拟安全测试环境，在虚拟环境中模拟各类网络攻击场景，验证安全防护措施的有效性，提前发现防护体系的薄弱环节，实现"实战化"的安全防护能力建设。</w:t>
+      </w:r>
+    </w:p>
+    <w:p>
+      <w:pPr>
+        <w:spacing w:line="360" w:lineRule="auto"/>
+        <w:ind w:firstLine="480"/>
+      </w:pPr>
+      <w:r>
+        <w:rPr>
+          <w:sz w:val="24"/>
+          <w:szCs w:val="24"/>
+          <w:rFonts w:eastAsia="仿宋_GB2312"/>
+        </w:rPr>
+        <w:t xml:space="preserve">在项目实施的过程中，我们还将密切关注网络安全领域的最新技术动态和政策变化，将有价值的信息和建议及时反馈给阿克苏供电公司，协助其把握安全发展方向。我们相信，通过双方的紧密合作和共同努力，纺织园变电站的网络安全监测能力将实现质的飞跃，成为阿克苏供电公司乃至新疆电力公司网络安全能力建设的标杆和示范。</w:t>
+      </w:r>
+    </w:p>
+    <w:p>
+      <w:pPr>
+        <w:spacing w:line="360" w:lineRule="auto"/>
+        <w:ind w:firstLine="480"/>
+      </w:pPr>
+      <w:r>
+        <w:rPr>
+          <w:sz w:val="24"/>
+          <w:szCs w:val="24"/>
+          <w:rFonts w:eastAsia="仿宋_GB2312"/>
+        </w:rPr>
+        <w:t xml:space="preserve">最后，我们衷心感谢阿克苏供电公司对本项目的高度重视和对我们团队的信任与支持。我们将以最专业的技术能力、最认真的工作态度、最高标准的质量要求，全力推进项目的每一项工作，确保项目目标的圆满实现。期待通过本项目的成功实施，开启双方在电力网络安全领域长期合作的良好开端。</w:t>
+      </w:r>
+    </w:p>
+    <w:p>
+      <w:pPr>
+        <w:spacing w:line="360" w:lineRule="auto"/>
+        <w:ind w:firstLine="480"/>
+      </w:pPr>
+      <w:r>
+        <w:rPr>
+          <w:sz w:val="24"/>
+          <w:szCs w:val="24"/>
+          <w:rFonts w:eastAsia="仿宋_GB2312"/>
+        </w:rPr>
+        <w:t xml:space="preserve">我们坚信，通过本项目的高质量实施和后续工作的持续深化，220kV纺织园变电站的网络安全监测能力将得到全面提升，为阿克苏地区电力供应的安全可靠提供坚实的网络安全保障。我们将以精益求精的工作态度和专业务实的技术能力，确保项目目标的圆满实现。</w:t>
+      </w:r>
+    </w:p>
+    <w:p>
+      <w:pPr>
+        <w:spacing w:line="360" w:lineRule="auto"/>
+        <w:ind w:firstLine="480"/>
+      </w:pPr>
+      <w:r>
+        <w:rPr>
+          <w:sz w:val="24"/>
+          <w:szCs w:val="24"/>
+          <w:rFonts w:eastAsia="仿宋_GB2312"/>
+        </w:rPr>
+        <w:t xml:space="preserve">在技术发展路线方面，我们建议阿克苏供电公司制定变电站网络安全能力提升的中长期规划，分阶段、分步骤地实现从"基本防护"到"深度防御"再到"智能安全"的能力演进。本项目作为"深度防御"阶段的重要组成部分，将为后续向"智能安全"阶段的演进奠定坚实基础。</w:t>
+      </w:r>
+    </w:p>
+    <w:p>
+      <w:pPr>
+        <w:spacing w:line="360" w:lineRule="auto"/>
+        <w:ind w:firstLine="480"/>
+      </w:pPr>
+      <w:r>
+        <w:rPr>
+          <w:sz w:val="24"/>
+          <w:szCs w:val="24"/>
+          <w:rFonts w:eastAsia="仿宋_GB2312"/>
+        </w:rPr>
+        <w:t xml:space="preserve">从投资效益角度看，网络安全监测功能的提升是一项具有高投入产出比的投资。有效的安全监测能够在安全事件造成实际损失之前将其发现和阻断，避免的潜在损失远大于项目投入成本。同时，完善的安全监测体系也是企业网络安全能力成熟度的重要标志，有助于提升企业在行业内的安全管理水平和声誉。</w:t>
       </w:r>
     </w:p>
     <w:p>
@@ -14295,6 +17739,174 @@
       </w:r>
     </w:p>
     <w:p>
+      <w:pPr>
+        <w:spacing w:line="360" w:lineRule="auto"/>
+        <w:ind w:firstLine="480"/>
+      </w:pPr>
+      <w:r>
+        <w:rPr>
+          <w:sz w:val="24"/>
+          <w:szCs w:val="24"/>
+          <w:rFonts w:eastAsia="仿宋_GB2312"/>
+        </w:rPr>
+        <w:t xml:space="preserve">（5）项目实施过程中如发现站内存在超出本项目范围的重大安全隐患，将及时向阿克苏供电公司报告，提出处理建议，由甲方决定后续处置方式。</w:t>
+      </w:r>
+    </w:p>
+    <w:p>
+      <w:pPr>
+        <w:spacing w:line="360" w:lineRule="auto"/>
+        <w:ind w:firstLine="480"/>
+      </w:pPr>
+      <w:r>
+        <w:rPr>
+          <w:sz w:val="24"/>
+          <w:szCs w:val="24"/>
+          <w:rFonts w:eastAsia="仿宋_GB2312"/>
+        </w:rPr>
+        <w:t xml:space="preserve">（6）项目团队在站内的工作严格遵守变电站安全管理规定，所有人员持证上岗，操作行为接受站端运维人员监督。</w:t>
+      </w:r>
+    </w:p>
+    <w:p>
+      <w:pPr>
+        <w:spacing w:line="360" w:lineRule="auto"/>
+        <w:ind w:firstLine="480"/>
+      </w:pPr>
+      <w:r>
+        <w:rPr>
+          <w:sz w:val="24"/>
+          <w:szCs w:val="24"/>
+          <w:rFonts w:eastAsia="仿宋_GB2312"/>
+        </w:rPr>
+        <w:t xml:space="preserve">项目组织与人员配置</w:t>
+      </w:r>
+    </w:p>
+    <w:p>
+      <w:pPr>
+        <w:spacing w:line="360" w:lineRule="auto"/>
+        <w:ind w:firstLine="480"/>
+      </w:pPr>
+      <w:r>
+        <w:rPr>
+          <w:sz w:val="24"/>
+          <w:szCs w:val="24"/>
+          <w:rFonts w:eastAsia="仿宋_GB2312"/>
+        </w:rPr>
+        <w:t xml:space="preserve">本项目组建专业的项目实施团队，人员配置如下：</w:t>
+      </w:r>
+    </w:p>
+    <w:p>
+      <w:pPr>
+        <w:spacing w:line="360" w:lineRule="auto"/>
+        <w:ind w:firstLine="480"/>
+      </w:pPr>
+      <w:r>
+        <w:rPr>
+          <w:sz w:val="24"/>
+          <w:szCs w:val="24"/>
+          <w:rFonts w:eastAsia="仿宋_GB2312"/>
+        </w:rPr>
+        <w:t xml:space="preserve">（1）项目负责人：1名，负责项目全面管理，统筹协调各项工作安排，对接阿克苏供电公司相关部门。</w:t>
+      </w:r>
+    </w:p>
+    <w:p>
+      <w:pPr>
+        <w:spacing w:line="360" w:lineRule="auto"/>
+        <w:ind w:firstLine="480"/>
+      </w:pPr>
+      <w:r>
+        <w:rPr>
+          <w:sz w:val="24"/>
+          <w:szCs w:val="24"/>
+          <w:rFonts w:eastAsia="仿宋_GB2312"/>
+        </w:rPr>
+        <w:t xml:space="preserve">（2）监测系统工程师：2名，负责设备接入安全监测系统、探针策略调优、二次辨识提升等与安全监测系统相关的工作。要求具有电力行业网络安全监测系统的建设和运维经验，熟悉电力行业专用通信协议。</w:t>
+      </w:r>
+    </w:p>
+    <w:p>
+      <w:pPr>
+        <w:spacing w:line="360" w:lineRule="auto"/>
+        <w:ind w:firstLine="480"/>
+      </w:pPr>
+      <w:r>
+        <w:rPr>
+          <w:sz w:val="24"/>
+          <w:szCs w:val="24"/>
+          <w:rFonts w:eastAsia="仿宋_GB2312"/>
+        </w:rPr>
+        <w:t xml:space="preserve">（3）安全评估工程师：1名，负责漏洞扫描、安全基线检查、风险评估等工作。要求持有CISP或同等资质证书，具有丰富的安全评估实践经验。</w:t>
+      </w:r>
+    </w:p>
+    <w:p>
+      <w:pPr>
+        <w:spacing w:line="360" w:lineRule="auto"/>
+        <w:ind w:firstLine="480"/>
+      </w:pPr>
+      <w:r>
+        <w:rPr>
+          <w:sz w:val="24"/>
+          <w:szCs w:val="24"/>
+          <w:rFonts w:eastAsia="仿宋_GB2312"/>
+        </w:rPr>
+        <w:t xml:space="preserve">（4）安全加固工程师：1名，负责设备安全加固、漏洞修复、端口封堵、代理策略整改等工作。要求具有多种类型设备的安全加固经验，熟悉各厂商设备的管理操作。</w:t>
+      </w:r>
+    </w:p>
+    <w:p>
+      <w:pPr>
+        <w:spacing w:line="360" w:lineRule="auto"/>
+        <w:ind w:firstLine="480"/>
+      </w:pPr>
+      <w:r>
+        <w:rPr>
+          <w:sz w:val="24"/>
+          <w:szCs w:val="24"/>
+          <w:rFonts w:eastAsia="仿宋_GB2312"/>
+        </w:rPr>
+        <w:t xml:space="preserve">（5）验证测试工程师：1名，负责各项工作完成后的效果验证和测试工作。要求具有系统性的测试验证能力，能够设计有效的验证方案和测试用例。</w:t>
+      </w:r>
+    </w:p>
+    <w:p>
+      <w:pPr>
+        <w:spacing w:line="360" w:lineRule="auto"/>
+        <w:ind w:firstLine="480"/>
+      </w:pPr>
+      <w:r>
+        <w:rPr>
+          <w:sz w:val="24"/>
+          <w:szCs w:val="24"/>
+          <w:rFonts w:eastAsia="仿宋_GB2312"/>
+        </w:rPr>
+        <w:t xml:space="preserve">（6）技术负责人：1名（可由监测系统高级工程师兼任），负责技术方案的审核把关、技术难题的攻关解决、技术文档的质量审核。</w:t>
+      </w:r>
+    </w:p>
+    <w:p>
+      <w:pPr>
+        <w:spacing w:line="360" w:lineRule="auto"/>
+        <w:ind w:firstLine="480"/>
+      </w:pPr>
+      <w:r>
+        <w:rPr>
+          <w:sz w:val="24"/>
+          <w:szCs w:val="24"/>
+          <w:rFonts w:eastAsia="仿宋_GB2312"/>
+        </w:rPr>
+        <w:t xml:space="preserve">项目团队人员的专业背景涵盖网络安全监测、漏洞评估、安全加固、系统测试等多个领域，能够全面覆盖项目各项工作的技术需求。团队成员均具有3年以上的电力行业网络安全从业经验，熟悉电力监控系统安全防护规定和相关技术标准，能够在严格遵守安全规定的前提下高效完成各项技术工作。</w:t>
+      </w:r>
+    </w:p>
+    <w:p>
+      <w:pPr>
+        <w:spacing w:line="360" w:lineRule="auto"/>
+        <w:ind w:firstLine="480"/>
+      </w:pPr>
+      <w:r>
+        <w:rPr>
+          <w:sz w:val="24"/>
+          <w:szCs w:val="24"/>
+          <w:rFonts w:eastAsia="仿宋_GB2312"/>
+        </w:rPr>
+        <w:t xml:space="preserve">（7）项目实施期间，如遇变电站重大检修或特殊运行方式调整，项目工作将配合让步，优先保障电网安全运行。</w:t>
+      </w:r>
+    </w:p>
+    <w:p>
       <w:r>
         <w:br w:type="page"/>
       </w:r>
@@ -14806,6 +18418,48 @@
       </w:r>
     </w:p>
     <w:p>
+      <w:pPr>
+        <w:spacing w:line="360" w:lineRule="auto"/>
+        <w:ind w:firstLine="480"/>
+      </w:pPr>
+      <w:r>
+        <w:rPr>
+          <w:sz w:val="24"/>
+          <w:szCs w:val="24"/>
+          <w:rFonts w:eastAsia="仿宋_GB2312"/>
+        </w:rPr>
+        <w:t xml:space="preserve">（5）220kV纺织园变电站网络安全现状评估报告（内部参考）</w:t>
+      </w:r>
+    </w:p>
+    <w:p>
+      <w:pPr>
+        <w:spacing w:line="360" w:lineRule="auto"/>
+        <w:ind w:firstLine="480"/>
+      </w:pPr>
+      <w:r>
+        <w:rPr>
+          <w:sz w:val="24"/>
+          <w:szCs w:val="24"/>
+          <w:rFonts w:eastAsia="仿宋_GB2312"/>
+        </w:rPr>
+        <w:t xml:space="preserve">（6）国网新疆电力有限公司2026年度网络安全重点工作任务清单</w:t>
+      </w:r>
+    </w:p>
+    <w:p>
+      <w:pPr>
+        <w:spacing w:line="360" w:lineRule="auto"/>
+        <w:ind w:firstLine="480"/>
+      </w:pPr>
+      <w:r>
+        <w:rPr>
+          <w:sz w:val="24"/>
+          <w:szCs w:val="24"/>
+          <w:rFonts w:eastAsia="仿宋_GB2312"/>
+        </w:rPr>
+        <w:t xml:space="preserve">（7）设备厂商提供的各设备安全加固技术指南和漏洞修复方案</w:t>
+      </w:r>
+    </w:p>
+    <w:p>
       <w:r>
         <w:br w:type="page"/>
       </w:r>
@@ -15018,6 +18672,132 @@
     </w:p>
     <w:p>
       <w:pPr>
+        <w:spacing w:line="360" w:lineRule="auto"/>
+        <w:ind w:firstLine="480"/>
+      </w:pPr>
+      <w:r>
+        <w:rPr>
+          <w:sz w:val="24"/>
+          <w:szCs w:val="24"/>
+          <w:rFonts w:eastAsia="仿宋_GB2312"/>
+        </w:rPr>
+        <w:t xml:space="preserve">（6）变更安全目标：项目实施的所有配置变更操作均经过充分的方案评审和风险评估，变更操作一次性成功率不低于95%，因变更操作导致的非预期影响为零。</w:t>
+      </w:r>
+    </w:p>
+    <w:p>
+      <w:pPr>
+        <w:spacing w:line="360" w:lineRule="auto"/>
+        <w:ind w:firstLine="480"/>
+      </w:pPr>
+      <w:r>
+        <w:rPr>
+          <w:sz w:val="24"/>
+          <w:szCs w:val="24"/>
+          <w:rFonts w:eastAsia="仿宋_GB2312"/>
+        </w:rPr>
+        <w:t xml:space="preserve">（7）技能转移目标：项目验收时，阿克苏供电公司至少2名运维人员能够独立完成安全监测系统的日常运维操作，包括告警查看分析、基本策略调整、设备接入管理等。</w:t>
+      </w:r>
+    </w:p>
+    <w:p>
+      <w:pPr>
+        <w:spacing w:line="360" w:lineRule="auto"/>
+        <w:ind w:firstLine="480"/>
+      </w:pPr>
+      <w:r>
+        <w:rPr>
+          <w:sz w:val="24"/>
+          <w:szCs w:val="24"/>
+          <w:rFonts w:eastAsia="仿宋_GB2312"/>
+        </w:rPr>
+        <w:t xml:space="preserve">项目服务承诺</w:t>
+      </w:r>
+    </w:p>
+    <w:p>
+      <w:pPr>
+        <w:spacing w:line="360" w:lineRule="auto"/>
+        <w:ind w:firstLine="480"/>
+      </w:pPr>
+      <w:r>
+        <w:rPr>
+          <w:sz w:val="24"/>
+          <w:szCs w:val="24"/>
+          <w:rFonts w:eastAsia="仿宋_GB2312"/>
+        </w:rPr>
+        <w:t xml:space="preserve">我们郑重承诺在项目实施过程中做到以下几点：</w:t>
+      </w:r>
+    </w:p>
+    <w:p>
+      <w:pPr>
+        <w:spacing w:line="360" w:lineRule="auto"/>
+        <w:ind w:firstLine="480"/>
+      </w:pPr>
+      <w:r>
+        <w:rPr>
+          <w:sz w:val="24"/>
+          <w:szCs w:val="24"/>
+          <w:rFonts w:eastAsia="仿宋_GB2312"/>
+        </w:rPr>
+        <w:t xml:space="preserve">（1）安全承诺：项目实施全过程不造成任何设备故障或业务中断，不引入任何安全风险，不泄露任何敏感信息。</w:t>
+      </w:r>
+    </w:p>
+    <w:p>
+      <w:pPr>
+        <w:spacing w:line="360" w:lineRule="auto"/>
+        <w:ind w:firstLine="480"/>
+      </w:pPr>
+      <w:r>
+        <w:rPr>
+          <w:sz w:val="24"/>
+          <w:szCs w:val="24"/>
+          <w:rFonts w:eastAsia="仿宋_GB2312"/>
+        </w:rPr>
+        <w:t xml:space="preserve">（2）质量承诺：所有工作按照预定方案和标准流程执行，交付成果满足各项质量指标要求，文档资料完整规范。</w:t>
+      </w:r>
+    </w:p>
+    <w:p>
+      <w:pPr>
+        <w:spacing w:line="360" w:lineRule="auto"/>
+        <w:ind w:firstLine="480"/>
+      </w:pPr>
+      <w:r>
+        <w:rPr>
+          <w:sz w:val="24"/>
+          <w:szCs w:val="24"/>
+          <w:rFonts w:eastAsia="仿宋_GB2312"/>
+        </w:rPr>
+        <w:t xml:space="preserve">（3）进度承诺：严格按照项目计划推进各项工作，如遇不可抗力因素需要调整进度，第一时间与阿克苏供电公司沟通协商。</w:t>
+      </w:r>
+    </w:p>
+    <w:p>
+      <w:pPr>
+        <w:spacing w:line="360" w:lineRule="auto"/>
+        <w:ind w:firstLine="480"/>
+      </w:pPr>
+      <w:r>
+        <w:rPr>
+          <w:sz w:val="24"/>
+          <w:szCs w:val="24"/>
+          <w:rFonts w:eastAsia="仿宋_GB2312"/>
+        </w:rPr>
+        <w:t xml:space="preserve">（4）服务承诺：项目验收后30天内提供免费技术保障服务，确保项目成果的稳定运行。对于项目范围内的技术问题，提供长期的技术咨询支持。</w:t>
+      </w:r>
+    </w:p>
+    <w:p>
+      <w:pPr>
+        <w:spacing w:line="360" w:lineRule="auto"/>
+        <w:ind w:firstLine="480"/>
+      </w:pPr>
+      <w:r>
+        <w:rPr>
+          <w:sz w:val="24"/>
+          <w:szCs w:val="24"/>
+          <w:rFonts w:eastAsia="仿宋_GB2312"/>
+        </w:rPr>
+        <w:t xml:space="preserve">（5）保密承诺：项目团队全体人员签订保密协议，对在项目实施过程中接触到的所有设备信息、网络信息、配置信息等严格保密，未经阿克苏供电公司书面授权不得向第三方披露。</w:t>
+      </w:r>
+    </w:p>
+    <w:p>
+      <w:pPr>
         <w:numPr>
           <w:ilvl w:val="2"/>
           <w:numId w:val="11"/>
@@ -15449,6 +19229,48 @@
       </w:pPr>
       <w:r>
         <w:rPr>
+          <w:sz w:val="24"/>
+          <w:szCs w:val="24"/>
+          <w:rFonts w:eastAsia="仿宋_GB2312"/>
+        </w:rPr>
+        <w:t xml:space="preserve">（5）告警规则配置。根据各设备类型的特点，在安全监测系统中配置相应的告警解析规则和关联规则，确保采集到的原始日志数据能够被正确解析为结构化的安全告警信息，并与设备资产信息正确关联。</w:t>
+      </w:r>
+    </w:p>
+    <w:p>
+      <w:pPr>
+        <w:spacing w:line="360" w:lineRule="auto"/>
+        <w:ind w:firstLine="480"/>
+      </w:pPr>
+      <w:r>
+        <w:rPr>
+          <w:sz w:val="24"/>
+          <w:szCs w:val="24"/>
+          <w:rFonts w:eastAsia="仿宋_GB2312"/>
+        </w:rPr>
+        <w:t xml:space="preserve">（6）接入性能评估。评估设备接入后对安全监测系统性能的影响，包括数据采集带宽占用、存储空间需求、处理能力消耗等，确保监测系统在全量接入后仍能稳定高效运行。</w:t>
+      </w:r>
+    </w:p>
+    <w:p>
+      <w:pPr>
+        <w:spacing w:line="360" w:lineRule="auto"/>
+        <w:ind w:firstLine="480"/>
+      </w:pPr>
+      <w:r>
+        <w:rPr>
+          <w:sz w:val="24"/>
+          <w:szCs w:val="24"/>
+          <w:rFonts w:eastAsia="仿宋_GB2312"/>
+        </w:rPr>
+        <w:t xml:space="preserve">设备接入工作的技术关键点在于确保数据采集的完整性和准确性。完整性是指设备产生的所有安全相关日志都能被采集到，不遗漏任何有价值的安全信息；准确性是指采集到的日志能被正确解析，告警级别、事件类型、时间戳等关键字段解析无误。为此，我们将对每台设备的接入效果进行至少24小时的连续观察验证。</w:t>
+      </w:r>
+    </w:p>
+    <w:p>
+      <w:pPr>
+        <w:spacing w:line="360" w:lineRule="auto"/>
+        <w:ind w:firstLine="480"/>
+      </w:pPr>
+      <w:r>
+        <w:rPr>
           <w:rFonts w:hint="eastAsia"/>
           <w:b/>
           <w:sz w:val="24"/>
@@ -15519,6 +19341,76 @@
           <w:sz w:val="24"/>
         </w:rPr>
         <w:t>- 接入验证报告</w:t>
+      </w:r>
+    </w:p>
+    <w:p>
+      <w:pPr>
+        <w:spacing w:line="360" w:lineRule="auto"/>
+        <w:ind w:firstLine="480"/>
+      </w:pPr>
+      <w:r>
+        <w:rPr>
+          <w:sz w:val="24"/>
+          <w:szCs w:val="24"/>
+          <w:rFonts w:eastAsia="仿宋_GB2312"/>
+        </w:rPr>
+        <w:t xml:space="preserve">设备接入工作的实施步骤详细描述如下：</w:t>
+      </w:r>
+    </w:p>
+    <w:p>
+      <w:pPr>
+        <w:spacing w:line="360" w:lineRule="auto"/>
+        <w:ind w:firstLine="480"/>
+      </w:pPr>
+      <w:r>
+        <w:rPr>
+          <w:sz w:val="24"/>
+          <w:szCs w:val="24"/>
+          <w:rFonts w:eastAsia="仿宋_GB2312"/>
+        </w:rPr>
+        <w:t xml:space="preserve">步骤一：现场设备核查。技术人员进入变电站后，首先对照已有资料逐一核实站内设备的实际情况，包括设备的物理位置、型号铭牌信息、网络连接方式等。对于资料中未记录的设备或信息有出入的设备，现场补充完善台账信息。</w:t>
+      </w:r>
+    </w:p>
+    <w:p>
+      <w:pPr>
+        <w:spacing w:line="360" w:lineRule="auto"/>
+        <w:ind w:firstLine="480"/>
+      </w:pPr>
+      <w:r>
+        <w:rPr>
+          <w:sz w:val="24"/>
+          <w:szCs w:val="24"/>
+          <w:rFonts w:eastAsia="仿宋_GB2312"/>
+        </w:rPr>
+        <w:t xml:space="preserve">步骤二：接入条件评估。对每台待接入设备评估其接入条件，包括：设备是否支持Syslog日志输出、是否支持SNMP协议、是否已安装安全Agent、网络连通性是否满足数据传输要求等。根据评估结果确定每台设备的最优接入方式。</w:t>
+      </w:r>
+    </w:p>
+    <w:p>
+      <w:pPr>
+        <w:spacing w:line="360" w:lineRule="auto"/>
+        <w:ind w:firstLine="480"/>
+      </w:pPr>
+      <w:r>
+        <w:rPr>
+          <w:sz w:val="24"/>
+          <w:szCs w:val="24"/>
+          <w:rFonts w:eastAsia="仿宋_GB2312"/>
+        </w:rPr>
+        <w:t xml:space="preserve">步骤三：配置实施。根据确定的接入方式，在设备侧和监测系统侧分别进行配置。设备侧配置主要包括：启用日志输出功能、配置日志输出目标地址和端口、设置日志输出级别和内容范围等。监测系统侧配置主要包括：添加数据源、配置解析规则、设置告警关联条件等。</w:t>
+      </w:r>
+    </w:p>
+    <w:p>
+      <w:pPr>
+        <w:spacing w:line="360" w:lineRule="auto"/>
+        <w:ind w:firstLine="480"/>
+      </w:pPr>
+      <w:r>
+        <w:rPr>
+          <w:sz w:val="24"/>
+          <w:szCs w:val="24"/>
+          <w:rFonts w:eastAsia="仿宋_GB2312"/>
+        </w:rPr>
+        <w:t xml:space="preserve">步骤四：接入验证。配置完成后进行接入效果验证：在设备上触发一个测试事件（如登录失败），确认该事件能在安全监测系统中被正确接收、解析和展示。验证成功后该设备接入工作完成。</w:t>
       </w:r>
     </w:p>
     <w:p>
@@ -15688,6 +19580,146 @@
       </w:pPr>
       <w:r>
         <w:rPr>
+          <w:sz w:val="24"/>
+          <w:szCs w:val="24"/>
+          <w:rFonts w:eastAsia="仿宋_GB2312"/>
+        </w:rPr>
+        <w:t xml:space="preserve">（5）白名单精细管理。基于流量基线分析结果，为变电站内的合法业务通信建立精细化的白名单规则。白名单规则覆盖正常的设备间通信（如保护装置与测控装置之间的IEC 61850通信、远动装置与调度中心的IEC 104通信等），确保这些合法业务流量不会触发误报。白名单的粒度精细到源IP、目的IP、端口、协议层面。</w:t>
+      </w:r>
+    </w:p>
+    <w:p>
+      <w:pPr>
+        <w:spacing w:line="360" w:lineRule="auto"/>
+        <w:ind w:firstLine="480"/>
+      </w:pPr>
+      <w:r>
+        <w:rPr>
+          <w:sz w:val="24"/>
+          <w:szCs w:val="24"/>
+          <w:rFonts w:eastAsia="仿宋_GB2312"/>
+        </w:rPr>
+        <w:t xml:space="preserve">（6）威胁场景定制检测。针对变电站特有的威胁场景，定制开发专项检测规则。例如：非法远程登录尝试检测、异常协议行为检测、非工作时段设备通信异常检测、未知设备接入检测等。这些定制规则能够有效发现针对变电站的特定攻击行为。</w:t>
+      </w:r>
+    </w:p>
+    <w:p>
+      <w:pPr>
+        <w:spacing w:line="360" w:lineRule="auto"/>
+        <w:ind w:firstLine="480"/>
+      </w:pPr>
+      <w:r>
+        <w:rPr>
+          <w:sz w:val="24"/>
+          <w:szCs w:val="24"/>
+          <w:rFonts w:eastAsia="仿宋_GB2312"/>
+        </w:rPr>
+        <w:t xml:space="preserve">（7）告警聚合与降噪。设计合理的告警聚合策略，将同一来源、同一类型的重复告警进行合并，避免告警洪泛影响运维人员的判断效率。同时设置告警升级机制，当某类低级别告警在短时间内大量出现时自动升级告警级别，提醒运维人员关注。</w:t>
+      </w:r>
+    </w:p>
+    <w:p>
+      <w:pPr>
+        <w:spacing w:line="360" w:lineRule="auto"/>
+        <w:ind w:firstLine="480"/>
+      </w:pPr>
+      <w:r>
+        <w:rPr>
+          <w:sz w:val="24"/>
+          <w:szCs w:val="24"/>
+          <w:rFonts w:eastAsia="仿宋_GB2312"/>
+        </w:rPr>
+        <w:t xml:space="preserve">探针策略调优是一个需要持续迭代的过程。初始调优完成后，我们将安排至少7天的观察期，在观察期内每日分析告警数据，统计误报率和告警质量指标。如果指标未达到预期标准，将继续进行策略调整，直至各项指标稳定达标。整个迭代调优过程的目标是将误报率降低80%以上，同时确保对真实安全事件的检测率保持在99%以上。</w:t>
+      </w:r>
+    </w:p>
+    <w:p>
+      <w:pPr>
+        <w:spacing w:line="360" w:lineRule="auto"/>
+        <w:ind w:firstLine="480"/>
+      </w:pPr>
+      <w:r>
+        <w:rPr>
+          <w:sz w:val="24"/>
+          <w:szCs w:val="24"/>
+          <w:rFonts w:eastAsia="仿宋_GB2312"/>
+        </w:rPr>
+        <w:t xml:space="preserve">探针策略精细化调优的具体技术方法详细说明如下：</w:t>
+      </w:r>
+    </w:p>
+    <w:p>
+      <w:pPr>
+        <w:spacing w:line="360" w:lineRule="auto"/>
+        <w:ind w:firstLine="480"/>
+      </w:pPr>
+      <w:r>
+        <w:rPr>
+          <w:sz w:val="24"/>
+          <w:szCs w:val="24"/>
+          <w:rFonts w:eastAsia="仿宋_GB2312"/>
+        </w:rPr>
+        <w:t xml:space="preserve">（1）基线分析方法：通过对正常网络流量的长时间观察和统计分析，建立每种设备类型、每个通信链路的流量基线模型。基线模型包括：通信时间分布特征（何时通信、通信频率）、流量大小特征（正常流量范围）、协议特征（使用哪些协议和端口）、行为特征（典型的操作序列）等多个维度。</w:t>
+      </w:r>
+    </w:p>
+    <w:p>
+      <w:pPr>
+        <w:spacing w:line="360" w:lineRule="auto"/>
+        <w:ind w:firstLine="480"/>
+      </w:pPr>
+      <w:r>
+        <w:rPr>
+          <w:sz w:val="24"/>
+          <w:szCs w:val="24"/>
+          <w:rFonts w:eastAsia="仿宋_GB2312"/>
+        </w:rPr>
+        <w:t xml:space="preserve">（2）规则分类管理：将探针检测规则按照威胁类型进行分类管理，包括：网络攻击类规则（如端口扫描检测、暴力破解检测）、恶意代码类规则（如木马通信特征检测）、异常行为类规则（如非工作时段访问、异常流量突增）、合规审计类规则（如违规外联检测、非法协议使用检测）等。各类规则独立管理，便于针对性优化。</w:t>
+      </w:r>
+    </w:p>
+    <w:p>
+      <w:pPr>
+        <w:spacing w:line="360" w:lineRule="auto"/>
+        <w:ind w:firstLine="480"/>
+      </w:pPr>
+      <w:r>
+        <w:rPr>
+          <w:sz w:val="24"/>
+          <w:szCs w:val="24"/>
+          <w:rFonts w:eastAsia="仿宋_GB2312"/>
+        </w:rPr>
+        <w:t xml:space="preserve">（3）阈值动态调整：对于基于阈值的检测规则（如连接频率阈值、流量大小阈值等），根据基线分析结果设定合理的阈值范围。阈值设置需要留有适当余量，既要避免正常波动触发误报，又要确保真实异常能够被及时检测。对于不同时段（如白天和夜间）可以设置差异化的阈值。</w:t>
+      </w:r>
+    </w:p>
+    <w:p>
+      <w:pPr>
+        <w:spacing w:line="360" w:lineRule="auto"/>
+        <w:ind w:firstLine="480"/>
+      </w:pPr>
+      <w:r>
+        <w:rPr>
+          <w:sz w:val="24"/>
+          <w:szCs w:val="24"/>
+          <w:rFonts w:eastAsia="仿宋_GB2312"/>
+        </w:rPr>
+        <w:t xml:space="preserve">（4）多条件关联检测：对于单一条件难以准确判断的场景，设计多条件关联检测规则。例如，单次登录失败可能是正常的输入错误，但短时间内大量登录失败则大概率是暴力破解攻击。通过设置时间窗口内的次数阈值实现关联检测。</w:t>
+      </w:r>
+    </w:p>
+    <w:p>
+      <w:pPr>
+        <w:spacing w:line="360" w:lineRule="auto"/>
+        <w:ind w:firstLine="480"/>
+      </w:pPr>
+      <w:r>
+        <w:rPr>
+          <w:sz w:val="24"/>
+          <w:szCs w:val="24"/>
+          <w:rFonts w:eastAsia="仿宋_GB2312"/>
+        </w:rPr>
+        <w:t xml:space="preserve">（5）策略效果评估方法：建立策略优化效果的定量评估体系。主要评估指标包括：误报率（FPR）、漏报率（FNR）、告警总量变化趋势、平均响应时间等。每次策略调整后统计这些指标的变化，评估调整效果，指导后续优化方向。</w:t>
+      </w:r>
+    </w:p>
+    <w:p>
+      <w:pPr>
+        <w:spacing w:line="360" w:lineRule="auto"/>
+        <w:ind w:firstLine="480"/>
+      </w:pPr>
+      <w:r>
+        <w:rPr>
           <w:rFonts w:hint="eastAsia"/>
           <w:b/>
           <w:sz w:val="24"/>
@@ -15944,6 +19976,188 @@
       </w:pPr>
       <w:r>
         <w:rPr>
+          <w:sz w:val="24"/>
+          <w:szCs w:val="24"/>
+          <w:rFonts w:eastAsia="仿宋_GB2312"/>
+        </w:rPr>
+        <w:t xml:space="preserve">设备安全加固工作遵循"最小影响"原则，即在实现安全目标的前提下，选择对设备功能和性能影响最小的加固方式。具体加固项目通常包括以下类别：</w:t>
+      </w:r>
+    </w:p>
+    <w:p>
+      <w:pPr>
+        <w:spacing w:line="360" w:lineRule="auto"/>
+        <w:ind w:firstLine="480"/>
+      </w:pPr>
+      <w:r>
+        <w:rPr>
+          <w:sz w:val="24"/>
+          <w:szCs w:val="24"/>
+          <w:rFonts w:eastAsia="仿宋_GB2312"/>
+        </w:rPr>
+        <w:t xml:space="preserve">（1）账号口令加固：清理默认账号、弱口令账号；设置口令复杂度策略（长度不少于8位，包含大小写字母、数字和特殊字符）；设置口令有效期和锁定策略；禁用不必要的管理账号。</w:t>
+      </w:r>
+    </w:p>
+    <w:p>
+      <w:pPr>
+        <w:spacing w:line="360" w:lineRule="auto"/>
+        <w:ind w:firstLine="480"/>
+      </w:pPr>
+      <w:r>
+        <w:rPr>
+          <w:sz w:val="24"/>
+          <w:szCs w:val="24"/>
+          <w:rFonts w:eastAsia="仿宋_GB2312"/>
+        </w:rPr>
+        <w:t xml:space="preserve">（2）服务与端口加固：关闭不必要的网络服务（如Telnet、FTP、HTTP等不安全服务）；禁用设备上未使用的物理端口；关闭不必要的管理协议（如SNMP v1/v2等不安全协议版本）。</w:t>
+      </w:r>
+    </w:p>
+    <w:p>
+      <w:pPr>
+        <w:spacing w:line="360" w:lineRule="auto"/>
+        <w:ind w:firstLine="480"/>
+      </w:pPr>
+      <w:r>
+        <w:rPr>
+          <w:sz w:val="24"/>
+          <w:szCs w:val="24"/>
+          <w:rFonts w:eastAsia="仿宋_GB2312"/>
+        </w:rPr>
+        <w:t xml:space="preserve">（3）访问控制加固：限制管理访问的源IP地址范围；配置管理会话超时自动断开；限制同时登录的管理会话数量；配置操作审计日志记录所有管理操作。</w:t>
+      </w:r>
+    </w:p>
+    <w:p>
+      <w:pPr>
+        <w:spacing w:line="360" w:lineRule="auto"/>
+        <w:ind w:firstLine="480"/>
+      </w:pPr>
+      <w:r>
+        <w:rPr>
+          <w:sz w:val="24"/>
+          <w:szCs w:val="24"/>
+          <w:rFonts w:eastAsia="仿宋_GB2312"/>
+        </w:rPr>
+        <w:t xml:space="preserve">（4）日志审计加固：确保安全审计日志功能已启用；配置日志的远程备份（发送到日志服务器）；设置合理的日志保留期限；确保日志记录的完整性（记录所有关键操作和安全事件）。</w:t>
+      </w:r>
+    </w:p>
+    <w:p>
+      <w:pPr>
+        <w:spacing w:line="360" w:lineRule="auto"/>
+        <w:ind w:firstLine="480"/>
+      </w:pPr>
+      <w:r>
+        <w:rPr>
+          <w:sz w:val="24"/>
+          <w:szCs w:val="24"/>
+          <w:rFonts w:eastAsia="仿宋_GB2312"/>
+        </w:rPr>
+        <w:t xml:space="preserve">每一项加固操作实施前，需要完成以下准备工作：确认加固项目的具体操作步骤和预期效果；评估操作对设备功能的潜在影响；准备回退方案和回退操作步骤；获得操作授权确认。加固操作完成后，立即验证设备功能正常且加固措施生效。</w:t>
+      </w:r>
+    </w:p>
+    <w:p>
+      <w:pPr>
+        <w:spacing w:line="360" w:lineRule="auto"/>
+        <w:ind w:firstLine="480"/>
+      </w:pPr>
+      <w:r>
+        <w:rPr>
+          <w:sz w:val="24"/>
+          <w:szCs w:val="24"/>
+          <w:rFonts w:eastAsia="仿宋_GB2312"/>
+        </w:rPr>
+        <w:t xml:space="preserve">安全加固工作的实施流程和注意事项补充说明：</w:t>
+      </w:r>
+    </w:p>
+    <w:p>
+      <w:pPr>
+        <w:spacing w:line="360" w:lineRule="auto"/>
+        <w:ind w:firstLine="480"/>
+      </w:pPr>
+      <w:r>
+        <w:rPr>
+          <w:sz w:val="24"/>
+          <w:szCs w:val="24"/>
+          <w:rFonts w:eastAsia="仿宋_GB2312"/>
+        </w:rPr>
+        <w:t xml:space="preserve">实施流程遵循"一设备一方案"的原则，即为每台待加固设备制定独立的加固实施方案。方案内容包括：该设备当前不合规的配置项清单、每一项的具体加固操作步骤、操作可能产生的影响评估、回退操作步骤等。方案经技术负责人审核确认后执行。</w:t>
+      </w:r>
+    </w:p>
+    <w:p>
+      <w:pPr>
+        <w:spacing w:line="360" w:lineRule="auto"/>
+        <w:ind w:firstLine="480"/>
+      </w:pPr>
+      <w:r>
+        <w:rPr>
+          <w:sz w:val="24"/>
+          <w:szCs w:val="24"/>
+          <w:rFonts w:eastAsia="仿宋_GB2312"/>
+        </w:rPr>
+        <w:t xml:space="preserve">加固操作过程中需要特别注意以下事项：</w:t>
+      </w:r>
+    </w:p>
+    <w:p>
+      <w:pPr>
+        <w:spacing w:line="360" w:lineRule="auto"/>
+        <w:ind w:firstLine="480"/>
+      </w:pPr>
+      <w:r>
+        <w:rPr>
+          <w:sz w:val="24"/>
+          <w:szCs w:val="24"/>
+          <w:rFonts w:eastAsia="仿宋_GB2312"/>
+        </w:rPr>
+        <w:t xml:space="preserve">（1）操作顺序：先执行影响较小的加固项（如修改口令策略），后执行影响可能较大的加固项（如关闭服务）。这样即使后续操作出现问题，也可以在已完成的基础加固之上进行回退处理。</w:t>
+      </w:r>
+    </w:p>
+    <w:p>
+      <w:pPr>
+        <w:spacing w:line="360" w:lineRule="auto"/>
+        <w:ind w:firstLine="480"/>
+      </w:pPr>
+      <w:r>
+        <w:rPr>
+          <w:sz w:val="24"/>
+          <w:szCs w:val="24"/>
+          <w:rFonts w:eastAsia="仿宋_GB2312"/>
+        </w:rPr>
+        <w:t xml:space="preserve">（2）即时验证：每完成一个加固项后立即验证设备功能和网络通信是否正常。不要等到所有加固项全部完成后再统一验证，以免出现问题时难以定位是哪个加固操作导致的。</w:t>
+      </w:r>
+    </w:p>
+    <w:p>
+      <w:pPr>
+        <w:spacing w:line="360" w:lineRule="auto"/>
+        <w:ind w:firstLine="480"/>
+      </w:pPr>
+      <w:r>
+        <w:rPr>
+          <w:sz w:val="24"/>
+          <w:szCs w:val="24"/>
+          <w:rFonts w:eastAsia="仿宋_GB2312"/>
+        </w:rPr>
+        <w:t xml:space="preserve">（3）完整记录：详细记录每一步加固操作的执行时间、操作内容、操作结果和验证结果。记录信息要足够详细，能够在需要回退时准确还原每一步操作。</w:t>
+      </w:r>
+    </w:p>
+    <w:p>
+      <w:pPr>
+        <w:spacing w:line="360" w:lineRule="auto"/>
+        <w:ind w:firstLine="480"/>
+      </w:pPr>
+      <w:r>
+        <w:rPr>
+          <w:sz w:val="24"/>
+          <w:szCs w:val="24"/>
+          <w:rFonts w:eastAsia="仿宋_GB2312"/>
+        </w:rPr>
+        <w:t xml:space="preserve">（4）厂商协调：对于部分设备可能存在厂商特殊要求的加固项目（如某些配置项厂商建议不修改），事先与厂商确认加固方案的可行性，获得厂商的技术支持确认。</w:t>
+      </w:r>
+    </w:p>
+    <w:p>
+      <w:pPr>
+        <w:spacing w:line="360" w:lineRule="auto"/>
+        <w:ind w:firstLine="480"/>
+      </w:pPr>
+      <w:r>
+        <w:rPr>
           <w:rFonts w:hint="eastAsia"/>
           <w:b/>
           <w:sz w:val="24"/>
@@ -16183,6 +20397,76 @@
       </w:pPr>
       <w:r>
         <w:rPr>
+          <w:sz w:val="24"/>
+          <w:szCs w:val="24"/>
+          <w:rFonts w:eastAsia="仿宋_GB2312"/>
+        </w:rPr>
+        <w:t xml:space="preserve">漏洞修复实施过程中需要特别注意以下技术要点：</w:t>
+      </w:r>
+    </w:p>
+    <w:p>
+      <w:pPr>
+        <w:spacing w:line="360" w:lineRule="auto"/>
+        <w:ind w:firstLine="480"/>
+      </w:pPr>
+      <w:r>
+        <w:rPr>
+          <w:sz w:val="24"/>
+          <w:szCs w:val="24"/>
+          <w:rFonts w:eastAsia="仿宋_GB2312"/>
+        </w:rPr>
+        <w:t xml:space="preserve">（1）修复优先级排序：按照CVSS评分（9.0以上为紧急、7.0-8.9为高危、4.0-6.9为中危、4.0以下为低危）确定修复优先级。紧急和高危漏洞优先修复，中危漏洞计划内修复，低危漏洞视情况处理。</w:t>
+      </w:r>
+    </w:p>
+    <w:p>
+      <w:pPr>
+        <w:spacing w:line="360" w:lineRule="auto"/>
+        <w:ind w:firstLine="480"/>
+      </w:pPr>
+      <w:r>
+        <w:rPr>
+          <w:sz w:val="24"/>
+          <w:szCs w:val="24"/>
+          <w:rFonts w:eastAsia="仿宋_GB2312"/>
+        </w:rPr>
+        <w:t xml:space="preserve">（2）修复方式选择：优先采用打补丁方式直接修复漏洞；对于暂无补丁或补丁兼容性存疑的漏洞，采用配置缓解措施（如通过ACL限制访问、关闭相关服务等）降低风险；对于需要升级系统版本的漏洞，评估升级影响后谨慎实施。</w:t>
+      </w:r>
+    </w:p>
+    <w:p>
+      <w:pPr>
+        <w:spacing w:line="360" w:lineRule="auto"/>
+        <w:ind w:firstLine="480"/>
+      </w:pPr>
+      <w:r>
+        <w:rPr>
+          <w:sz w:val="24"/>
+          <w:szCs w:val="24"/>
+          <w:rFonts w:eastAsia="仿宋_GB2312"/>
+        </w:rPr>
+        <w:t xml:space="preserve">（3）修复验证确认：每个漏洞修复完成后，使用漏洞扫描工具进行复测，确认漏洞已成功修复且不再被检测到。同时验证修复操作未引入新的问题。</w:t>
+      </w:r>
+    </w:p>
+    <w:p>
+      <w:pPr>
+        <w:spacing w:line="360" w:lineRule="auto"/>
+        <w:ind w:firstLine="480"/>
+      </w:pPr>
+      <w:r>
+        <w:rPr>
+          <w:sz w:val="24"/>
+          <w:szCs w:val="24"/>
+          <w:rFonts w:eastAsia="仿宋_GB2312"/>
+        </w:rPr>
+        <w:t xml:space="preserve">（4）修复记录文档：详细记录每个漏洞的修复过程，包括漏洞编号、影响设备、修复方式、修复时间、验证结果等信息，形成完整的漏洞修复跟踪档案。</w:t>
+      </w:r>
+    </w:p>
+    <w:p>
+      <w:pPr>
+        <w:spacing w:line="360" w:lineRule="auto"/>
+        <w:ind w:firstLine="480"/>
+      </w:pPr>
+      <w:r>
+        <w:rPr>
           <w:rFonts w:hint="eastAsia"/>
           <w:b/>
           <w:sz w:val="24"/>
@@ -16253,6 +20537,76 @@
           <w:sz w:val="24"/>
         </w:rPr>
         <w:t>- 漏洞修复验证报告</w:t>
+      </w:r>
+    </w:p>
+    <w:p>
+      <w:pPr>
+        <w:spacing w:line="360" w:lineRule="auto"/>
+        <w:ind w:firstLine="480"/>
+      </w:pPr>
+      <w:r>
+        <w:rPr>
+          <w:sz w:val="24"/>
+          <w:szCs w:val="24"/>
+          <w:rFonts w:eastAsia="仿宋_GB2312"/>
+        </w:rPr>
+        <w:t xml:space="preserve">漏洞扫描与修复工作的技术要点补充说明：</w:t>
+      </w:r>
+    </w:p>
+    <w:p>
+      <w:pPr>
+        <w:spacing w:line="360" w:lineRule="auto"/>
+        <w:ind w:firstLine="480"/>
+      </w:pPr>
+      <w:r>
+        <w:rPr>
+          <w:sz w:val="24"/>
+          <w:szCs w:val="24"/>
+          <w:rFonts w:eastAsia="仿宋_GB2312"/>
+        </w:rPr>
+        <w:t xml:space="preserve">（1）扫描时间选择：漏洞扫描操作安排在设备负荷较低的时段进行，避免扫描流量对设备正常运行产生影响。对于扫描可能产生较大网络流量的情况，提前与运维人员沟通并做好监控准备。</w:t>
+      </w:r>
+    </w:p>
+    <w:p>
+      <w:pPr>
+        <w:spacing w:line="360" w:lineRule="auto"/>
+        <w:ind w:firstLine="480"/>
+      </w:pPr>
+      <w:r>
+        <w:rPr>
+          <w:sz w:val="24"/>
+          <w:szCs w:val="24"/>
+          <w:rFonts w:eastAsia="仿宋_GB2312"/>
+        </w:rPr>
+        <w:t xml:space="preserve">（2）扫描策略配置：根据电力监控系统的特殊性，配置适合的扫描策略。避免使用侵入性强的扫描方式（如暴力破解测试），防止扫描操作本身对设备造成影响。对于敏感设备，采用被动扫描或降低扫描强度。</w:t>
+      </w:r>
+    </w:p>
+    <w:p>
+      <w:pPr>
+        <w:spacing w:line="360" w:lineRule="auto"/>
+        <w:ind w:firstLine="480"/>
+      </w:pPr>
+      <w:r>
+        <w:rPr>
+          <w:sz w:val="24"/>
+          <w:szCs w:val="24"/>
+          <w:rFonts w:eastAsia="仿宋_GB2312"/>
+        </w:rPr>
+        <w:t xml:space="preserve">（3）漏洞去重和关联分析：对扫描结果进行去重处理，将同一漏洞在不同设备上的出现情况进行汇总分析；识别漏洞之间的关联关系，评估漏洞组合利用的风险等级。</w:t>
+      </w:r>
+    </w:p>
+    <w:p>
+      <w:pPr>
+        <w:spacing w:line="360" w:lineRule="auto"/>
+        <w:ind w:firstLine="480"/>
+      </w:pPr>
+      <w:r>
+        <w:rPr>
+          <w:sz w:val="24"/>
+          <w:szCs w:val="24"/>
+          <w:rFonts w:eastAsia="仿宋_GB2312"/>
+        </w:rPr>
+        <w:t xml:space="preserve">（4）修复影响预评估：对每一个计划修复的漏洞，在实施修复之前进行影响预评估。评估内容包括：修复操作是否需要重启设备、是否影响设备功能、是否有兼容性风险、修复失败的后果等。只有评估结果可接受的漏洞才进入实施修复环节。</w:t>
       </w:r>
     </w:p>
     <w:p>
@@ -16422,6 +20776,90 @@
       </w:pPr>
       <w:r>
         <w:rPr>
+          <w:sz w:val="24"/>
+          <w:szCs w:val="24"/>
+          <w:rFonts w:eastAsia="仿宋_GB2312"/>
+        </w:rPr>
+        <w:t xml:space="preserve">二次辨识提升工作的技术核心是建立精确的设备网络行为画像。每台二次设备在网络中的行为都具有其独特的特征模式，包括：</w:t>
+      </w:r>
+    </w:p>
+    <w:p>
+      <w:pPr>
+        <w:spacing w:line="360" w:lineRule="auto"/>
+        <w:ind w:firstLine="480"/>
+      </w:pPr>
+      <w:r>
+        <w:rPr>
+          <w:sz w:val="24"/>
+          <w:szCs w:val="24"/>
+          <w:rFonts w:eastAsia="仿宋_GB2312"/>
+        </w:rPr>
+        <w:t xml:space="preserve">（1）通信对象特征：明确每台设备正常情况下会与哪些其他设备通信，通信关系是固定的还是动态变化的。例如，保护装置通常只与对应的测控装置和监控后台通信，如果出现与非预期设备的通信则应被识别为异常。</w:t>
+      </w:r>
+    </w:p>
+    <w:p>
+      <w:pPr>
+        <w:spacing w:line="360" w:lineRule="auto"/>
+        <w:ind w:firstLine="480"/>
+      </w:pPr>
+      <w:r>
+        <w:rPr>
+          <w:sz w:val="24"/>
+          <w:szCs w:val="24"/>
+          <w:rFonts w:eastAsia="仿宋_GB2312"/>
+        </w:rPr>
+        <w:t xml:space="preserve">（2）协议类型特征：明确每台设备使用的通信协议类型和版本。例如，MMS协议用于保护和测控装置与监控后台之间的信息交互，GOOSE协议用于保护装置之间的快速信息交换。使用非预期协议的通信应被标记为异常。</w:t>
+      </w:r>
+    </w:p>
+    <w:p>
+      <w:pPr>
+        <w:spacing w:line="360" w:lineRule="auto"/>
+        <w:ind w:firstLine="480"/>
+      </w:pPr>
+      <w:r>
+        <w:rPr>
+          <w:sz w:val="24"/>
+          <w:szCs w:val="24"/>
+          <w:rFonts w:eastAsia="仿宋_GB2312"/>
+        </w:rPr>
+        <w:t xml:space="preserve">（3）流量模式特征：明确每台设备在正常运行状态下的流量大小范围和时间分布规律。例如，远动装置的上送数据流量相对稳定，如果突然出现大幅波动可能意味着异常情况。</w:t>
+      </w:r>
+    </w:p>
+    <w:p>
+      <w:pPr>
+        <w:spacing w:line="360" w:lineRule="auto"/>
+        <w:ind w:firstLine="480"/>
+      </w:pPr>
+      <w:r>
+        <w:rPr>
+          <w:sz w:val="24"/>
+          <w:szCs w:val="24"/>
+          <w:rFonts w:eastAsia="仿宋_GB2312"/>
+        </w:rPr>
+        <w:t xml:space="preserve">（4）时间行为特征：明确设备的通信时间规律，包括周期性通信的时间间隔、非周期通信的触发条件等。偏离正常时间规律的通信行为应被重点关注。</w:t>
+      </w:r>
+    </w:p>
+    <w:p>
+      <w:pPr>
+        <w:spacing w:line="360" w:lineRule="auto"/>
+        <w:ind w:firstLine="480"/>
+      </w:pPr>
+      <w:r>
+        <w:rPr>
+          <w:sz w:val="24"/>
+          <w:szCs w:val="24"/>
+          <w:rFonts w:eastAsia="仿宋_GB2312"/>
+        </w:rPr>
+        <w:t xml:space="preserve">通过上述多维度的设备行为画像，安全监测系统可以更加准确地判断设备网络行为是否正常，大幅提升异常行为检测的准确性。</w:t>
+      </w:r>
+    </w:p>
+    <w:p>
+      <w:pPr>
+        <w:spacing w:line="360" w:lineRule="auto"/>
+        <w:ind w:firstLine="480"/>
+      </w:pPr>
+      <w:r>
+        <w:rPr>
           <w:rFonts w:hint="eastAsia"/>
           <w:b/>
           <w:sz w:val="24"/>
@@ -16664,6 +21102,76 @@
       </w:pPr>
       <w:r>
         <w:rPr>
+          <w:sz w:val="24"/>
+          <w:szCs w:val="24"/>
+          <w:rFonts w:eastAsia="仿宋_GB2312"/>
+        </w:rPr>
+        <w:t xml:space="preserve">端口封堵实施过程中的关键技术要点：</w:t>
+      </w:r>
+    </w:p>
+    <w:p>
+      <w:pPr>
+        <w:spacing w:line="360" w:lineRule="auto"/>
+        <w:ind w:firstLine="480"/>
+      </w:pPr>
+      <w:r>
+        <w:rPr>
+          <w:sz w:val="24"/>
+          <w:szCs w:val="24"/>
+          <w:rFonts w:eastAsia="仿宋_GB2312"/>
+        </w:rPr>
+        <w:t xml:space="preserve">（1）确认端口用途：对每一个计划封堵的端口，必须通过多种方式确认其当前确实未被使用。确认方式包括：查看端口连接状态、分析端口流量记录、咨询运维人员确认。只有经过充分确认的端口才能执行封堵。</w:t>
+      </w:r>
+    </w:p>
+    <w:p>
+      <w:pPr>
+        <w:spacing w:line="360" w:lineRule="auto"/>
+        <w:ind w:firstLine="480"/>
+      </w:pPr>
+      <w:r>
+        <w:rPr>
+          <w:sz w:val="24"/>
+          <w:szCs w:val="24"/>
+          <w:rFonts w:eastAsia="仿宋_GB2312"/>
+        </w:rPr>
+        <w:t xml:space="preserve">（2）封堵方式选择：根据端口类型和设备条件选择合适的封堵方式。对于设备自身开放的服务端口，优先在设备上直接关闭相应服务；对于物理端口，可以通过关闭端口或配置ACL进行限制。</w:t>
+      </w:r>
+    </w:p>
+    <w:p>
+      <w:pPr>
+        <w:spacing w:line="360" w:lineRule="auto"/>
+        <w:ind w:firstLine="480"/>
+      </w:pPr>
+      <w:r>
+        <w:rPr>
+          <w:sz w:val="24"/>
+          <w:szCs w:val="24"/>
+          <w:rFonts w:eastAsia="仿宋_GB2312"/>
+        </w:rPr>
+        <w:t xml:space="preserve">（3）分步验证：每封堵一个端口（或一组同类端口）后，立即验证设备功能和业务通信是否正常。如出现异常，立即回退最近一步封堵操作并排查原因。</w:t>
+      </w:r>
+    </w:p>
+    <w:p>
+      <w:pPr>
+        <w:spacing w:line="360" w:lineRule="auto"/>
+        <w:ind w:firstLine="480"/>
+      </w:pPr>
+      <w:r>
+        <w:rPr>
+          <w:sz w:val="24"/>
+          <w:szCs w:val="24"/>
+          <w:rFonts w:eastAsia="仿宋_GB2312"/>
+        </w:rPr>
+        <w:t xml:space="preserve">（4）封堵效果确认：全部封堵完成后，使用端口扫描工具从外部进行全面扫描，确认已封堵端口不再响应外部探测请求。同时从设备内部确认被封堵的端口不再监听。</w:t>
+      </w:r>
+    </w:p>
+    <w:p>
+      <w:pPr>
+        <w:spacing w:line="360" w:lineRule="auto"/>
+        <w:ind w:firstLine="480"/>
+      </w:pPr>
+      <w:r>
+        <w:rPr>
           <w:rFonts w:ascii="宋体" w:hAnsi="宋体" w:eastAsia="宋体"/>
           <w:b w:val="0"/>
           <w:sz w:val="24"/>
@@ -16751,8 +21259,260 @@
       </w:r>
     </w:p>
     <w:p>
+      <w:pPr>
+        <w:spacing w:line="360" w:lineRule="auto"/>
+        <w:ind w:firstLine="480"/>
+      </w:pPr>
+      <w:r>
+        <w:rPr>
+          <w:sz w:val="24"/>
+          <w:szCs w:val="24"/>
+          <w:rFonts w:eastAsia="仿宋_GB2312"/>
+        </w:rPr>
+        <w:t xml:space="preserve">综合验证与优化服务</w:t>
+      </w:r>
+    </w:p>
+    <w:p>
+      <w:pPr>
+        <w:spacing w:line="360" w:lineRule="auto"/>
+        <w:ind w:firstLine="480"/>
+      </w:pPr>
+      <w:r>
+        <w:rPr>
+          <w:sz w:val="24"/>
+          <w:szCs w:val="24"/>
+          <w:rFonts w:eastAsia="仿宋_GB2312"/>
+        </w:rPr>
+        <w:t xml:space="preserve">2.5.7.1 工作目标</w:t>
+      </w:r>
+    </w:p>
+    <w:p>
+      <w:pPr>
+        <w:spacing w:line="360" w:lineRule="auto"/>
+        <w:ind w:firstLine="480"/>
+      </w:pPr>
+      <w:r>
+        <w:rPr>
+          <w:sz w:val="24"/>
+          <w:szCs w:val="24"/>
+          <w:rFonts w:eastAsia="仿宋_GB2312"/>
+        </w:rPr>
+        <w:t xml:space="preserve">在所有单项工作完成后，进行系统性的综合验证，确认各项提升措施协同工作正常，整体安全监测能力达到预期目标。</w:t>
+      </w:r>
+    </w:p>
+    <w:p>
+      <w:pPr>
+        <w:spacing w:line="360" w:lineRule="auto"/>
+        <w:ind w:firstLine="480"/>
+      </w:pPr>
+      <w:r>
+        <w:rPr>
+          <w:sz w:val="24"/>
+          <w:szCs w:val="24"/>
+          <w:rFonts w:eastAsia="仿宋_GB2312"/>
+        </w:rPr>
+        <w:t xml:space="preserve">2.5.7.2 工作内容</w:t>
+      </w:r>
+    </w:p>
+    <w:p>
+      <w:pPr>
+        <w:spacing w:line="360" w:lineRule="auto"/>
+        <w:ind w:firstLine="480"/>
+      </w:pPr>
+      <w:r>
+        <w:rPr>
+          <w:sz w:val="24"/>
+          <w:szCs w:val="24"/>
+          <w:rFonts w:eastAsia="仿宋_GB2312"/>
+        </w:rPr>
+        <w:t xml:space="preserve">（1）综合功能验证。对安全监测系统的整体功能进行综合验证，包括：设备接入完整性验证、告警采集准确性验证、探针监测有效性验证、设备安全基线合规性复查等全面检查。</w:t>
+      </w:r>
+    </w:p>
+    <w:p>
+      <w:pPr>
+        <w:spacing w:line="360" w:lineRule="auto"/>
+        <w:ind w:firstLine="480"/>
+      </w:pPr>
+      <w:r>
+        <w:rPr>
+          <w:sz w:val="24"/>
+          <w:szCs w:val="24"/>
+          <w:rFonts w:eastAsia="仿宋_GB2312"/>
+        </w:rPr>
+        <w:t xml:space="preserve">（2）安全测试验证。在获得阿克苏供电公司授权的前提下，构造模拟攻击场景测试安全监测系统的检测和告警能力，验证各类攻击行为能够被正确识别和及时告警。</w:t>
+      </w:r>
+    </w:p>
+    <w:p>
+      <w:pPr>
+        <w:spacing w:line="360" w:lineRule="auto"/>
+        <w:ind w:firstLine="480"/>
+      </w:pPr>
+      <w:r>
+        <w:rPr>
+          <w:sz w:val="24"/>
+          <w:szCs w:val="24"/>
+          <w:rFonts w:eastAsia="仿宋_GB2312"/>
+        </w:rPr>
+        <w:t xml:space="preserve">（3）持续观察和优化。设置不少于7天的持续观察期，在观察期内密切关注安全监测系统的运行状况，对发现的问题及时进行调整优化，确保系统稳定可靠运行。</w:t>
+      </w:r>
+    </w:p>
+    <w:p>
+      <w:pPr>
+        <w:spacing w:line="360" w:lineRule="auto"/>
+        <w:ind w:firstLine="480"/>
+      </w:pPr>
+      <w:r>
+        <w:rPr>
+          <w:sz w:val="24"/>
+          <w:szCs w:val="24"/>
+          <w:rFonts w:eastAsia="仿宋_GB2312"/>
+        </w:rPr>
+        <w:t xml:space="preserve">（4）性能评估。评估各项提升措施实施后对设备和网络性能的影响，确认不存在因安全加固导致的性能下降问题。</w:t>
+      </w:r>
+    </w:p>
+    <w:p>
+      <w:pPr>
+        <w:spacing w:line="360" w:lineRule="auto"/>
+        <w:ind w:firstLine="480"/>
+      </w:pPr>
+      <w:r>
+        <w:rPr>
+          <w:sz w:val="24"/>
+          <w:szCs w:val="24"/>
+          <w:rFonts w:eastAsia="仿宋_GB2312"/>
+        </w:rPr>
+        <w:t xml:space="preserve">2.5.7.3 成果交付</w:t>
+      </w:r>
+    </w:p>
+    <w:p>
+      <w:pPr>
+        <w:spacing w:line="360" w:lineRule="auto"/>
+        <w:ind w:firstLine="480"/>
+      </w:pPr>
+      <w:r>
+        <w:rPr>
+          <w:sz w:val="24"/>
+          <w:szCs w:val="24"/>
+          <w:rFonts w:eastAsia="仿宋_GB2312"/>
+        </w:rPr>
+        <w:t xml:space="preserve">- 综合验证报告</w:t>
+      </w:r>
+    </w:p>
+    <w:p>
+      <w:pPr>
+        <w:spacing w:line="360" w:lineRule="auto"/>
+        <w:ind w:firstLine="480"/>
+      </w:pPr>
+      <w:r>
+        <w:rPr>
+          <w:sz w:val="24"/>
+          <w:szCs w:val="24"/>
+          <w:rFonts w:eastAsia="仿宋_GB2312"/>
+        </w:rPr>
+        <w:t xml:space="preserve">- 安全测试报告</w:t>
+      </w:r>
+    </w:p>
+    <w:p>
+      <w:pPr>
+        <w:spacing w:line="360" w:lineRule="auto"/>
+        <w:ind w:firstLine="480"/>
+      </w:pPr>
+      <w:r>
+        <w:rPr>
+          <w:sz w:val="24"/>
+          <w:szCs w:val="24"/>
+          <w:rFonts w:eastAsia="仿宋_GB2312"/>
+        </w:rPr>
+        <w:t xml:space="preserve">- 观察期运行报告</w:t>
+      </w:r>
+    </w:p>
+    <w:p>
+      <w:pPr>
+        <w:spacing w:line="360" w:lineRule="auto"/>
+        <w:ind w:firstLine="480"/>
+      </w:pPr>
+      <w:r>
+        <w:rPr>
+          <w:sz w:val="24"/>
+          <w:szCs w:val="24"/>
+          <w:rFonts w:eastAsia="仿宋_GB2312"/>
+        </w:rPr>
+        <w:t xml:space="preserve">- 性能影响评估报告</w:t>
+      </w:r>
+    </w:p>
+    <w:p>
       <w:r>
         <w:br w:type="page"/>
+      </w:r>
+    </w:p>
+    <w:p>
+      <w:r>
+        <w:rPr>
+          <w:sz w:val="24"/>
+          <w:szCs w:val="24"/>
+          <w:rFonts w:eastAsia="仿宋_GB2312"/>
+        </w:rPr>
+        <w:t xml:space="preserve">项目收尾与知识转移服务</w:t>
+      </w:r>
+    </w:p>
+    <w:p>
+      <w:r>
+        <w:rPr>
+          <w:sz w:val="24"/>
+          <w:szCs w:val="24"/>
+          <w:rFonts w:eastAsia="仿宋_GB2312"/>
+        </w:rPr>
+        <w:t xml:space="preserve">2.5.8.1 知识转移培训</w:t>
+      </w:r>
+    </w:p>
+    <w:p>
+      <w:r>
+        <w:rPr>
+          <w:sz w:val="24"/>
+          <w:szCs w:val="24"/>
+          <w:rFonts w:eastAsia="仿宋_GB2312"/>
+        </w:rPr>
+        <w:t xml:space="preserve">在项目收尾阶段，组织面向阿克苏供电公司运维人员的知识转移培训。培训内容包括：安全监测系统的日常运维操作方法、常见告警类型的分析判断方法、探针策略的基本调整方法、设备安全基线的检查方法、安全事件的初步处置流程等。培训采用理论讲解+实操演练的方式，确保运维人员能够真正掌握相关技能。</w:t>
+      </w:r>
+    </w:p>
+    <w:p>
+      <w:r>
+        <w:rPr>
+          <w:sz w:val="24"/>
+          <w:szCs w:val="24"/>
+          <w:rFonts w:eastAsia="仿宋_GB2312"/>
+        </w:rPr>
+        <w:t xml:space="preserve">2.5.8.2 运维手册编制</w:t>
+      </w:r>
+    </w:p>
+    <w:p>
+      <w:r>
+        <w:rPr>
+          <w:sz w:val="24"/>
+          <w:szCs w:val="24"/>
+          <w:rFonts w:eastAsia="仿宋_GB2312"/>
+        </w:rPr>
+        <w:t xml:space="preserve">编制详细的安全监测系统日常运维手册，内容包括：系统架构说明、设备接入管理操作指南、告警监控操作指南、常见问题处理指南、策略调整操作指南、应急处置操作指南等。运维手册作为项目交付成果之一，为运维人员提供持续参考。</w:t>
+      </w:r>
+    </w:p>
+    <w:p>
+      <w:r>
+        <w:rPr>
+          <w:sz w:val="24"/>
+          <w:szCs w:val="24"/>
+          <w:rFonts w:eastAsia="仿宋_GB2312"/>
+        </w:rPr>
+        <w:t xml:space="preserve">2.5.8.3 项目验收支持</w:t>
+      </w:r>
+    </w:p>
+    <w:p>
+      <w:r>
+        <w:rPr>
+          <w:sz w:val="24"/>
+          <w:szCs w:val="24"/>
+          <w:rFonts w:eastAsia="仿宋_GB2312"/>
+        </w:rPr>
+        <w:t xml:space="preserve">配合阿克苏供电公司完成项目验收工作，包括：整理和提交全套项目交付文档；配合验收专家的现场检查和演示要求；回答验收过程中提出的技术问题；对验收意见中的整改要求及时响应和落实。</w:t>
       </w:r>
     </w:p>
     <w:p>
@@ -16854,7 +21614,7 @@
           <w:b w:val="0"/>
           <w:sz w:val="24"/>
         </w:rPr>
-        <w:t>本项目计划总工期为8周，各阶段进度安排如下：</w:t>
+        <w:t>本项目计划总工期为2026年7月6日至2026年12月31日（约26周），各阶段进度安排如下：</w:t>
       </w:r>
     </w:p>
     <w:tbl>
@@ -17036,10 +21796,11 @@
             </w:pPr>
             <w:r>
               <w:rPr>
-                <w:rFonts w:ascii="宋体" w:hAnsi="宋体" w:eastAsia="宋体"/>
-                <w:sz w:val="22"/>
-              </w:rPr>
-              <w:t>第1-2周</w:t>
+                <w:sz w:val="20"/>
+              </w:rPr>
+              <w:t>2026.7.6-8.2</w:t>
+              <w:br/>
+              <w:t>（第1-4周）</w:t>
             </w:r>
           </w:p>
         </w:tc>
@@ -17053,24 +21814,11 @@
             </w:pPr>
             <w:r>
               <w:rPr>
-                <w:rFonts w:ascii="宋体" w:hAnsi="宋体" w:eastAsia="宋体"/>
-                <w:sz w:val="22"/>
+                <w:sz w:val="20"/>
               </w:rPr>
               <w:t>设备调研、漏洞扫描、</w:t>
-            </w:r>
-            <w:r>
-              <w:rPr>
-                <w:rFonts w:ascii="宋体" w:hAnsi="宋体" w:eastAsia="宋体"/>
-                <w:sz w:val="22"/>
-              </w:rPr>
-              <w:br w:type="textWrapping"/>
-            </w:r>
-            <w:r>
-              <w:rPr>
-                <w:rFonts w:ascii="宋体" w:hAnsi="宋体" w:eastAsia="宋体"/>
-                <w:sz w:val="22"/>
-              </w:rPr>
-              <w:t>现状评估、方案编制</w:t>
+              <w:br/>
+              <w:t>现状评估、方案编制和评审</w:t>
             </w:r>
           </w:p>
         </w:tc>
@@ -17150,10 +21898,11 @@
             </w:pPr>
             <w:r>
               <w:rPr>
-                <w:rFonts w:ascii="宋体" w:hAnsi="宋体" w:eastAsia="宋体"/>
-                <w:sz w:val="22"/>
-              </w:rPr>
-              <w:t>第3-4周</w:t>
+                <w:sz w:val="20"/>
+              </w:rPr>
+              <w:t>2026.8.3-9.27</w:t>
+              <w:br/>
+              <w:t>（第5-12周）</w:t>
             </w:r>
           </w:p>
         </w:tc>
@@ -17167,23 +21916,10 @@
             </w:pPr>
             <w:r>
               <w:rPr>
-                <w:rFonts w:ascii="宋体" w:hAnsi="宋体" w:eastAsia="宋体"/>
-                <w:sz w:val="22"/>
+                <w:sz w:val="20"/>
               </w:rPr>
               <w:t>漏洞修复、设备接入、</w:t>
-            </w:r>
-            <w:r>
-              <w:rPr>
-                <w:rFonts w:ascii="宋体" w:hAnsi="宋体" w:eastAsia="宋体"/>
-                <w:sz w:val="22"/>
-              </w:rPr>
-              <w:br w:type="textWrapping"/>
-            </w:r>
-            <w:r>
-              <w:rPr>
-                <w:rFonts w:ascii="宋体" w:hAnsi="宋体" w:eastAsia="宋体"/>
-                <w:sz w:val="22"/>
-              </w:rPr>
+              <w:br/>
               <w:t>端口封堵、安全加固</w:t>
             </w:r>
           </w:p>
@@ -17264,10 +22000,11 @@
             </w:pPr>
             <w:r>
               <w:rPr>
-                <w:rFonts w:ascii="宋体" w:hAnsi="宋体" w:eastAsia="宋体"/>
-                <w:sz w:val="22"/>
-              </w:rPr>
-              <w:t>第5-6周</w:t>
+                <w:sz w:val="20"/>
+              </w:rPr>
+              <w:t>2026.9.28-11.8</w:t>
+              <w:br/>
+              <w:t>（第13-18周）</w:t>
             </w:r>
           </w:p>
         </w:tc>
@@ -17281,24 +22018,11 @@
             </w:pPr>
             <w:r>
               <w:rPr>
-                <w:rFonts w:ascii="宋体" w:hAnsi="宋体" w:eastAsia="宋体"/>
-                <w:sz w:val="22"/>
+                <w:sz w:val="20"/>
               </w:rPr>
               <w:t>策略调优、二次辨识、</w:t>
-            </w:r>
-            <w:r>
-              <w:rPr>
-                <w:rFonts w:ascii="宋体" w:hAnsi="宋体" w:eastAsia="宋体"/>
-                <w:sz w:val="22"/>
-              </w:rPr>
-              <w:br w:type="textWrapping"/>
-            </w:r>
-            <w:r>
-              <w:rPr>
-                <w:rFonts w:ascii="宋体" w:hAnsi="宋体" w:eastAsia="宋体"/>
-                <w:sz w:val="22"/>
-              </w:rPr>
-              <w:t>代理策略整改</w:t>
+              <w:br/>
+              <w:t>代理策略整改、迭代优化</w:t>
             </w:r>
           </w:p>
         </w:tc>
@@ -17378,10 +22102,11 @@
             </w:pPr>
             <w:r>
               <w:rPr>
-                <w:rFonts w:ascii="宋体" w:hAnsi="宋体" w:eastAsia="宋体"/>
-                <w:sz w:val="22"/>
-              </w:rPr>
-              <w:t>第7-8周</w:t>
+                <w:sz w:val="20"/>
+              </w:rPr>
+              <w:t>2026.11.9-12.31</w:t>
+              <w:br/>
+              <w:t>（第19-26周）</w:t>
             </w:r>
           </w:p>
         </w:tc>
@@ -17395,23 +22120,10 @@
             </w:pPr>
             <w:r>
               <w:rPr>
-                <w:rFonts w:ascii="宋体" w:hAnsi="宋体" w:eastAsia="宋体"/>
-                <w:sz w:val="22"/>
+                <w:sz w:val="20"/>
               </w:rPr>
               <w:t>效果验证、观察期监测、</w:t>
-            </w:r>
-            <w:r>
-              <w:rPr>
-                <w:rFonts w:ascii="宋体" w:hAnsi="宋体" w:eastAsia="宋体"/>
-                <w:sz w:val="22"/>
-              </w:rPr>
-              <w:br w:type="textWrapping"/>
-            </w:r>
-            <w:r>
-              <w:rPr>
-                <w:rFonts w:ascii="宋体" w:hAnsi="宋体" w:eastAsia="宋体"/>
-                <w:sz w:val="22"/>
-              </w:rPr>
+              <w:br/>
               <w:t>文档编制、项目验收</w:t>
             </w:r>
           </w:p>
@@ -17500,7 +22212,7 @@
           <w:b/>
           <w:sz w:val="24"/>
         </w:rPr>
-        <w:t>.2.1 第一阶段详细计划（第1-2周）</w:t>
+        <w:t>.2.1 第一阶段详细计划（第1-4周，2026.7.6-8.2）</w:t>
       </w:r>
     </w:p>
     <w:tbl>
@@ -17705,8 +22417,7 @@
             </w:pPr>
             <w:r>
               <w:rPr>
-                <w:rFonts w:ascii="宋体" w:hAnsi="宋体" w:eastAsia="宋体"/>
-                <w:sz w:val="22"/>
+                <w:sz w:val="20"/>
               </w:rPr>
               <w:t>第1天</w:t>
             </w:r>
@@ -17808,10 +22519,9 @@
             </w:pPr>
             <w:r>
               <w:rPr>
-                <w:rFonts w:ascii="宋体" w:hAnsi="宋体" w:eastAsia="宋体"/>
-                <w:sz w:val="22"/>
-              </w:rPr>
-              <w:t>第1-3天</w:t>
+                <w:sz w:val="20"/>
+              </w:rPr>
+              <w:t>第1-5天</w:t>
             </w:r>
           </w:p>
         </w:tc>
@@ -17911,10 +22621,9 @@
             </w:pPr>
             <w:r>
               <w:rPr>
-                <w:rFonts w:ascii="宋体" w:hAnsi="宋体" w:eastAsia="宋体"/>
-                <w:sz w:val="22"/>
-              </w:rPr>
-              <w:t>第3-5天</w:t>
+                <w:sz w:val="20"/>
+              </w:rPr>
+              <w:t>第5-10天</w:t>
             </w:r>
           </w:p>
         </w:tc>
@@ -18014,10 +22723,9 @@
             </w:pPr>
             <w:r>
               <w:rPr>
-                <w:rFonts w:ascii="宋体" w:hAnsi="宋体" w:eastAsia="宋体"/>
-                <w:sz w:val="22"/>
-              </w:rPr>
-              <w:t>第4-6天</w:t>
+                <w:sz w:val="20"/>
+              </w:rPr>
+              <w:t>第8-12天</w:t>
             </w:r>
           </w:p>
         </w:tc>
@@ -18117,10 +22825,9 @@
             </w:pPr>
             <w:r>
               <w:rPr>
-                <w:rFonts w:ascii="宋体" w:hAnsi="宋体" w:eastAsia="宋体"/>
-                <w:sz w:val="22"/>
-              </w:rPr>
-              <w:t>第5-8天</w:t>
+                <w:sz w:val="20"/>
+              </w:rPr>
+              <w:t>第10-15天</w:t>
             </w:r>
           </w:p>
         </w:tc>
@@ -18220,10 +22927,9 @@
             </w:pPr>
             <w:r>
               <w:rPr>
-                <w:rFonts w:ascii="宋体" w:hAnsi="宋体" w:eastAsia="宋体"/>
-                <w:sz w:val="22"/>
-              </w:rPr>
-              <w:t>第6-9天</w:t>
+                <w:sz w:val="20"/>
+              </w:rPr>
+              <w:t>第12-18天</w:t>
             </w:r>
           </w:p>
         </w:tc>
@@ -18323,25 +23029,9 @@
             </w:pPr>
             <w:r>
               <w:rPr>
-                <w:rFonts w:ascii="宋体" w:hAnsi="宋体" w:eastAsia="宋体"/>
-                <w:sz w:val="22"/>
-              </w:rPr>
-              <w:t>第8-</w:t>
-            </w:r>
-            <w:r>
-              <w:rPr>
-                <w:rFonts w:hint="eastAsia"/>
-                <w:sz w:val="22"/>
-                <w:lang w:eastAsia="zh-CN"/>
-              </w:rPr>
-              <w:t>2.1.4</w:t>
-            </w:r>
-            <w:r>
-              <w:rPr>
-                <w:rFonts w:ascii="宋体" w:hAnsi="宋体" w:eastAsia="宋体"/>
-                <w:sz w:val="22"/>
-              </w:rPr>
-              <w:t>天</w:t>
+                <w:sz w:val="20"/>
+              </w:rPr>
+              <w:t>第16-22天</w:t>
             </w:r>
           </w:p>
         </w:tc>
@@ -18441,10 +23131,9 @@
             </w:pPr>
             <w:r>
               <w:rPr>
-                <w:rFonts w:ascii="宋体" w:hAnsi="宋体" w:eastAsia="宋体"/>
-                <w:sz w:val="22"/>
-              </w:rPr>
-              <w:t>第9-14天</w:t>
+                <w:sz w:val="20"/>
+              </w:rPr>
+              <w:t>第20-28天</w:t>
             </w:r>
           </w:p>
         </w:tc>
@@ -18505,7 +23194,7 @@
           <w:b/>
           <w:sz w:val="24"/>
         </w:rPr>
-        <w:t>.2.2 第二阶段详细计划（第3-4周）</w:t>
+        <w:t>.2.2 第二阶段详细计划（第5-12周，2026.8.3-9.27）</w:t>
       </w:r>
     </w:p>
     <w:tbl>
@@ -18710,10 +23399,9 @@
             </w:pPr>
             <w:r>
               <w:rPr>
-                <w:rFonts w:ascii="宋体" w:hAnsi="宋体" w:eastAsia="宋体"/>
-                <w:sz w:val="22"/>
-              </w:rPr>
-              <w:t>第15-19天</w:t>
+                <w:sz w:val="20"/>
+              </w:rPr>
+              <w:t>第29-38天</w:t>
             </w:r>
           </w:p>
         </w:tc>
@@ -18813,10 +23501,9 @@
             </w:pPr>
             <w:r>
               <w:rPr>
-                <w:rFonts w:ascii="宋体" w:hAnsi="宋体" w:eastAsia="宋体"/>
-                <w:sz w:val="22"/>
-              </w:rPr>
-              <w:t>第18-22天</w:t>
+                <w:sz w:val="20"/>
+              </w:rPr>
+              <w:t>第36-48天</w:t>
             </w:r>
           </w:p>
         </w:tc>
@@ -18916,10 +23603,9 @@
             </w:pPr>
             <w:r>
               <w:rPr>
-                <w:rFonts w:ascii="宋体" w:hAnsi="宋体" w:eastAsia="宋体"/>
-                <w:sz w:val="22"/>
-              </w:rPr>
-              <w:t>第15-21天</w:t>
+                <w:sz w:val="20"/>
+              </w:rPr>
+              <w:t>第29-45天</w:t>
             </w:r>
           </w:p>
         </w:tc>
@@ -19019,10 +23705,9 @@
             </w:pPr>
             <w:r>
               <w:rPr>
-                <w:rFonts w:ascii="宋体" w:hAnsi="宋体" w:eastAsia="宋体"/>
-                <w:sz w:val="22"/>
-              </w:rPr>
-              <w:t>第20-23天</w:t>
+                <w:sz w:val="20"/>
+              </w:rPr>
+              <w:t>第42-55天</w:t>
             </w:r>
           </w:p>
         </w:tc>
@@ -19122,10 +23807,9 @@
             </w:pPr>
             <w:r>
               <w:rPr>
-                <w:rFonts w:ascii="宋体" w:hAnsi="宋体" w:eastAsia="宋体"/>
-                <w:sz w:val="22"/>
-              </w:rPr>
-              <w:t>第22-28天</w:t>
+                <w:sz w:val="20"/>
+              </w:rPr>
+              <w:t>第50-70天</w:t>
             </w:r>
           </w:p>
         </w:tc>
@@ -19225,10 +23909,9 @@
             </w:pPr>
             <w:r>
               <w:rPr>
-                <w:rFonts w:ascii="宋体" w:hAnsi="宋体" w:eastAsia="宋体"/>
-                <w:sz w:val="22"/>
-              </w:rPr>
-              <w:t>第26-28天</w:t>
+                <w:sz w:val="20"/>
+              </w:rPr>
+              <w:t>第65-84天</w:t>
             </w:r>
           </w:p>
         </w:tc>
@@ -19289,7 +23972,7 @@
           <w:b/>
           <w:sz w:val="24"/>
         </w:rPr>
-        <w:t>.2.3 第三阶段详细计划（第5-6周）</w:t>
+        <w:t>.2.3 第三阶段详细计划（第13-18周，2026.9.28-11.8）</w:t>
       </w:r>
     </w:p>
     <w:tbl>
@@ -19494,10 +24177,9 @@
             </w:pPr>
             <w:r>
               <w:rPr>
-                <w:rFonts w:ascii="宋体" w:hAnsi="宋体" w:eastAsia="宋体"/>
-                <w:sz w:val="22"/>
-              </w:rPr>
-              <w:t>第29-33天</w:t>
+                <w:sz w:val="20"/>
+              </w:rPr>
+              <w:t>第85-92天</w:t>
             </w:r>
           </w:p>
         </w:tc>
@@ -19597,10 +24279,9 @@
             </w:pPr>
             <w:r>
               <w:rPr>
-                <w:rFonts w:ascii="宋体" w:hAnsi="宋体" w:eastAsia="宋体"/>
-                <w:sz w:val="22"/>
-              </w:rPr>
-              <w:t>第33-38天</w:t>
+                <w:sz w:val="20"/>
+              </w:rPr>
+              <w:t>第90-105天</w:t>
             </w:r>
           </w:p>
         </w:tc>
@@ -19700,10 +24381,9 @@
             </w:pPr>
             <w:r>
               <w:rPr>
-                <w:rFonts w:ascii="宋体" w:hAnsi="宋体" w:eastAsia="宋体"/>
-                <w:sz w:val="22"/>
-              </w:rPr>
-              <w:t>第29-33天</w:t>
+                <w:sz w:val="20"/>
+              </w:rPr>
+              <w:t>第85-95天</w:t>
             </w:r>
           </w:p>
         </w:tc>
@@ -19803,10 +24483,9 @@
             </w:pPr>
             <w:r>
               <w:rPr>
-                <w:rFonts w:ascii="宋体" w:hAnsi="宋体" w:eastAsia="宋体"/>
-                <w:sz w:val="22"/>
-              </w:rPr>
-              <w:t>第33-38天</w:t>
+                <w:sz w:val="20"/>
+              </w:rPr>
+              <w:t>第93-108天</w:t>
             </w:r>
           </w:p>
         </w:tc>
@@ -19906,10 +24585,9 @@
             </w:pPr>
             <w:r>
               <w:rPr>
-                <w:rFonts w:ascii="宋体" w:hAnsi="宋体" w:eastAsia="宋体"/>
-                <w:sz w:val="22"/>
-              </w:rPr>
-              <w:t>第35-40天</w:t>
+                <w:sz w:val="20"/>
+              </w:rPr>
+              <w:t>第100-118天</w:t>
             </w:r>
           </w:p>
         </w:tc>
@@ -20009,10 +24687,9 @@
             </w:pPr>
             <w:r>
               <w:rPr>
-                <w:rFonts w:ascii="宋体" w:hAnsi="宋体" w:eastAsia="宋体"/>
-                <w:sz w:val="22"/>
-              </w:rPr>
-              <w:t>第38-42天</w:t>
+                <w:sz w:val="20"/>
+              </w:rPr>
+              <w:t>第110-126天</w:t>
             </w:r>
           </w:p>
         </w:tc>
@@ -20073,7 +24750,7 @@
           <w:b/>
           <w:sz w:val="24"/>
         </w:rPr>
-        <w:t>.2.4 第四阶段详细计划（第7-8周）</w:t>
+        <w:t>.2.4 第四阶段详细计划（第19-26周，2026.11.9-12.31）</w:t>
       </w:r>
     </w:p>
     <w:tbl>
@@ -20278,10 +24955,9 @@
             </w:pPr>
             <w:r>
               <w:rPr>
-                <w:rFonts w:ascii="宋体" w:hAnsi="宋体" w:eastAsia="宋体"/>
-                <w:sz w:val="22"/>
-              </w:rPr>
-              <w:t>第43-45天</w:t>
+                <w:sz w:val="20"/>
+              </w:rPr>
+              <w:t>第127-135天</w:t>
             </w:r>
           </w:p>
         </w:tc>
@@ -20381,10 +25057,9 @@
             </w:pPr>
             <w:r>
               <w:rPr>
-                <w:rFonts w:ascii="宋体" w:hAnsi="宋体" w:eastAsia="宋体"/>
-                <w:sz w:val="22"/>
-              </w:rPr>
-              <w:t>第43-49天</w:t>
+                <w:sz w:val="20"/>
+              </w:rPr>
+              <w:t>第127-148天</w:t>
             </w:r>
           </w:p>
         </w:tc>
@@ -20484,10 +25159,9 @@
             </w:pPr>
             <w:r>
               <w:rPr>
-                <w:rFonts w:ascii="宋体" w:hAnsi="宋体" w:eastAsia="宋体"/>
-                <w:sz w:val="22"/>
-              </w:rPr>
-              <w:t>第47-52天</w:t>
+                <w:sz w:val="20"/>
+              </w:rPr>
+              <w:t>第140-160天</w:t>
             </w:r>
           </w:p>
         </w:tc>
@@ -20587,10 +25261,9 @@
             </w:pPr>
             <w:r>
               <w:rPr>
-                <w:rFonts w:ascii="宋体" w:hAnsi="宋体" w:eastAsia="宋体"/>
-                <w:sz w:val="22"/>
-              </w:rPr>
-              <w:t>第50-54天</w:t>
+                <w:sz w:val="20"/>
+              </w:rPr>
+              <w:t>第155-172天</w:t>
             </w:r>
           </w:p>
         </w:tc>
@@ -20690,10 +25363,9 @@
             </w:pPr>
             <w:r>
               <w:rPr>
-                <w:rFonts w:ascii="宋体" w:hAnsi="宋体" w:eastAsia="宋体"/>
-                <w:sz w:val="22"/>
-              </w:rPr>
-              <w:t>第54-56天</w:t>
+                <w:sz w:val="20"/>
+              </w:rPr>
+              <w:t>第170-180天</w:t>
             </w:r>
           </w:p>
         </w:tc>
@@ -20846,6 +25518,174 @@
           <w:sz w:val="24"/>
         </w:rPr>
         <w:t>（5）验收评审会：项目完成后组织验收评审会，提交成果文档，接受验收评审。</w:t>
+      </w:r>
+    </w:p>
+    <w:p>
+      <w:pPr>
+        <w:spacing w:line="360" w:lineRule="auto"/>
+        <w:ind w:firstLine="480"/>
+      </w:pPr>
+      <w:r>
+        <w:rPr>
+          <w:sz w:val="24"/>
+          <w:szCs w:val="24"/>
+          <w:rFonts w:eastAsia="仿宋_GB2312"/>
+        </w:rPr>
+        <w:t xml:space="preserve">项目质量管控计划</w:t>
+      </w:r>
+    </w:p>
+    <w:p>
+      <w:pPr>
+        <w:spacing w:line="360" w:lineRule="auto"/>
+        <w:ind w:firstLine="480"/>
+      </w:pPr>
+      <w:r>
+        <w:rPr>
+          <w:sz w:val="24"/>
+          <w:szCs w:val="24"/>
+          <w:rFonts w:eastAsia="仿宋_GB2312"/>
+        </w:rPr>
+        <w:t xml:space="preserve">本项目建立三级质量管控体系，确保各项工作质量：</w:t>
+      </w:r>
+    </w:p>
+    <w:p>
+      <w:pPr>
+        <w:spacing w:line="360" w:lineRule="auto"/>
+        <w:ind w:firstLine="480"/>
+      </w:pPr>
+      <w:r>
+        <w:rPr>
+          <w:sz w:val="24"/>
+          <w:szCs w:val="24"/>
+          <w:rFonts w:eastAsia="仿宋_GB2312"/>
+        </w:rPr>
+        <w:t xml:space="preserve">（1）操作级质量控制：每项操作执行前进行方案复核，执行中实行双人复核制度，执行后进行即时效果验证。确保每一步操作都准确无误。</w:t>
+      </w:r>
+    </w:p>
+    <w:p>
+      <w:pPr>
+        <w:spacing w:line="360" w:lineRule="auto"/>
+        <w:ind w:firstLine="480"/>
+      </w:pPr>
+      <w:r>
+        <w:rPr>
+          <w:sz w:val="24"/>
+          <w:szCs w:val="24"/>
+          <w:rFonts w:eastAsia="仿宋_GB2312"/>
+        </w:rPr>
+        <w:t xml:space="preserve">（2）模块级质量控制：每完成一个工作模块（如设备接入、漏洞修复等），进行模块级的质量评审，核查该模块工作的完整性和有效性，确认达到预定目标。</w:t>
+      </w:r>
+    </w:p>
+    <w:p>
+      <w:pPr>
+        <w:spacing w:line="360" w:lineRule="auto"/>
+        <w:ind w:firstLine="480"/>
+      </w:pPr>
+      <w:r>
+        <w:rPr>
+          <w:sz w:val="24"/>
+          <w:szCs w:val="24"/>
+          <w:rFonts w:eastAsia="仿宋_GB2312"/>
+        </w:rPr>
+        <w:t xml:space="preserve">（3）项目级质量控制：全部工作完成后进行项目级的综合质量评审，全面核查各项目标指标的达成情况，编制项目质量报告。</w:t>
+      </w:r>
+    </w:p>
+    <w:p>
+      <w:pPr>
+        <w:spacing w:line="360" w:lineRule="auto"/>
+        <w:ind w:firstLine="480"/>
+      </w:pPr>
+      <w:r>
+        <w:rPr>
+          <w:sz w:val="24"/>
+          <w:szCs w:val="24"/>
+          <w:rFonts w:eastAsia="仿宋_GB2312"/>
+        </w:rPr>
+        <w:t xml:space="preserve">人员安全管理计划</w:t>
+      </w:r>
+    </w:p>
+    <w:p>
+      <w:pPr>
+        <w:spacing w:line="360" w:lineRule="auto"/>
+        <w:ind w:firstLine="480"/>
+      </w:pPr>
+      <w:r>
+        <w:rPr>
+          <w:sz w:val="24"/>
+          <w:szCs w:val="24"/>
+          <w:rFonts w:eastAsia="仿宋_GB2312"/>
+        </w:rPr>
+        <w:t xml:space="preserve">项目实施期间的人员安全管理措施包括：</w:t>
+      </w:r>
+    </w:p>
+    <w:p>
+      <w:pPr>
+        <w:spacing w:line="360" w:lineRule="auto"/>
+        <w:ind w:firstLine="480"/>
+      </w:pPr>
+      <w:r>
+        <w:rPr>
+          <w:sz w:val="24"/>
+          <w:szCs w:val="24"/>
+          <w:rFonts w:eastAsia="仿宋_GB2312"/>
+        </w:rPr>
+        <w:t xml:space="preserve">（1）所有进站人员必须经过变电站安全培训并取得进站作业资格。</w:t>
+      </w:r>
+    </w:p>
+    <w:p>
+      <w:pPr>
+        <w:spacing w:line="360" w:lineRule="auto"/>
+        <w:ind w:firstLine="480"/>
+      </w:pPr>
+      <w:r>
+        <w:rPr>
+          <w:sz w:val="24"/>
+          <w:szCs w:val="24"/>
+          <w:rFonts w:eastAsia="仿宋_GB2312"/>
+        </w:rPr>
+        <w:t xml:space="preserve">（2）现场作业严格遵守变电站安全规程，佩戴必要的安全防护用品。</w:t>
+      </w:r>
+    </w:p>
+    <w:p>
+      <w:pPr>
+        <w:spacing w:line="360" w:lineRule="auto"/>
+        <w:ind w:firstLine="480"/>
+      </w:pPr>
+      <w:r>
+        <w:rPr>
+          <w:sz w:val="24"/>
+          <w:szCs w:val="24"/>
+          <w:rFonts w:eastAsia="仿宋_GB2312"/>
+        </w:rPr>
+        <w:t xml:space="preserve">（3）涉及设备操作的工作必须在站端运维人员监护下进行。</w:t>
+      </w:r>
+    </w:p>
+    <w:p>
+      <w:pPr>
+        <w:spacing w:line="360" w:lineRule="auto"/>
+        <w:ind w:firstLine="480"/>
+      </w:pPr>
+      <w:r>
+        <w:rPr>
+          <w:sz w:val="24"/>
+          <w:szCs w:val="24"/>
+          <w:rFonts w:eastAsia="仿宋_GB2312"/>
+        </w:rPr>
+        <w:t xml:space="preserve">（4）项目团队人员签订保密协议，不得将在工作中获取的设备配置信息、网络架构信息等敏感信息向外泄露。</w:t>
+      </w:r>
+    </w:p>
+    <w:p>
+      <w:pPr>
+        <w:spacing w:line="360" w:lineRule="auto"/>
+        <w:ind w:firstLine="480"/>
+      </w:pPr>
+      <w:r>
+        <w:rPr>
+          <w:sz w:val="24"/>
+          <w:szCs w:val="24"/>
+          <w:rFonts w:eastAsia="仿宋_GB2312"/>
+        </w:rPr>
+        <w:t xml:space="preserve">（5）使用的便携设备和存储介质经过严格的安全检测，进站前查杀病毒，出站时清除敏感数据。</w:t>
       </w:r>
     </w:p>
     <w:p>
@@ -21685,10 +26525,9 @@
             </w:pPr>
             <w:r>
               <w:rPr>
-                <w:rFonts w:ascii="宋体" w:hAnsi="宋体" w:eastAsia="宋体"/>
-                <w:sz w:val="22"/>
-              </w:rPr>
-              <w:t>第2周末</w:t>
+                <w:sz w:val="20"/>
+              </w:rPr>
+              <w:t>第4周末</w:t>
             </w:r>
           </w:p>
         </w:tc>
@@ -21771,10 +26610,9 @@
             </w:pPr>
             <w:r>
               <w:rPr>
-                <w:rFonts w:ascii="宋体" w:hAnsi="宋体" w:eastAsia="宋体"/>
-                <w:sz w:val="22"/>
-              </w:rPr>
-              <w:t>第2周末</w:t>
+                <w:sz w:val="20"/>
+              </w:rPr>
+              <w:t>第4周末</w:t>
             </w:r>
           </w:p>
         </w:tc>
@@ -21857,10 +26695,9 @@
             </w:pPr>
             <w:r>
               <w:rPr>
-                <w:rFonts w:ascii="宋体" w:hAnsi="宋体" w:eastAsia="宋体"/>
-                <w:sz w:val="22"/>
-              </w:rPr>
-              <w:t>第4周末</w:t>
+                <w:sz w:val="20"/>
+              </w:rPr>
+              <w:t>第12周末</w:t>
             </w:r>
           </w:p>
         </w:tc>
@@ -21943,10 +26780,9 @@
             </w:pPr>
             <w:r>
               <w:rPr>
-                <w:rFonts w:ascii="宋体" w:hAnsi="宋体" w:eastAsia="宋体"/>
-                <w:sz w:val="22"/>
-              </w:rPr>
-              <w:t>第4周末</w:t>
+                <w:sz w:val="20"/>
+              </w:rPr>
+              <w:t>第12周末</w:t>
             </w:r>
           </w:p>
         </w:tc>
@@ -22029,10 +26865,9 @@
             </w:pPr>
             <w:r>
               <w:rPr>
-                <w:rFonts w:ascii="宋体" w:hAnsi="宋体" w:eastAsia="宋体"/>
-                <w:sz w:val="22"/>
-              </w:rPr>
-              <w:t>第4周末</w:t>
+                <w:sz w:val="20"/>
+              </w:rPr>
+              <w:t>第12周末</w:t>
             </w:r>
           </w:p>
         </w:tc>
@@ -22115,10 +26950,9 @@
             </w:pPr>
             <w:r>
               <w:rPr>
-                <w:rFonts w:ascii="宋体" w:hAnsi="宋体" w:eastAsia="宋体"/>
-                <w:sz w:val="22"/>
-              </w:rPr>
-              <w:t>第4周末</w:t>
+                <w:sz w:val="20"/>
+              </w:rPr>
+              <w:t>第12周末</w:t>
             </w:r>
           </w:p>
         </w:tc>
@@ -22201,10 +27035,9 @@
             </w:pPr>
             <w:r>
               <w:rPr>
-                <w:rFonts w:ascii="宋体" w:hAnsi="宋体" w:eastAsia="宋体"/>
-                <w:sz w:val="22"/>
-              </w:rPr>
-              <w:t>第6周末</w:t>
+                <w:sz w:val="20"/>
+              </w:rPr>
+              <w:t>第18周末</w:t>
             </w:r>
           </w:p>
         </w:tc>
@@ -22287,10 +27120,9 @@
             </w:pPr>
             <w:r>
               <w:rPr>
-                <w:rFonts w:ascii="宋体" w:hAnsi="宋体" w:eastAsia="宋体"/>
-                <w:sz w:val="22"/>
-              </w:rPr>
-              <w:t>第6周末</w:t>
+                <w:sz w:val="20"/>
+              </w:rPr>
+              <w:t>第18周末</w:t>
             </w:r>
           </w:p>
         </w:tc>
@@ -22373,10 +27205,9 @@
             </w:pPr>
             <w:r>
               <w:rPr>
-                <w:rFonts w:ascii="宋体" w:hAnsi="宋体" w:eastAsia="宋体"/>
-                <w:sz w:val="22"/>
-              </w:rPr>
-              <w:t>第8周末</w:t>
+                <w:sz w:val="20"/>
+              </w:rPr>
+              <w:t>第26周末</w:t>
             </w:r>
           </w:p>
         </w:tc>
@@ -22466,10 +27297,9 @@
             </w:pPr>
             <w:r>
               <w:rPr>
-                <w:rFonts w:ascii="宋体" w:hAnsi="宋体" w:eastAsia="宋体"/>
-                <w:sz w:val="22"/>
-              </w:rPr>
-              <w:t>第8周末</w:t>
+                <w:sz w:val="20"/>
+              </w:rPr>
+              <w:t>第26周末</w:t>
             </w:r>
           </w:p>
         </w:tc>
